--- a/interviewPrep/Senior React Dev interview prep.docx
+++ b/interviewPrep/Senior React Dev interview prep.docx
@@ -3,66 +3,71 @@
 <w:document xmlns:wpc="http://schemas.microsoft.com/office/word/2010/wordprocessingCanvas" xmlns:cx="http://schemas.microsoft.com/office/drawing/2014/chartex" xmlns:cx1="http://schemas.microsoft.com/office/drawing/2015/9/8/chartex" xmlns:cx2="http://schemas.microsoft.com/office/drawing/2015/10/21/chartex" xmlns:cx3="http://schemas.microsoft.com/office/drawing/2016/5/9/chartex" xmlns:cx4="http://schemas.microsoft.com/office/drawing/2016/5/10/chartex" xmlns:cx5="http://schemas.microsoft.com/office/drawing/2016/5/11/chartex" xmlns:cx6="http://schemas.microsoft.com/office/drawing/2016/5/12/chartex" xmlns:cx7="http://schemas.microsoft.com/office/drawing/2016/5/13/chartex" xmlns:cx8="http://schemas.microsoft.com/office/drawing/2016/5/14/chartex" xmlns:mc="http://schemas.openxmlformats.org/markup-compatibility/2006" xmlns:aink="http://schemas.microsoft.com/office/drawing/2016/ink" xmlns:am3d="http://schemas.microsoft.com/office/drawing/2017/model3d" xmlns:o="urn:schemas-microsoft-com:office:office" xmlns:oel="http://schemas.microsoft.com/office/2019/extlst" xmlns:r="http://schemas.openxmlformats.org/officeDocument/2006/relationships" xmlns:m="http://schemas.openxmlformats.org/officeDocument/2006/math" xmlns:v="urn:schemas-microsoft-com:vml" xmlns:wp14="http://schemas.microsoft.com/office/word/2010/wordprocessingDrawing" xmlns:wp="http://schemas.openxmlformats.org/drawingml/2006/wordprocessingDrawing" xmlns:w10="urn:schemas-microsoft-com:office:word" xmlns:w="http://schemas.openxmlformats.org/wordprocessingml/2006/main" xmlns:w14="http://schemas.microsoft.com/office/word/2010/wordml" xmlns:w15="http://schemas.microsoft.com/office/word/2012/wordml" xmlns:w16cex="http://schemas.microsoft.com/office/word/2018/wordml/cex" xmlns:w16cid="http://schemas.microsoft.com/office/word/2016/wordml/cid" xmlns:w16="http://schemas.microsoft.com/office/word/2018/wordml" xmlns:w16du="http://schemas.microsoft.com/office/word/2023/wordml/word16du" xmlns:w16sdtdh="http://schemas.microsoft.com/office/word/2020/wordml/sdtdatahash" xmlns:w16sdtfl="http://schemas.microsoft.com/office/word/2024/wordml/sdtformatlock" xmlns:w16se="http://schemas.microsoft.com/office/word/2015/wordml/symex" xmlns:wpg="http://schemas.microsoft.com/office/word/2010/wordprocessingGroup" xmlns:wpi="http://schemas.microsoft.com/office/word/2010/wordprocessingInk" xmlns:wne="http://schemas.microsoft.com/office/word/2006/wordml" xmlns:wps="http://schemas.microsoft.com/office/word/2010/wordprocessingShape" mc:Ignorable="w14 w15 w16se w16cid w16 w16cex w16sdtdh w16sdtfl w16du wp14">
   <w:body>
     <w:p>
-      <w:r>
-        <w:t xml:space="preserve">Prompt: </w:t>
-      </w:r>
-      <w:r>
-        <w:t xml:space="preserve">I am a react developer having more than 4 years of experience in the field I'll give you some questions </w:t>
-      </w:r>
-      <w:proofErr w:type="gramStart"/>
-      <w:r>
-        <w:t>in</w:t>
-      </w:r>
-      <w:proofErr w:type="gramEnd"/>
-      <w:r>
+      <w:pPr>
+        <w:rPr>
+          <w:rFonts w:ascii="Arial" w:hAnsi="Arial" w:cs="Arial"/>
+        </w:rPr>
+      </w:pPr>
+      <w:r>
+        <w:rPr>
+          <w:rFonts w:ascii="Arial" w:hAnsi="Arial" w:cs="Arial"/>
+        </w:rPr>
+        <w:t xml:space="preserve">Prompt: I am a react developer having more than 4 years of experience in the field I'll give you some questions </w:t>
+      </w:r>
+      <w:r>
+        <w:rPr>
+          <w:rFonts w:ascii="Arial" w:hAnsi="Arial" w:cs="Arial"/>
+        </w:rPr>
+        <w:t>about</w:t>
+      </w:r>
+      <w:r>
+        <w:rPr>
+          <w:rFonts w:ascii="Arial" w:hAnsi="Arial" w:cs="Arial"/>
+        </w:rPr>
         <w:t xml:space="preserve"> the following prompts that were asked for a senior position role at a company. Now while answering I would also like you to give why </w:t>
       </w:r>
-      <w:proofErr w:type="gramStart"/>
-      <w:r>
-        <w:t>is this</w:t>
-      </w:r>
-      <w:proofErr w:type="gramEnd"/>
-      <w:r>
-        <w:t xml:space="preserve"> important what's necessary to tell what's </w:t>
-      </w:r>
-      <w:proofErr w:type="gramStart"/>
-      <w:r>
-        <w:t>a good</w:t>
-      </w:r>
-      <w:proofErr w:type="gramEnd"/>
-      <w:r>
-        <w:t xml:space="preserve"> to </w:t>
-      </w:r>
-      <w:proofErr w:type="gramStart"/>
-      <w:r>
-        <w:t>tell thing in</w:t>
-      </w:r>
-      <w:proofErr w:type="gramEnd"/>
-      <w:r>
-        <w:t xml:space="preserve"> here and what can I additionally tell to make someone think that I know what </w:t>
-      </w:r>
-      <w:proofErr w:type="spellStart"/>
-      <w:proofErr w:type="gramStart"/>
-      <w:r>
-        <w:t>i'm</w:t>
-      </w:r>
-      <w:proofErr w:type="spellEnd"/>
-      <w:proofErr w:type="gramEnd"/>
-      <w:r>
-        <w:t xml:space="preserve"> talking about and tell things in </w:t>
-      </w:r>
-      <w:proofErr w:type="gramStart"/>
-      <w:r>
-        <w:t>easy to understand</w:t>
-      </w:r>
-      <w:proofErr w:type="gramEnd"/>
-      <w:r>
-        <w:t xml:space="preserve"> manner.</w:t>
-      </w:r>
-    </w:p>
-    <w:p/>
-    <w:p>
-      <w:r>
+      <w:r>
+        <w:rPr>
+          <w:rFonts w:ascii="Arial" w:hAnsi="Arial" w:cs="Arial"/>
+        </w:rPr>
+        <w:t>this is</w:t>
+      </w:r>
+      <w:r>
+        <w:rPr>
+          <w:rFonts w:ascii="Arial" w:hAnsi="Arial" w:cs="Arial"/>
+        </w:rPr>
+        <w:t xml:space="preserve"> important what's necessary to tell what's a good to tell thing in here and what can I additionally tell to make someone think that I know what </w:t>
+      </w:r>
+      <w:r>
+        <w:rPr>
+          <w:rFonts w:ascii="Arial" w:hAnsi="Arial" w:cs="Arial"/>
+        </w:rPr>
+        <w:t>I’m</w:t>
+      </w:r>
+      <w:r>
+        <w:rPr>
+          <w:rFonts w:ascii="Arial" w:hAnsi="Arial" w:cs="Arial"/>
+        </w:rPr>
+        <w:t xml:space="preserve"> talking about and tell things in easy to understand manner.</w:t>
+      </w:r>
+    </w:p>
+    <w:p>
+      <w:pPr>
+        <w:rPr>
+          <w:rFonts w:ascii="Arial" w:hAnsi="Arial" w:cs="Arial"/>
+        </w:rPr>
+      </w:pPr>
+    </w:p>
+    <w:p>
+      <w:pPr>
+        <w:rPr>
+          <w:rFonts w:ascii="Arial" w:hAnsi="Arial" w:cs="Arial"/>
+        </w:rPr>
+      </w:pPr>
+      <w:r>
+        <w:rPr>
+          <w:rFonts w:ascii="Arial" w:hAnsi="Arial" w:cs="Arial"/>
+        </w:rPr>
         <w:t>Q1. Discuss Micro-Frontend</w:t>
       </w:r>
     </w:p>
@@ -73,61 +78,50 @@
           <w:ilvl w:val="0"/>
           <w:numId w:val="1"/>
         </w:numPr>
-      </w:pPr>
-      <w:r>
-        <w:t xml:space="preserve">Micro-frontends is an architectural approach where a front-end app is broken down into smaller, independently deployable pieces — </w:t>
-      </w:r>
-      <w:proofErr w:type="gramStart"/>
-      <w:r>
-        <w:t>similar to</w:t>
-      </w:r>
-      <w:proofErr w:type="gramEnd"/>
-      <w:r>
-        <w:t xml:space="preserve"> microservices but for UI. Each piece can be built and maintained by different teams, possibly using different tech stacks. In my case, I’ve worked with </w:t>
-      </w:r>
-      <w:proofErr w:type="spellStart"/>
-      <w:r>
-        <w:t>Next.js’s</w:t>
-      </w:r>
-      <w:proofErr w:type="spellEnd"/>
-      <w:r>
-        <w:t xml:space="preserve"> </w:t>
-      </w:r>
-      <w:proofErr w:type="gramStart"/>
-      <w:r>
-        <w:t>Multi-Zone</w:t>
-      </w:r>
-      <w:proofErr w:type="gramEnd"/>
-      <w:r>
-        <w:t xml:space="preserve"> feature, which enables splitting a large app into smaller apps served from different Next.js projects, each with their own routing and deployment pipeline. The advantage is that each team can own its zone, and deployments can be isolated, reducing coordination overhead.</w:t>
+        <w:rPr>
+          <w:rFonts w:ascii="Arial" w:hAnsi="Arial" w:cs="Arial"/>
+        </w:rPr>
+      </w:pPr>
+      <w:r>
+        <w:rPr>
+          <w:rFonts w:ascii="Arial" w:hAnsi="Arial" w:cs="Arial"/>
+        </w:rPr>
+        <w:t>Micro-frontends is an architectural approach where a front-end app is broken down into smaller, independently deployable pieces — similar to microservices but for UI. Each piece can be built and maintained by different teams, possibly using different tech stacks. In my case, I’ve worked with Next.js’s Multi-Zone feature, which enables splitting a large app into smaller apps served from different Next.js projects, each with their own routing and deployment pipeline. The advantage is that each team can own its zone, and deployments can be isolated, reducing coordination overhead.</w:t>
       </w:r>
     </w:p>
     <w:p>
       <w:pPr>
         <w:ind w:left="720"/>
-      </w:pPr>
-      <w:r>
-        <w:t xml:space="preserve">Think of it like breaking up a monolithic UI into Lego blocks — each team gets their own Lego set. With Next.js Multi-Zone, each zone is a fully independent app with its own routing and deploy pipeline. When stitched together via a reverse proxy like Nginx or </w:t>
-      </w:r>
-      <w:proofErr w:type="spellStart"/>
-      <w:r>
-        <w:t>Vercel’s</w:t>
-      </w:r>
-      <w:proofErr w:type="spellEnd"/>
-      <w:r>
-        <w:t xml:space="preserve"> routing layer, users get the experience of one unified app, but internally it’s all modular.</w:t>
-      </w:r>
-    </w:p>
-    <w:p>
-      <w:pPr>
-        <w:pStyle w:val="ListParagraph"/>
-      </w:pPr>
-    </w:p>
-    <w:p>
-      <w:pPr>
-        <w:pStyle w:val="ListParagraph"/>
-      </w:pPr>
-      <w:r>
+        <w:rPr>
+          <w:rFonts w:ascii="Arial" w:hAnsi="Arial" w:cs="Arial"/>
+        </w:rPr>
+      </w:pPr>
+      <w:r>
+        <w:rPr>
+          <w:rFonts w:ascii="Arial" w:hAnsi="Arial" w:cs="Arial"/>
+        </w:rPr>
+        <w:t>Think of it like breaking up a monolithic UI into Lego blocks — each team gets their own Lego set. With Next.js Multi-Zone, each zone is a fully independent app with its own routing and deploy pipeline. When stitched together via a reverse proxy like Nginx or Vercel’s routing layer, users get the experience of one unified app, but internally it’s all modular.</w:t>
+      </w:r>
+    </w:p>
+    <w:p>
+      <w:pPr>
+        <w:pStyle w:val="ListParagraph"/>
+        <w:rPr>
+          <w:rFonts w:ascii="Arial" w:hAnsi="Arial" w:cs="Arial"/>
+        </w:rPr>
+      </w:pPr>
+    </w:p>
+    <w:p>
+      <w:pPr>
+        <w:pStyle w:val="ListParagraph"/>
+        <w:rPr>
+          <w:rFonts w:ascii="Arial" w:hAnsi="Arial" w:cs="Arial"/>
+        </w:rPr>
+      </w:pPr>
+      <w:r>
+        <w:rPr>
+          <w:rFonts w:ascii="Arial" w:hAnsi="Arial" w:cs="Arial"/>
+        </w:rPr>
         <w:t>Make sure your answer includes:</w:t>
       </w:r>
     </w:p>
@@ -138,15 +132,22 @@
           <w:ilvl w:val="0"/>
           <w:numId w:val="2"/>
         </w:numPr>
-      </w:pPr>
-      <w:r>
-        <w:rPr>
+        <w:rPr>
+          <w:rFonts w:ascii="Arial" w:hAnsi="Arial" w:cs="Arial"/>
+        </w:rPr>
+      </w:pPr>
+      <w:r>
+        <w:rPr>
+          <w:rFonts w:ascii="Arial" w:hAnsi="Arial" w:cs="Arial"/>
           <w:b/>
           <w:bCs/>
         </w:rPr>
         <w:t>Definition</w:t>
       </w:r>
       <w:r>
+        <w:rPr>
+          <w:rFonts w:ascii="Arial" w:hAnsi="Arial" w:cs="Arial"/>
+        </w:rPr>
         <w:t>: It’s like microservices, but for the frontend.</w:t>
       </w:r>
     </w:p>
@@ -157,15 +158,22 @@
           <w:ilvl w:val="0"/>
           <w:numId w:val="2"/>
         </w:numPr>
-      </w:pPr>
-      <w:r>
-        <w:rPr>
+        <w:rPr>
+          <w:rFonts w:ascii="Arial" w:hAnsi="Arial" w:cs="Arial"/>
+        </w:rPr>
+      </w:pPr>
+      <w:r>
+        <w:rPr>
+          <w:rFonts w:ascii="Arial" w:hAnsi="Arial" w:cs="Arial"/>
           <w:b/>
           <w:bCs/>
         </w:rPr>
         <w:t>Goal</w:t>
       </w:r>
       <w:r>
+        <w:rPr>
+          <w:rFonts w:ascii="Arial" w:hAnsi="Arial" w:cs="Arial"/>
+        </w:rPr>
         <w:t>: Scalability, independent deployments, team autonomy.</w:t>
       </w:r>
     </w:p>
@@ -176,15 +184,22 @@
           <w:ilvl w:val="0"/>
           <w:numId w:val="2"/>
         </w:numPr>
-      </w:pPr>
-      <w:r>
-        <w:rPr>
+        <w:rPr>
+          <w:rFonts w:ascii="Arial" w:hAnsi="Arial" w:cs="Arial"/>
+        </w:rPr>
+      </w:pPr>
+      <w:r>
+        <w:rPr>
+          <w:rFonts w:ascii="Arial" w:hAnsi="Arial" w:cs="Arial"/>
           <w:b/>
           <w:bCs/>
         </w:rPr>
         <w:t>How It’s Done</w:t>
       </w:r>
       <w:r>
+        <w:rPr>
+          <w:rFonts w:ascii="Arial" w:hAnsi="Arial" w:cs="Arial"/>
+        </w:rPr>
         <w:t>:</w:t>
       </w:r>
     </w:p>
@@ -195,14 +210,15 @@
           <w:ilvl w:val="1"/>
           <w:numId w:val="2"/>
         </w:numPr>
-      </w:pPr>
-      <w:proofErr w:type="spellStart"/>
-      <w:r>
-        <w:t>iFrames</w:t>
-      </w:r>
-      <w:proofErr w:type="spellEnd"/>
-      <w:r>
-        <w:t xml:space="preserve"> (legacy approach)</w:t>
+        <w:rPr>
+          <w:rFonts w:ascii="Arial" w:hAnsi="Arial" w:cs="Arial"/>
+        </w:rPr>
+      </w:pPr>
+      <w:r>
+        <w:rPr>
+          <w:rFonts w:ascii="Arial" w:hAnsi="Arial" w:cs="Arial"/>
+        </w:rPr>
+        <w:t>iFrames (legacy approach)</w:t>
       </w:r>
     </w:p>
     <w:p>
@@ -212,8 +228,14 @@
           <w:ilvl w:val="1"/>
           <w:numId w:val="2"/>
         </w:numPr>
-      </w:pPr>
-      <w:r>
+        <w:rPr>
+          <w:rFonts w:ascii="Arial" w:hAnsi="Arial" w:cs="Arial"/>
+        </w:rPr>
+      </w:pPr>
+      <w:r>
+        <w:rPr>
+          <w:rFonts w:ascii="Arial" w:hAnsi="Arial" w:cs="Arial"/>
+        </w:rPr>
         <w:t>Module federation (Webpack 5)</w:t>
       </w:r>
     </w:p>
@@ -224,8 +246,14 @@
           <w:ilvl w:val="1"/>
           <w:numId w:val="2"/>
         </w:numPr>
-      </w:pPr>
-      <w:r>
+        <w:rPr>
+          <w:rFonts w:ascii="Arial" w:hAnsi="Arial" w:cs="Arial"/>
+        </w:rPr>
+      </w:pPr>
+      <w:r>
+        <w:rPr>
+          <w:rFonts w:ascii="Arial" w:hAnsi="Arial" w:cs="Arial"/>
+        </w:rPr>
         <w:t>Reverse proxy + route delegation (as in Multi-Zone with Next.js)</w:t>
       </w:r>
     </w:p>
@@ -236,32 +264,45 @@
           <w:ilvl w:val="0"/>
           <w:numId w:val="2"/>
         </w:numPr>
-      </w:pPr>
-      <w:r>
-        <w:rPr>
+        <w:rPr>
+          <w:rFonts w:ascii="Arial" w:hAnsi="Arial" w:cs="Arial"/>
+        </w:rPr>
+      </w:pPr>
+      <w:r>
+        <w:rPr>
+          <w:rFonts w:ascii="Arial" w:hAnsi="Arial" w:cs="Arial"/>
           <w:b/>
           <w:bCs/>
         </w:rPr>
         <w:t>Your Experience</w:t>
       </w:r>
       <w:r>
+        <w:rPr>
+          <w:rFonts w:ascii="Arial" w:hAnsi="Arial" w:cs="Arial"/>
+        </w:rPr>
         <w:t>: Even if limited, tie it back to what you’ve done</w:t>
       </w:r>
     </w:p>
     <w:p>
       <w:pPr>
         <w:pStyle w:val="ListParagraph"/>
-      </w:pPr>
-    </w:p>
-    <w:p>
-      <w:r>
-        <w:t xml:space="preserve">Q2. Define all hooks and custom </w:t>
-      </w:r>
-      <w:proofErr w:type="gramStart"/>
-      <w:r>
-        <w:t>hook</w:t>
-      </w:r>
-      <w:proofErr w:type="gramEnd"/>
+        <w:rPr>
+          <w:rFonts w:ascii="Arial" w:hAnsi="Arial" w:cs="Arial"/>
+        </w:rPr>
+      </w:pPr>
+    </w:p>
+    <w:p>
+      <w:pPr>
+        <w:rPr>
+          <w:rFonts w:ascii="Arial" w:hAnsi="Arial" w:cs="Arial"/>
+        </w:rPr>
+      </w:pPr>
+      <w:r>
+        <w:rPr>
+          <w:rFonts w:ascii="Arial" w:hAnsi="Arial" w:cs="Arial"/>
+        </w:rPr>
+        <w:t>Q2. Define all hooks and custom hook</w:t>
+      </w:r>
     </w:p>
     <w:p>
       <w:pPr>
@@ -270,66 +311,38 @@
           <w:ilvl w:val="0"/>
           <w:numId w:val="1"/>
         </w:numPr>
-      </w:pPr>
-      <w:r>
-        <w:t xml:space="preserve">Hooks are special functions in React that let you use state, lifecycle methods, and side effects in functional components. React provides several built-in hooks like </w:t>
-      </w:r>
-      <w:proofErr w:type="spellStart"/>
-      <w:r>
-        <w:t>useState</w:t>
-      </w:r>
-      <w:proofErr w:type="spellEnd"/>
-      <w:r>
-        <w:t xml:space="preserve">, </w:t>
-      </w:r>
-      <w:proofErr w:type="spellStart"/>
-      <w:r>
-        <w:t>useEffect</w:t>
-      </w:r>
-      <w:proofErr w:type="spellEnd"/>
-      <w:r>
-        <w:t xml:space="preserve">, </w:t>
-      </w:r>
-      <w:proofErr w:type="spellStart"/>
-      <w:r>
-        <w:t>useContext</w:t>
-      </w:r>
-      <w:proofErr w:type="spellEnd"/>
-      <w:r>
-        <w:t xml:space="preserve">, </w:t>
-      </w:r>
-      <w:proofErr w:type="spellStart"/>
-      <w:r>
-        <w:t>useReducer</w:t>
-      </w:r>
-      <w:proofErr w:type="spellEnd"/>
-      <w:r>
-        <w:t xml:space="preserve">, etc. Custom hooks are user-defined </w:t>
-      </w:r>
-      <w:r>
+        <w:rPr>
+          <w:rFonts w:ascii="Arial" w:hAnsi="Arial" w:cs="Arial"/>
+        </w:rPr>
+      </w:pPr>
+      <w:r>
+        <w:rPr>
+          <w:rFonts w:ascii="Arial" w:hAnsi="Arial" w:cs="Arial"/>
+        </w:rPr>
+        <w:t>Hooks are special functions in React that let you use state, lifecycle methods, and side effects in functional components. React provides several built-in hooks like useState, useEffect, useContext, useReducer, etc. Custom hooks are user-defined functions that start with the word use and allow us to extract and reuse logic across components.</w:t>
+      </w:r>
+    </w:p>
+    <w:p>
+      <w:pPr>
+        <w:pStyle w:val="ListParagraph"/>
+        <w:rPr>
+          <w:rFonts w:ascii="Arial" w:hAnsi="Arial" w:cs="Arial"/>
+        </w:rPr>
+      </w:pPr>
+      <w:r>
+        <w:rPr>
+          <w:rFonts w:ascii="Arial" w:hAnsi="Arial" w:cs="Arial"/>
+        </w:rPr>
         <w:lastRenderedPageBreak/>
-        <w:t>functions that start with the word use and allow us to extract and reuse logic across components.</w:t>
-      </w:r>
-    </w:p>
-    <w:p>
-      <w:pPr>
-        <w:pStyle w:val="ListParagraph"/>
-      </w:pPr>
-      <w:r>
-        <w:t xml:space="preserve">For example, if we have a component that fetches data and handles loading and error states, we can move that logic to a </w:t>
-      </w:r>
-      <w:proofErr w:type="spellStart"/>
-      <w:r>
-        <w:t>useFetch</w:t>
-      </w:r>
-      <w:proofErr w:type="spellEnd"/>
-      <w:r>
-        <w:t xml:space="preserve"> custom hook to reuse it elsewhere. Hooks help keep components clean and modular.</w:t>
-      </w:r>
-    </w:p>
-    <w:p>
-      <w:pPr>
-        <w:pStyle w:val="ListParagraph"/>
+        <w:t>For example, if we have a component that fetches data and handles loading and error states, we can move that logic to a useFetch custom hook to reuse it elsewhere. Hooks help keep components clean and modular.</w:t>
+      </w:r>
+    </w:p>
+    <w:p>
+      <w:pPr>
+        <w:pStyle w:val="ListParagraph"/>
+        <w:rPr>
+          <w:rFonts w:ascii="Arial" w:hAnsi="Arial" w:cs="Arial"/>
+        </w:rPr>
       </w:pPr>
     </w:p>
     <w:tbl>
@@ -345,8 +358,8 @@
         <w:tblLook w:val="04A0" w:firstRow="1" w:lastRow="0" w:firstColumn="1" w:lastColumn="0" w:noHBand="0" w:noVBand="1"/>
       </w:tblPr>
       <w:tblGrid>
-        <w:gridCol w:w="1712"/>
-        <w:gridCol w:w="5172"/>
+        <w:gridCol w:w="1743"/>
+        <w:gridCol w:w="5225"/>
       </w:tblGrid>
       <w:tr>
         <w:trPr>
@@ -361,25 +374,35 @@
           <w:p>
             <w:pPr>
               <w:pStyle w:val="ListParagraph"/>
-            </w:pPr>
-            <w:proofErr w:type="spellStart"/>
-            <w:r>
+              <w:rPr>
+                <w:rFonts w:ascii="Arial" w:hAnsi="Arial" w:cs="Arial"/>
+              </w:rPr>
+            </w:pPr>
+            <w:r>
+              <w:rPr>
+                <w:rFonts w:ascii="Arial" w:hAnsi="Arial" w:cs="Arial"/>
+              </w:rPr>
               <w:t>useState</w:t>
             </w:r>
-            <w:proofErr w:type="spellEnd"/>
-          </w:p>
-        </w:tc>
-        <w:tc>
-          <w:tcPr>
-            <w:tcW w:w="0" w:type="auto"/>
-            <w:vAlign w:val="center"/>
-            <w:hideMark/>
-          </w:tcPr>
-          <w:p>
-            <w:pPr>
-              <w:pStyle w:val="ListParagraph"/>
-            </w:pPr>
-            <w:r>
+          </w:p>
+        </w:tc>
+        <w:tc>
+          <w:tcPr>
+            <w:tcW w:w="0" w:type="auto"/>
+            <w:vAlign w:val="center"/>
+            <w:hideMark/>
+          </w:tcPr>
+          <w:p>
+            <w:pPr>
+              <w:pStyle w:val="ListParagraph"/>
+              <w:rPr>
+                <w:rFonts w:ascii="Arial" w:hAnsi="Arial" w:cs="Arial"/>
+              </w:rPr>
+            </w:pPr>
+            <w:r>
+              <w:rPr>
+                <w:rFonts w:ascii="Arial" w:hAnsi="Arial" w:cs="Arial"/>
+              </w:rPr>
               <w:t>Adds local state to functional components</w:t>
             </w:r>
           </w:p>
@@ -390,6 +413,7 @@
       <w:pPr>
         <w:pStyle w:val="ListParagraph"/>
         <w:rPr>
+          <w:rFonts w:ascii="Arial" w:hAnsi="Arial" w:cs="Arial"/>
           <w:vanish/>
         </w:rPr>
       </w:pPr>
@@ -407,8 +431,8 @@
         <w:tblLook w:val="04A0" w:firstRow="1" w:lastRow="0" w:firstColumn="1" w:lastColumn="0" w:noHBand="0" w:noVBand="1"/>
       </w:tblPr>
       <w:tblGrid>
-        <w:gridCol w:w="1779"/>
-        <w:gridCol w:w="5909"/>
+        <w:gridCol w:w="1792"/>
+        <w:gridCol w:w="6034"/>
       </w:tblGrid>
       <w:tr>
         <w:trPr>
@@ -423,31 +447,36 @@
           <w:p>
             <w:pPr>
               <w:pStyle w:val="ListParagraph"/>
-            </w:pPr>
-            <w:proofErr w:type="spellStart"/>
-            <w:r>
+              <w:rPr>
+                <w:rFonts w:ascii="Arial" w:hAnsi="Arial" w:cs="Arial"/>
+              </w:rPr>
+            </w:pPr>
+            <w:r>
+              <w:rPr>
+                <w:rFonts w:ascii="Arial" w:hAnsi="Arial" w:cs="Arial"/>
+              </w:rPr>
               <w:t>useEffect</w:t>
             </w:r>
-            <w:proofErr w:type="spellEnd"/>
-          </w:p>
-        </w:tc>
-        <w:tc>
-          <w:tcPr>
-            <w:tcW w:w="0" w:type="auto"/>
-            <w:vAlign w:val="center"/>
-            <w:hideMark/>
-          </w:tcPr>
-          <w:p>
-            <w:pPr>
-              <w:pStyle w:val="ListParagraph"/>
-            </w:pPr>
-            <w:proofErr w:type="gramStart"/>
-            <w:r>
-              <w:t>Runs</w:t>
-            </w:r>
-            <w:proofErr w:type="gramEnd"/>
-            <w:r>
-              <w:t xml:space="preserve"> side effects like data fetching, subscriptions</w:t>
+          </w:p>
+        </w:tc>
+        <w:tc>
+          <w:tcPr>
+            <w:tcW w:w="0" w:type="auto"/>
+            <w:vAlign w:val="center"/>
+            <w:hideMark/>
+          </w:tcPr>
+          <w:p>
+            <w:pPr>
+              <w:pStyle w:val="ListParagraph"/>
+              <w:rPr>
+                <w:rFonts w:ascii="Arial" w:hAnsi="Arial" w:cs="Arial"/>
+              </w:rPr>
+            </w:pPr>
+            <w:r>
+              <w:rPr>
+                <w:rFonts w:ascii="Arial" w:hAnsi="Arial" w:cs="Arial"/>
+              </w:rPr>
+              <w:t>Runs side effects like data fetching, subscriptions</w:t>
             </w:r>
           </w:p>
         </w:tc>
@@ -457,6 +486,7 @@
       <w:pPr>
         <w:pStyle w:val="ListParagraph"/>
         <w:rPr>
+          <w:rFonts w:ascii="Arial" w:hAnsi="Arial" w:cs="Arial"/>
           <w:vanish/>
         </w:rPr>
       </w:pPr>
@@ -474,8 +504,8 @@
         <w:tblLook w:val="04A0" w:firstRow="1" w:lastRow="0" w:firstColumn="1" w:lastColumn="0" w:noHBand="0" w:noVBand="1"/>
       </w:tblPr>
       <w:tblGrid>
-        <w:gridCol w:w="1986"/>
-        <w:gridCol w:w="7374"/>
+        <w:gridCol w:w="2010"/>
+        <w:gridCol w:w="7350"/>
       </w:tblGrid>
       <w:tr>
         <w:trPr>
@@ -490,25 +520,35 @@
           <w:p>
             <w:pPr>
               <w:pStyle w:val="ListParagraph"/>
-            </w:pPr>
-            <w:proofErr w:type="spellStart"/>
-            <w:r>
+              <w:rPr>
+                <w:rFonts w:ascii="Arial" w:hAnsi="Arial" w:cs="Arial"/>
+              </w:rPr>
+            </w:pPr>
+            <w:r>
+              <w:rPr>
+                <w:rFonts w:ascii="Arial" w:hAnsi="Arial" w:cs="Arial"/>
+              </w:rPr>
               <w:t>useContext</w:t>
             </w:r>
-            <w:proofErr w:type="spellEnd"/>
-          </w:p>
-        </w:tc>
-        <w:tc>
-          <w:tcPr>
-            <w:tcW w:w="0" w:type="auto"/>
-            <w:vAlign w:val="center"/>
-            <w:hideMark/>
-          </w:tcPr>
-          <w:p>
-            <w:pPr>
-              <w:pStyle w:val="ListParagraph"/>
-            </w:pPr>
-            <w:r>
+          </w:p>
+        </w:tc>
+        <w:tc>
+          <w:tcPr>
+            <w:tcW w:w="0" w:type="auto"/>
+            <w:vAlign w:val="center"/>
+            <w:hideMark/>
+          </w:tcPr>
+          <w:p>
+            <w:pPr>
+              <w:pStyle w:val="ListParagraph"/>
+              <w:rPr>
+                <w:rFonts w:ascii="Arial" w:hAnsi="Arial" w:cs="Arial"/>
+              </w:rPr>
+            </w:pPr>
+            <w:r>
+              <w:rPr>
+                <w:rFonts w:ascii="Arial" w:hAnsi="Arial" w:cs="Arial"/>
+              </w:rPr>
               <w:t>Accesses React context without nesting &lt;Consumer&gt; components</w:t>
             </w:r>
           </w:p>
@@ -519,6 +559,7 @@
       <w:pPr>
         <w:pStyle w:val="ListParagraph"/>
         <w:rPr>
+          <w:rFonts w:ascii="Arial" w:hAnsi="Arial" w:cs="Arial"/>
           <w:vanish/>
         </w:rPr>
       </w:pPr>
@@ -536,8 +577,8 @@
         <w:tblLook w:val="04A0" w:firstRow="1" w:lastRow="0" w:firstColumn="1" w:lastColumn="0" w:noHBand="0" w:noVBand="1"/>
       </w:tblPr>
       <w:tblGrid>
-        <w:gridCol w:w="1515"/>
-        <w:gridCol w:w="6451"/>
+        <w:gridCol w:w="1556"/>
+        <w:gridCol w:w="6718"/>
       </w:tblGrid>
       <w:tr>
         <w:trPr>
@@ -552,25 +593,35 @@
           <w:p>
             <w:pPr>
               <w:pStyle w:val="ListParagraph"/>
-            </w:pPr>
-            <w:proofErr w:type="spellStart"/>
-            <w:r>
+              <w:rPr>
+                <w:rFonts w:ascii="Arial" w:hAnsi="Arial" w:cs="Arial"/>
+              </w:rPr>
+            </w:pPr>
+            <w:r>
+              <w:rPr>
+                <w:rFonts w:ascii="Arial" w:hAnsi="Arial" w:cs="Arial"/>
+              </w:rPr>
               <w:t>useRef</w:t>
             </w:r>
-            <w:proofErr w:type="spellEnd"/>
-          </w:p>
-        </w:tc>
-        <w:tc>
-          <w:tcPr>
-            <w:tcW w:w="0" w:type="auto"/>
-            <w:vAlign w:val="center"/>
-            <w:hideMark/>
-          </w:tcPr>
-          <w:p>
-            <w:pPr>
-              <w:pStyle w:val="ListParagraph"/>
-            </w:pPr>
-            <w:r>
+          </w:p>
+        </w:tc>
+        <w:tc>
+          <w:tcPr>
+            <w:tcW w:w="0" w:type="auto"/>
+            <w:vAlign w:val="center"/>
+            <w:hideMark/>
+          </w:tcPr>
+          <w:p>
+            <w:pPr>
+              <w:pStyle w:val="ListParagraph"/>
+              <w:rPr>
+                <w:rFonts w:ascii="Arial" w:hAnsi="Arial" w:cs="Arial"/>
+              </w:rPr>
+            </w:pPr>
+            <w:r>
+              <w:rPr>
+                <w:rFonts w:ascii="Arial" w:hAnsi="Arial" w:cs="Arial"/>
+              </w:rPr>
               <w:t>Persists mutable values between renders (or DOM refs)</w:t>
             </w:r>
           </w:p>
@@ -581,6 +632,7 @@
       <w:pPr>
         <w:pStyle w:val="ListParagraph"/>
         <w:rPr>
+          <w:rFonts w:ascii="Arial" w:hAnsi="Arial" w:cs="Arial"/>
           <w:vanish/>
         </w:rPr>
       </w:pPr>
@@ -598,8 +650,8 @@
         <w:tblLook w:val="04A0" w:firstRow="1" w:lastRow="0" w:firstColumn="1" w:lastColumn="0" w:noHBand="0" w:noVBand="1"/>
       </w:tblPr>
       <w:tblGrid>
-        <w:gridCol w:w="1824"/>
-        <w:gridCol w:w="4424"/>
+        <w:gridCol w:w="1849"/>
+        <w:gridCol w:w="4531"/>
       </w:tblGrid>
       <w:tr>
         <w:trPr>
@@ -614,31 +666,36 @@
           <w:p>
             <w:pPr>
               <w:pStyle w:val="ListParagraph"/>
-            </w:pPr>
-            <w:proofErr w:type="spellStart"/>
-            <w:r>
+              <w:rPr>
+                <w:rFonts w:ascii="Arial" w:hAnsi="Arial" w:cs="Arial"/>
+              </w:rPr>
+            </w:pPr>
+            <w:r>
+              <w:rPr>
+                <w:rFonts w:ascii="Arial" w:hAnsi="Arial" w:cs="Arial"/>
+              </w:rPr>
               <w:t>useMemo</w:t>
             </w:r>
-            <w:proofErr w:type="spellEnd"/>
-          </w:p>
-        </w:tc>
-        <w:tc>
-          <w:tcPr>
-            <w:tcW w:w="0" w:type="auto"/>
-            <w:vAlign w:val="center"/>
-            <w:hideMark/>
-          </w:tcPr>
-          <w:p>
-            <w:pPr>
-              <w:pStyle w:val="ListParagraph"/>
-            </w:pPr>
-            <w:proofErr w:type="spellStart"/>
-            <w:r>
-              <w:t>Memoizes</w:t>
-            </w:r>
-            <w:proofErr w:type="spellEnd"/>
-            <w:r>
-              <w:t xml:space="preserve"> expensive computations</w:t>
+          </w:p>
+        </w:tc>
+        <w:tc>
+          <w:tcPr>
+            <w:tcW w:w="0" w:type="auto"/>
+            <w:vAlign w:val="center"/>
+            <w:hideMark/>
+          </w:tcPr>
+          <w:p>
+            <w:pPr>
+              <w:pStyle w:val="ListParagraph"/>
+              <w:rPr>
+                <w:rFonts w:ascii="Arial" w:hAnsi="Arial" w:cs="Arial"/>
+              </w:rPr>
+            </w:pPr>
+            <w:r>
+              <w:rPr>
+                <w:rFonts w:ascii="Arial" w:hAnsi="Arial" w:cs="Arial"/>
+              </w:rPr>
+              <w:t>Memoizes expensive computations</w:t>
             </w:r>
           </w:p>
         </w:tc>
@@ -648,6 +705,7 @@
       <w:pPr>
         <w:pStyle w:val="ListParagraph"/>
         <w:rPr>
+          <w:rFonts w:ascii="Arial" w:hAnsi="Arial" w:cs="Arial"/>
           <w:vanish/>
         </w:rPr>
       </w:pPr>
@@ -665,8 +723,8 @@
         <w:tblLook w:val="04A0" w:firstRow="1" w:lastRow="0" w:firstColumn="1" w:lastColumn="0" w:noHBand="0" w:noVBand="1"/>
       </w:tblPr>
       <w:tblGrid>
-        <w:gridCol w:w="2091"/>
-        <w:gridCol w:w="7269"/>
+        <w:gridCol w:w="2103"/>
+        <w:gridCol w:w="7257"/>
       </w:tblGrid>
       <w:tr>
         <w:trPr>
@@ -681,31 +739,36 @@
           <w:p>
             <w:pPr>
               <w:pStyle w:val="ListParagraph"/>
-            </w:pPr>
-            <w:proofErr w:type="spellStart"/>
-            <w:r>
+              <w:rPr>
+                <w:rFonts w:ascii="Arial" w:hAnsi="Arial" w:cs="Arial"/>
+              </w:rPr>
+            </w:pPr>
+            <w:r>
+              <w:rPr>
+                <w:rFonts w:ascii="Arial" w:hAnsi="Arial" w:cs="Arial"/>
+              </w:rPr>
               <w:t>useCallback</w:t>
             </w:r>
-            <w:proofErr w:type="spellEnd"/>
-          </w:p>
-        </w:tc>
-        <w:tc>
-          <w:tcPr>
-            <w:tcW w:w="0" w:type="auto"/>
-            <w:vAlign w:val="center"/>
-            <w:hideMark/>
-          </w:tcPr>
-          <w:p>
-            <w:pPr>
-              <w:pStyle w:val="ListParagraph"/>
-            </w:pPr>
-            <w:proofErr w:type="spellStart"/>
-            <w:r>
-              <w:t>Memoizes</w:t>
-            </w:r>
-            <w:proofErr w:type="spellEnd"/>
-            <w:r>
-              <w:t xml:space="preserve"> callback functions to prevent unnecessary re-renders</w:t>
+          </w:p>
+        </w:tc>
+        <w:tc>
+          <w:tcPr>
+            <w:tcW w:w="0" w:type="auto"/>
+            <w:vAlign w:val="center"/>
+            <w:hideMark/>
+          </w:tcPr>
+          <w:p>
+            <w:pPr>
+              <w:pStyle w:val="ListParagraph"/>
+              <w:rPr>
+                <w:rFonts w:ascii="Arial" w:hAnsi="Arial" w:cs="Arial"/>
+              </w:rPr>
+            </w:pPr>
+            <w:r>
+              <w:rPr>
+                <w:rFonts w:ascii="Arial" w:hAnsi="Arial" w:cs="Arial"/>
+              </w:rPr>
+              <w:t>Memoizes callback functions to prevent unnecessary re-renders</w:t>
             </w:r>
           </w:p>
         </w:tc>
@@ -715,6 +778,7 @@
       <w:pPr>
         <w:pStyle w:val="ListParagraph"/>
         <w:rPr>
+          <w:rFonts w:ascii="Arial" w:hAnsi="Arial" w:cs="Arial"/>
           <w:vanish/>
         </w:rPr>
       </w:pPr>
@@ -732,8 +796,8 @@
         <w:tblLook w:val="04A0" w:firstRow="1" w:lastRow="0" w:firstColumn="1" w:lastColumn="0" w:noHBand="0" w:noVBand="1"/>
       </w:tblPr>
       <w:tblGrid>
-        <w:gridCol w:w="2044"/>
-        <w:gridCol w:w="6454"/>
+        <w:gridCol w:w="2090"/>
+        <w:gridCol w:w="6625"/>
       </w:tblGrid>
       <w:tr>
         <w:trPr>
@@ -748,34 +812,36 @@
           <w:p>
             <w:pPr>
               <w:pStyle w:val="ListParagraph"/>
-            </w:pPr>
-            <w:proofErr w:type="spellStart"/>
-            <w:r>
+              <w:rPr>
+                <w:rFonts w:ascii="Arial" w:hAnsi="Arial" w:cs="Arial"/>
+              </w:rPr>
+            </w:pPr>
+            <w:r>
+              <w:rPr>
+                <w:rFonts w:ascii="Arial" w:hAnsi="Arial" w:cs="Arial"/>
+              </w:rPr>
               <w:t>useReducer</w:t>
             </w:r>
-            <w:proofErr w:type="spellEnd"/>
-          </w:p>
-        </w:tc>
-        <w:tc>
-          <w:tcPr>
-            <w:tcW w:w="0" w:type="auto"/>
-            <w:vAlign w:val="center"/>
-            <w:hideMark/>
-          </w:tcPr>
-          <w:p>
-            <w:pPr>
-              <w:pStyle w:val="ListParagraph"/>
-            </w:pPr>
-            <w:r>
-              <w:t xml:space="preserve">Alternative to </w:t>
-            </w:r>
-            <w:proofErr w:type="spellStart"/>
-            <w:r>
-              <w:t>useState</w:t>
-            </w:r>
-            <w:proofErr w:type="spellEnd"/>
-            <w:r>
-              <w:t>, suitable for complex state logic</w:t>
+          </w:p>
+        </w:tc>
+        <w:tc>
+          <w:tcPr>
+            <w:tcW w:w="0" w:type="auto"/>
+            <w:vAlign w:val="center"/>
+            <w:hideMark/>
+          </w:tcPr>
+          <w:p>
+            <w:pPr>
+              <w:pStyle w:val="ListParagraph"/>
+              <w:rPr>
+                <w:rFonts w:ascii="Arial" w:hAnsi="Arial" w:cs="Arial"/>
+              </w:rPr>
+            </w:pPr>
+            <w:r>
+              <w:rPr>
+                <w:rFonts w:ascii="Arial" w:hAnsi="Arial" w:cs="Arial"/>
+              </w:rPr>
+              <w:t>Alternative to useState, suitable for complex state logic</w:t>
             </w:r>
           </w:p>
         </w:tc>
@@ -785,6 +851,7 @@
       <w:pPr>
         <w:pStyle w:val="ListParagraph"/>
         <w:rPr>
+          <w:rFonts w:ascii="Arial" w:hAnsi="Arial" w:cs="Arial"/>
           <w:vanish/>
         </w:rPr>
       </w:pPr>
@@ -802,8 +869,8 @@
         <w:tblLook w:val="04A0" w:firstRow="1" w:lastRow="0" w:firstColumn="1" w:lastColumn="0" w:noHBand="0" w:noVBand="1"/>
       </w:tblPr>
       <w:tblGrid>
-        <w:gridCol w:w="2478"/>
-        <w:gridCol w:w="6882"/>
+        <w:gridCol w:w="2512"/>
+        <w:gridCol w:w="6848"/>
       </w:tblGrid>
       <w:tr>
         <w:trPr>
@@ -818,39 +885,36 @@
           <w:p>
             <w:pPr>
               <w:pStyle w:val="ListParagraph"/>
-            </w:pPr>
-            <w:proofErr w:type="spellStart"/>
-            <w:r>
+              <w:rPr>
+                <w:rFonts w:ascii="Arial" w:hAnsi="Arial" w:cs="Arial"/>
+              </w:rPr>
+            </w:pPr>
+            <w:r>
+              <w:rPr>
+                <w:rFonts w:ascii="Arial" w:hAnsi="Arial" w:cs="Arial"/>
+              </w:rPr>
               <w:t>useLayoutEffect</w:t>
             </w:r>
-            <w:proofErr w:type="spellEnd"/>
-          </w:p>
-        </w:tc>
-        <w:tc>
-          <w:tcPr>
-            <w:tcW w:w="0" w:type="auto"/>
-            <w:vAlign w:val="center"/>
-            <w:hideMark/>
-          </w:tcPr>
-          <w:p>
-            <w:pPr>
-              <w:pStyle w:val="ListParagraph"/>
-            </w:pPr>
-            <w:proofErr w:type="gramStart"/>
-            <w:r>
-              <w:t>Similar to</w:t>
-            </w:r>
-            <w:proofErr w:type="gramEnd"/>
-            <w:r>
-              <w:t xml:space="preserve"> </w:t>
-            </w:r>
-            <w:proofErr w:type="spellStart"/>
-            <w:r>
-              <w:t>useEffect</w:t>
-            </w:r>
-            <w:proofErr w:type="spellEnd"/>
-            <w:r>
-              <w:t>, but fires synchronously after DOM updates</w:t>
+          </w:p>
+        </w:tc>
+        <w:tc>
+          <w:tcPr>
+            <w:tcW w:w="0" w:type="auto"/>
+            <w:vAlign w:val="center"/>
+            <w:hideMark/>
+          </w:tcPr>
+          <w:p>
+            <w:pPr>
+              <w:pStyle w:val="ListParagraph"/>
+              <w:rPr>
+                <w:rFonts w:ascii="Arial" w:hAnsi="Arial" w:cs="Arial"/>
+              </w:rPr>
+            </w:pPr>
+            <w:r>
+              <w:rPr>
+                <w:rFonts w:ascii="Arial" w:hAnsi="Arial" w:cs="Arial"/>
+              </w:rPr>
+              <w:t>Similar to useEffect, but fires synchronously after DOM updates</w:t>
             </w:r>
           </w:p>
         </w:tc>
@@ -860,6 +924,7 @@
       <w:pPr>
         <w:pStyle w:val="ListParagraph"/>
         <w:rPr>
+          <w:rFonts w:ascii="Arial" w:hAnsi="Arial" w:cs="Arial"/>
           <w:vanish/>
         </w:rPr>
       </w:pPr>
@@ -877,10 +942,10 @@
         <w:tblLook w:val="04A0" w:firstRow="1" w:lastRow="0" w:firstColumn="1" w:lastColumn="0" w:noHBand="0" w:noVBand="1"/>
       </w:tblPr>
       <w:tblGrid>
-        <w:gridCol w:w="2988"/>
+        <w:gridCol w:w="3033"/>
         <w:gridCol w:w="30"/>
-        <w:gridCol w:w="4446"/>
-        <w:gridCol w:w="1896"/>
+        <w:gridCol w:w="4399"/>
+        <w:gridCol w:w="1898"/>
       </w:tblGrid>
       <w:tr>
         <w:trPr>
@@ -896,12 +961,16 @@
           <w:p>
             <w:pPr>
               <w:pStyle w:val="ListParagraph"/>
-            </w:pPr>
-            <w:proofErr w:type="spellStart"/>
-            <w:r>
+              <w:rPr>
+                <w:rFonts w:ascii="Arial" w:hAnsi="Arial" w:cs="Arial"/>
+              </w:rPr>
+            </w:pPr>
+            <w:r>
+              <w:rPr>
+                <w:rFonts w:ascii="Arial" w:hAnsi="Arial" w:cs="Arial"/>
+              </w:rPr>
               <w:t>useImperativeHandle</w:t>
             </w:r>
-            <w:proofErr w:type="spellEnd"/>
           </w:p>
         </w:tc>
         <w:tc>
@@ -914,8 +983,14 @@
           <w:p>
             <w:pPr>
               <w:pStyle w:val="ListParagraph"/>
-            </w:pPr>
-            <w:r>
+              <w:rPr>
+                <w:rFonts w:ascii="Arial" w:hAnsi="Arial" w:cs="Arial"/>
+              </w:rPr>
+            </w:pPr>
+            <w:r>
+              <w:rPr>
+                <w:rFonts w:ascii="Arial" w:hAnsi="Arial" w:cs="Arial"/>
+              </w:rPr>
               <w:t>Customizes the instance value exposed by ref</w:t>
             </w:r>
           </w:p>
@@ -935,12 +1010,16 @@
           <w:p>
             <w:pPr>
               <w:pStyle w:val="ListParagraph"/>
-            </w:pPr>
-            <w:proofErr w:type="spellStart"/>
-            <w:r>
+              <w:rPr>
+                <w:rFonts w:ascii="Arial" w:hAnsi="Arial" w:cs="Arial"/>
+              </w:rPr>
+            </w:pPr>
+            <w:r>
+              <w:rPr>
+                <w:rFonts w:ascii="Arial" w:hAnsi="Arial" w:cs="Arial"/>
+              </w:rPr>
               <w:t>useId</w:t>
             </w:r>
-            <w:proofErr w:type="spellEnd"/>
           </w:p>
         </w:tc>
         <w:tc>
@@ -953,8 +1032,14 @@
           <w:p>
             <w:pPr>
               <w:pStyle w:val="ListParagraph"/>
-            </w:pPr>
-            <w:r>
+              <w:rPr>
+                <w:rFonts w:ascii="Arial" w:hAnsi="Arial" w:cs="Arial"/>
+              </w:rPr>
+            </w:pPr>
+            <w:r>
+              <w:rPr>
+                <w:rFonts w:ascii="Arial" w:hAnsi="Arial" w:cs="Arial"/>
+              </w:rPr>
               <w:t>Generates stable unique IDs for accessibility and hydration</w:t>
             </w:r>
           </w:p>
@@ -965,6 +1050,7 @@
       <w:pPr>
         <w:pStyle w:val="ListParagraph"/>
         <w:rPr>
+          <w:rFonts w:ascii="Arial" w:hAnsi="Arial" w:cs="Arial"/>
           <w:vanish/>
         </w:rPr>
       </w:pPr>
@@ -982,8 +1068,8 @@
         <w:tblLook w:val="04A0" w:firstRow="1" w:lastRow="0" w:firstColumn="1" w:lastColumn="0" w:noHBand="0" w:noVBand="1"/>
       </w:tblPr>
       <w:tblGrid>
-        <w:gridCol w:w="2162"/>
-        <w:gridCol w:w="4468"/>
+        <w:gridCol w:w="2227"/>
+        <w:gridCol w:w="4558"/>
       </w:tblGrid>
       <w:tr>
         <w:trPr>
@@ -998,98 +1084,93 @@
           <w:p>
             <w:pPr>
               <w:pStyle w:val="ListParagraph"/>
-            </w:pPr>
-            <w:proofErr w:type="spellStart"/>
-            <w:r>
+              <w:rPr>
+                <w:rFonts w:ascii="Arial" w:hAnsi="Arial" w:cs="Arial"/>
+              </w:rPr>
+            </w:pPr>
+            <w:r>
+              <w:rPr>
+                <w:rFonts w:ascii="Arial" w:hAnsi="Arial" w:cs="Arial"/>
+              </w:rPr>
               <w:t>useTransition</w:t>
             </w:r>
-            <w:proofErr w:type="spellEnd"/>
-          </w:p>
-        </w:tc>
-        <w:tc>
-          <w:tcPr>
-            <w:tcW w:w="0" w:type="auto"/>
-            <w:vAlign w:val="center"/>
-            <w:hideMark/>
-          </w:tcPr>
-          <w:p>
-            <w:pPr>
-              <w:pStyle w:val="ListParagraph"/>
-            </w:pPr>
-            <w:r>
+          </w:p>
+        </w:tc>
+        <w:tc>
+          <w:tcPr>
+            <w:tcW w:w="0" w:type="auto"/>
+            <w:vAlign w:val="center"/>
+            <w:hideMark/>
+          </w:tcPr>
+          <w:p>
+            <w:pPr>
+              <w:pStyle w:val="ListParagraph"/>
+              <w:rPr>
+                <w:rFonts w:ascii="Arial" w:hAnsi="Arial" w:cs="Arial"/>
+              </w:rPr>
+            </w:pPr>
+            <w:r>
+              <w:rPr>
+                <w:rFonts w:ascii="Arial" w:hAnsi="Arial" w:cs="Arial"/>
+              </w:rPr>
               <w:t>Helps with non-blocking UI updates</w:t>
             </w:r>
           </w:p>
         </w:tc>
       </w:tr>
     </w:tbl>
-    <w:p/>
-    <w:p>
-      <w:r>
-        <w:t xml:space="preserve">In one of my projects, I created a </w:t>
-      </w:r>
-      <w:proofErr w:type="spellStart"/>
-      <w:r>
-        <w:t>useDebounce</w:t>
-      </w:r>
-      <w:proofErr w:type="spellEnd"/>
-      <w:r>
-        <w:t xml:space="preserve"> hook that takes a value and a </w:t>
-      </w:r>
-      <w:proofErr w:type="gramStart"/>
-      <w:r>
-        <w:t>delay, and</w:t>
-      </w:r>
-      <w:proofErr w:type="gramEnd"/>
-      <w:r>
-        <w:t xml:space="preserve"> returns a debounced version of that value. This was helpful in search inputs to prevent API </w:t>
-      </w:r>
-      <w:proofErr w:type="spellStart"/>
-      <w:r>
-        <w:t>overfetching</w:t>
-      </w:r>
-      <w:proofErr w:type="spellEnd"/>
-      <w:r>
-        <w:t>. These kinds of hooks keep the component logic clean and promote reusability.</w:t>
-      </w:r>
-    </w:p>
-    <w:p>
-      <w:r>
-        <w:t xml:space="preserve">While hooks are powerful, I've learned not to overuse them — for example, not turning every small logic into a custom hook, or not using </w:t>
-      </w:r>
-      <w:proofErr w:type="spellStart"/>
-      <w:r>
-        <w:t>useEffect</w:t>
-      </w:r>
-      <w:proofErr w:type="spellEnd"/>
-      <w:r>
-        <w:t xml:space="preserve"> when derived values can be calculated directly from props or state.</w:t>
-      </w:r>
-    </w:p>
-    <w:p>
-      <w:pPr>
-        <w:pStyle w:val="ListParagraph"/>
-      </w:pPr>
-    </w:p>
-    <w:p>
-      <w:r>
-        <w:t xml:space="preserve">Q3. Why </w:t>
-      </w:r>
-      <w:proofErr w:type="gramStart"/>
-      <w:r>
-        <w:t>promise.then</w:t>
-      </w:r>
-      <w:proofErr w:type="gramEnd"/>
-      <w:r>
-        <w:t xml:space="preserve"> or promises aren’t directly awaited in react code why are they put in </w:t>
-      </w:r>
-      <w:proofErr w:type="spellStart"/>
-      <w:r>
-        <w:t>useEffect</w:t>
-      </w:r>
-      <w:proofErr w:type="spellEnd"/>
-      <w:r>
-        <w:t>?</w:t>
+    <w:p>
+      <w:pPr>
+        <w:rPr>
+          <w:rFonts w:ascii="Arial" w:hAnsi="Arial" w:cs="Arial"/>
+        </w:rPr>
+      </w:pPr>
+    </w:p>
+    <w:p>
+      <w:pPr>
+        <w:rPr>
+          <w:rFonts w:ascii="Arial" w:hAnsi="Arial" w:cs="Arial"/>
+        </w:rPr>
+      </w:pPr>
+      <w:r>
+        <w:rPr>
+          <w:rFonts w:ascii="Arial" w:hAnsi="Arial" w:cs="Arial"/>
+        </w:rPr>
+        <w:t>In one of my projects, I created a useDebounce hook that takes a value and a delay, and returns a debounced version of that value. This was helpful in search inputs to prevent API overfetching. These kinds of hooks keep the component logic clean and promote reusability.</w:t>
+      </w:r>
+    </w:p>
+    <w:p>
+      <w:pPr>
+        <w:rPr>
+          <w:rFonts w:ascii="Arial" w:hAnsi="Arial" w:cs="Arial"/>
+        </w:rPr>
+      </w:pPr>
+      <w:r>
+        <w:rPr>
+          <w:rFonts w:ascii="Arial" w:hAnsi="Arial" w:cs="Arial"/>
+        </w:rPr>
+        <w:t>While hooks are powerful, I've learned not to overuse them — for example, not turning every small logic into a custom hook, or not using useEffect when derived values can be calculated directly from props or state.</w:t>
+      </w:r>
+    </w:p>
+    <w:p>
+      <w:pPr>
+        <w:pStyle w:val="ListParagraph"/>
+        <w:rPr>
+          <w:rFonts w:ascii="Arial" w:hAnsi="Arial" w:cs="Arial"/>
+        </w:rPr>
+      </w:pPr>
+    </w:p>
+    <w:p>
+      <w:pPr>
+        <w:rPr>
+          <w:rFonts w:ascii="Arial" w:hAnsi="Arial" w:cs="Arial"/>
+        </w:rPr>
+      </w:pPr>
+      <w:r>
+        <w:rPr>
+          <w:rFonts w:ascii="Arial" w:hAnsi="Arial" w:cs="Arial"/>
+        </w:rPr>
+        <w:t>Q3. Why promise.then or promises aren’t directly awaited in react code why are they put in useEffect?</w:t>
       </w:r>
     </w:p>
     <w:p>
@@ -1099,98 +1180,70 @@
           <w:ilvl w:val="0"/>
           <w:numId w:val="1"/>
         </w:numPr>
-      </w:pPr>
-      <w:r>
-        <w:t xml:space="preserve">In React functional components, you can't directly use await at the top level of the component because React expects components to be pure and synchronous — meaning they should return JSX immediately and not wait for asynchronous operations like Promises. Instead, async code such as data fetching is placed inside </w:t>
-      </w:r>
-      <w:proofErr w:type="spellStart"/>
-      <w:r>
-        <w:t>useEffect</w:t>
-      </w:r>
-      <w:proofErr w:type="spellEnd"/>
-      <w:r>
-        <w:t>, which is specifically designed to run side effects after the component renders.</w:t>
-      </w:r>
-    </w:p>
-    <w:p>
-      <w:pPr>
-        <w:pStyle w:val="ListParagraph"/>
-      </w:pPr>
-      <w:proofErr w:type="gramStart"/>
-      <w:r>
-        <w:t>So</w:t>
-      </w:r>
-      <w:proofErr w:type="gramEnd"/>
-      <w:r>
-        <w:t xml:space="preserve"> if we tried to await a promise directly inside the component body, we’d violate the rules of rendering, potentially cause unwanted behavior, and React would complain. By using </w:t>
-      </w:r>
-      <w:proofErr w:type="spellStart"/>
-      <w:r>
-        <w:t>useEffect</w:t>
-      </w:r>
-      <w:proofErr w:type="spellEnd"/>
-      <w:r>
-        <w:t xml:space="preserve">, we ensure that the async operation runs safely after the component has </w:t>
-      </w:r>
-      <w:proofErr w:type="gramStart"/>
-      <w:r>
-        <w:t>mounted</w:t>
-      </w:r>
-      <w:proofErr w:type="gramEnd"/>
-      <w:r>
-        <w:t>.</w:t>
-      </w:r>
-    </w:p>
-    <w:p>
-      <w:pPr>
-        <w:pStyle w:val="ListParagraph"/>
-      </w:pPr>
-      <w:r>
-        <w:t xml:space="preserve">React expects components to behave like pure functions. If I put await </w:t>
-      </w:r>
-      <w:proofErr w:type="gramStart"/>
-      <w:r>
-        <w:t>fetch(</w:t>
-      </w:r>
-      <w:proofErr w:type="gramEnd"/>
-      <w:r>
-        <w:t xml:space="preserve">) at the top of the function, React can’t proceed with rendering — it </w:t>
-      </w:r>
-      <w:proofErr w:type="gramStart"/>
-      <w:r>
-        <w:t>has to</w:t>
-      </w:r>
-      <w:proofErr w:type="gramEnd"/>
-      <w:r>
-        <w:t xml:space="preserve"> wait, and that's not acceptable in its model. </w:t>
-      </w:r>
-      <w:proofErr w:type="gramStart"/>
-      <w:r>
-        <w:t>So</w:t>
-      </w:r>
-      <w:proofErr w:type="gramEnd"/>
-      <w:r>
-        <w:t xml:space="preserve"> I isolate all side effects, including data fetching, inside </w:t>
-      </w:r>
-      <w:proofErr w:type="spellStart"/>
-      <w:r>
-        <w:t>useEffect</w:t>
-      </w:r>
-      <w:proofErr w:type="spellEnd"/>
-      <w:r>
-        <w:t>, where I can safely await without disrupting the render process.</w:t>
-      </w:r>
-    </w:p>
-    <w:p>
-      <w:pPr>
-        <w:pStyle w:val="ListParagraph"/>
-      </w:pPr>
-      <w:r>
+        <w:rPr>
+          <w:rFonts w:ascii="Arial" w:hAnsi="Arial" w:cs="Arial"/>
+        </w:rPr>
+      </w:pPr>
+      <w:r>
+        <w:rPr>
+          <w:rFonts w:ascii="Arial" w:hAnsi="Arial" w:cs="Arial"/>
+        </w:rPr>
+        <w:lastRenderedPageBreak/>
+        <w:t>In React functional components, you can't directly use await at the top level of the component because React expects components to be pure and synchronous — meaning they should return JSX immediately and not wait for asynchronous operations like Promises. Instead, async code such as data fetching is placed inside useEffect, which is specifically designed to run side effects after the component renders.</w:t>
+      </w:r>
+    </w:p>
+    <w:p>
+      <w:pPr>
+        <w:pStyle w:val="ListParagraph"/>
+        <w:rPr>
+          <w:rFonts w:ascii="Arial" w:hAnsi="Arial" w:cs="Arial"/>
+        </w:rPr>
+      </w:pPr>
+      <w:r>
+        <w:rPr>
+          <w:rFonts w:ascii="Arial" w:hAnsi="Arial" w:cs="Arial"/>
+        </w:rPr>
+        <w:t>So if we tried to await a promise directly inside the component body, we’d violate the rules of rendering, potentially cause unwanted behavior, and React would complain. By using useEffect, we ensure that the async operation runs safely after the component has mounted.</w:t>
+      </w:r>
+    </w:p>
+    <w:p>
+      <w:pPr>
+        <w:pStyle w:val="ListParagraph"/>
+        <w:rPr>
+          <w:rFonts w:ascii="Arial" w:hAnsi="Arial" w:cs="Arial"/>
+        </w:rPr>
+      </w:pPr>
+      <w:r>
+        <w:rPr>
+          <w:rFonts w:ascii="Arial" w:hAnsi="Arial" w:cs="Arial"/>
+        </w:rPr>
+        <w:t>React expects components to behave like pure functions. If I put await fetch() at the top of the function, React can’t proceed with rendering — it has to wait, and that's not acceptable in its model. So I isolate all side effects, including data fetching, inside useEffect, where I can safely await without disrupting the render process.</w:t>
+      </w:r>
+    </w:p>
+    <w:p>
+      <w:pPr>
+        <w:pStyle w:val="ListParagraph"/>
+        <w:rPr>
+          <w:rFonts w:ascii="Arial" w:hAnsi="Arial" w:cs="Arial"/>
+        </w:rPr>
+      </w:pPr>
+      <w:r>
+        <w:rPr>
+          <w:rFonts w:ascii="Arial" w:hAnsi="Arial" w:cs="Arial"/>
+        </w:rPr>
         <w:t>If I ever see async logic directly in the render body, I know that’s a red flag and can cause subtle bugs, especially during re-renders or unmounts.</w:t>
       </w:r>
     </w:p>
     <w:p>
-      <w:r>
+      <w:pPr>
+        <w:rPr>
+          <w:rFonts w:ascii="Arial" w:hAnsi="Arial" w:cs="Arial"/>
+        </w:rPr>
+      </w:pPr>
+      <w:r>
+        <w:rPr>
+          <w:rFonts w:ascii="Arial" w:hAnsi="Arial" w:cs="Arial"/>
+        </w:rPr>
         <w:t>Q4. Redux vs Context</w:t>
       </w:r>
     </w:p>
@@ -1201,84 +1254,99 @@
           <w:ilvl w:val="0"/>
           <w:numId w:val="1"/>
         </w:numPr>
-      </w:pPr>
-      <w:r>
+        <w:rPr>
+          <w:rFonts w:ascii="Arial" w:hAnsi="Arial" w:cs="Arial"/>
+        </w:rPr>
+      </w:pPr>
+      <w:r>
+        <w:rPr>
+          <w:rFonts w:ascii="Arial" w:hAnsi="Arial" w:cs="Arial"/>
+        </w:rPr>
         <w:t>Both Redux and React Context provide ways to share state across components, but they serve different purposes and scales. Context is built into React and is ideal for passing simple, static or UI-level state — like themes, user preferences, or auth tokens. Redux, on the other hand, is a more powerful state management library that's better suited for complex, dynamic, and large-scale application state that requires actions, reducers, middleware, and dev tools.</w:t>
       </w:r>
     </w:p>
     <w:p>
       <w:pPr>
         <w:pStyle w:val="ListParagraph"/>
-      </w:pPr>
-    </w:p>
-    <w:p>
-      <w:pPr>
-        <w:pStyle w:val="ListParagraph"/>
-      </w:pPr>
-      <w:r>
+        <w:rPr>
+          <w:rFonts w:ascii="Arial" w:hAnsi="Arial" w:cs="Arial"/>
+        </w:rPr>
+      </w:pPr>
+    </w:p>
+    <w:p>
+      <w:pPr>
+        <w:pStyle w:val="ListParagraph"/>
+        <w:rPr>
+          <w:rFonts w:ascii="Arial" w:hAnsi="Arial" w:cs="Arial"/>
+        </w:rPr>
+      </w:pPr>
+      <w:r>
+        <w:rPr>
+          <w:rFonts w:ascii="Arial" w:hAnsi="Arial" w:cs="Arial"/>
+        </w:rPr>
         <w:t>I use Context for small-scale, local global state, and Redux when I need centralized state management with predictable updates, time-travel debugging, and middleware support like for async actions or logging.</w:t>
       </w:r>
       <w:r>
+        <w:rPr>
+          <w:rFonts w:ascii="Arial" w:hAnsi="Arial" w:cs="Arial"/>
+        </w:rPr>
         <w:br/>
       </w:r>
       <w:r>
+        <w:rPr>
+          <w:rFonts w:ascii="Arial" w:hAnsi="Arial" w:cs="Arial"/>
+        </w:rPr>
         <w:br/>
-      </w:r>
-      <w:r>
-        <w:t xml:space="preserve">Context re-renders all consumers when its value changes, even if parts of the tree don’t care about that change — unless we manually optimize with techniques like </w:t>
-      </w:r>
-      <w:proofErr w:type="spellStart"/>
-      <w:r>
-        <w:t>React.memo</w:t>
-      </w:r>
-      <w:proofErr w:type="spellEnd"/>
-      <w:r>
-        <w:t xml:space="preserve"> or splitting providers. Redux, on the other hand, uses connect/selectors to surgically update only the components that need the new state</w:t>
-      </w:r>
-      <w:r>
-        <w:t>.</w:t>
-      </w:r>
-    </w:p>
-    <w:p>
-      <w:pPr>
-        <w:pStyle w:val="ListParagraph"/>
-      </w:pPr>
-      <w:r>
+        <w:t>Context re-renders all consumers when its value changes, even if parts of the tree don’t care about that change — unless we manually optimize with techniques like React.memo or splitting providers. Redux, on the other hand, uses connect/selectors to surgically update only the components that need the new state.</w:t>
+      </w:r>
+    </w:p>
+    <w:p>
+      <w:pPr>
+        <w:pStyle w:val="ListParagraph"/>
+        <w:rPr>
+          <w:rFonts w:ascii="Arial" w:hAnsi="Arial" w:cs="Arial"/>
+        </w:rPr>
+      </w:pPr>
+      <w:r>
+        <w:rPr>
+          <w:rFonts w:ascii="Arial" w:hAnsi="Arial" w:cs="Arial"/>
+        </w:rPr>
+        <w:t>Redux naturally enforces separation of concerns: actions, reducers, selectors. This helps in large teams where you want consistency. Context is more flexible but can turn messy if overused for complex state.</w:t>
+      </w:r>
+    </w:p>
+    <w:p>
+      <w:pPr>
+        <w:pStyle w:val="ListParagraph"/>
+        <w:rPr>
+          <w:rFonts w:ascii="Arial" w:hAnsi="Arial" w:cs="Arial"/>
+        </w:rPr>
+      </w:pPr>
+    </w:p>
+    <w:p>
+      <w:pPr>
+        <w:pStyle w:val="ListParagraph"/>
+        <w:rPr>
+          <w:rFonts w:ascii="Arial" w:hAnsi="Arial" w:cs="Arial"/>
+        </w:rPr>
+      </w:pPr>
+      <w:r>
+        <w:rPr>
+          <w:rFonts w:ascii="Arial" w:hAnsi="Arial" w:cs="Arial"/>
+        </w:rPr>
         <w:lastRenderedPageBreak/>
-        <w:t>Redux naturally enforces separation of concerns: actions, reducers, selectors. This helps in large teams where you want consistency. Context is more flexible but can turn messy if overused for complex state.</w:t>
-      </w:r>
-    </w:p>
-    <w:p>
-      <w:pPr>
-        <w:pStyle w:val="ListParagraph"/>
-      </w:pPr>
-    </w:p>
-    <w:p>
-      <w:pPr>
-        <w:pStyle w:val="ListParagraph"/>
-      </w:pPr>
-      <w:r>
-        <w:t xml:space="preserve">Modern Redux with Redux Toolkit has reduced the boilerplate a lot — with </w:t>
-      </w:r>
-      <w:proofErr w:type="spellStart"/>
-      <w:r>
-        <w:t>createSlice</w:t>
-      </w:r>
-      <w:proofErr w:type="spellEnd"/>
-      <w:r>
-        <w:t xml:space="preserve">, </w:t>
-      </w:r>
-      <w:proofErr w:type="spellStart"/>
-      <w:r>
-        <w:t>createAsyncThunk</w:t>
-      </w:r>
-      <w:proofErr w:type="spellEnd"/>
-      <w:r>
-        <w:t>, and built-in Immer for immutability. It now feels much more ergonomic and avoids a lot of the pain points Redux used to have.</w:t>
-      </w:r>
-    </w:p>
-    <w:p>
-      <w:r>
+        <w:t>Modern Redux with Redux Toolkit has reduced the boilerplate a lot — with createSlice, createAsyncThunk, and built-in Immer for immutability. It now feels much more ergonomic and avoids a lot of the pain points Redux used to have.</w:t>
+      </w:r>
+    </w:p>
+    <w:p>
+      <w:pPr>
+        <w:rPr>
+          <w:rFonts w:ascii="Arial" w:hAnsi="Arial" w:cs="Arial"/>
+        </w:rPr>
+      </w:pPr>
+      <w:r>
+        <w:rPr>
+          <w:rFonts w:ascii="Arial" w:hAnsi="Arial" w:cs="Arial"/>
+        </w:rPr>
         <w:t>Q5. Discuss React Application performance, how to measure and improve</w:t>
       </w:r>
     </w:p>
@@ -1289,70 +1357,37 @@
           <w:ilvl w:val="0"/>
           <w:numId w:val="1"/>
         </w:numPr>
-      </w:pPr>
-      <w:r>
-        <w:t xml:space="preserve">React application performance is about ensuring smooth user interactions, fast initial load, and minimal UI lag. I approach performance in two steps: first, I measure — using tools like React </w:t>
-      </w:r>
-      <w:proofErr w:type="spellStart"/>
-      <w:r>
-        <w:t>DevTools</w:t>
-      </w:r>
-      <w:proofErr w:type="spellEnd"/>
-      <w:r>
-        <w:t xml:space="preserve">, Chrome </w:t>
-      </w:r>
-      <w:proofErr w:type="spellStart"/>
-      <w:r>
-        <w:t>DevTools</w:t>
-      </w:r>
-      <w:proofErr w:type="spellEnd"/>
-      <w:r>
-        <w:t>, Lighthouse, and profiling APIs — and then I optimize based on what the data shows. Common bottlenecks include unnecessary re-renders, large bundle sizes, blocking assets, and inefficient effects.</w:t>
-      </w:r>
-    </w:p>
-    <w:p>
-      <w:pPr>
-        <w:pStyle w:val="ListParagraph"/>
-      </w:pPr>
-      <w:r>
-        <w:t>To improve performance, I use techniques like memoization (</w:t>
-      </w:r>
-      <w:proofErr w:type="spellStart"/>
-      <w:r>
-        <w:t>React.memo</w:t>
-      </w:r>
-      <w:proofErr w:type="spellEnd"/>
-      <w:r>
-        <w:t xml:space="preserve">, </w:t>
-      </w:r>
-      <w:proofErr w:type="spellStart"/>
-      <w:r>
-        <w:t>useMemo</w:t>
-      </w:r>
-      <w:proofErr w:type="spellEnd"/>
-      <w:r>
-        <w:t xml:space="preserve">, </w:t>
-      </w:r>
-      <w:proofErr w:type="spellStart"/>
-      <w:r>
-        <w:t>useCallback</w:t>
-      </w:r>
-      <w:proofErr w:type="spellEnd"/>
-      <w:r>
-        <w:t xml:space="preserve">), code-splitting with dynamic imports, lazy-loading images or components, and avoiding state or context that causes too many re-renders. I also keep an eye on bundle size with tools like Webpack Bundle </w:t>
-      </w:r>
-      <w:proofErr w:type="gramStart"/>
-      <w:r>
-        <w:t>Analyzer, and</w:t>
-      </w:r>
-      <w:proofErr w:type="gramEnd"/>
-      <w:r>
-        <w:t xml:space="preserve"> optimize API calls to avoid excessive or duplicate requests.</w:t>
-      </w:r>
-    </w:p>
-    <w:p>
-      <w:pPr>
-        <w:pStyle w:val="ListParagraph"/>
+        <w:rPr>
+          <w:rFonts w:ascii="Arial" w:hAnsi="Arial" w:cs="Arial"/>
+        </w:rPr>
+      </w:pPr>
+      <w:r>
+        <w:rPr>
+          <w:rFonts w:ascii="Arial" w:hAnsi="Arial" w:cs="Arial"/>
+        </w:rPr>
+        <w:t>React application performance is about ensuring smooth user interactions, fast initial load, and minimal UI lag. I approach performance in two steps: first, I measure — using tools like React DevTools, Chrome DevTools, Lighthouse, and profiling APIs — and then I optimize based on what the data shows. Common bottlenecks include unnecessary re-renders, large bundle sizes, blocking assets, and inefficient effects.</w:t>
+      </w:r>
+    </w:p>
+    <w:p>
+      <w:pPr>
+        <w:pStyle w:val="ListParagraph"/>
+        <w:rPr>
+          <w:rFonts w:ascii="Arial" w:hAnsi="Arial" w:cs="Arial"/>
+        </w:rPr>
+      </w:pPr>
+      <w:r>
+        <w:rPr>
+          <w:rFonts w:ascii="Arial" w:hAnsi="Arial" w:cs="Arial"/>
+        </w:rPr>
+        <w:t>To improve performance, I use techniques like memoization (React.memo, useMemo, useCallback), code-splitting with dynamic imports, lazy-loading images or components, and avoiding state or context that causes too many re-renders. I also keep an eye on bundle size with tools like Webpack Bundle Analyzer, and optimize API calls to avoid excessive or duplicate requests.</w:t>
+      </w:r>
+    </w:p>
+    <w:p>
+      <w:pPr>
+        <w:pStyle w:val="ListParagraph"/>
+        <w:rPr>
+          <w:rFonts w:ascii="Arial" w:hAnsi="Arial" w:cs="Arial"/>
+        </w:rPr>
       </w:pPr>
     </w:p>
     <w:tbl>
@@ -1368,8 +1403,8 @@
         <w:tblLook w:val="04A0" w:firstRow="1" w:lastRow="0" w:firstColumn="1" w:lastColumn="0" w:noHBand="0" w:noVBand="1"/>
       </w:tblPr>
       <w:tblGrid>
-        <w:gridCol w:w="3629"/>
-        <w:gridCol w:w="5100"/>
+        <w:gridCol w:w="3783"/>
+        <w:gridCol w:w="5303"/>
       </w:tblGrid>
       <w:tr>
         <w:trPr>
@@ -1386,12 +1421,14 @@
             <w:pPr>
               <w:pStyle w:val="ListParagraph"/>
               <w:rPr>
+                <w:rFonts w:ascii="Arial" w:hAnsi="Arial" w:cs="Arial"/>
                 <w:b/>
                 <w:bCs/>
               </w:rPr>
             </w:pPr>
             <w:r>
               <w:rPr>
+                <w:rFonts w:ascii="Arial" w:hAnsi="Arial" w:cs="Arial"/>
                 <w:b/>
                 <w:bCs/>
               </w:rPr>
@@ -1409,12 +1446,14 @@
             <w:pPr>
               <w:pStyle w:val="ListParagraph"/>
               <w:rPr>
+                <w:rFonts w:ascii="Arial" w:hAnsi="Arial" w:cs="Arial"/>
                 <w:b/>
                 <w:bCs/>
               </w:rPr>
             </w:pPr>
             <w:r>
               <w:rPr>
+                <w:rFonts w:ascii="Arial" w:hAnsi="Arial" w:cs="Arial"/>
                 <w:b/>
                 <w:bCs/>
               </w:rPr>
@@ -1436,43 +1475,37 @@
           <w:p>
             <w:pPr>
               <w:pStyle w:val="ListParagraph"/>
-            </w:pPr>
-            <w:r>
-              <w:rPr>
+              <w:rPr>
+                <w:rFonts w:ascii="Arial" w:hAnsi="Arial" w:cs="Arial"/>
+              </w:rPr>
+            </w:pPr>
+            <w:r>
+              <w:rPr>
+                <w:rFonts w:ascii="Arial" w:hAnsi="Arial" w:cs="Arial"/>
                 <w:b/>
                 <w:bCs/>
               </w:rPr>
-              <w:t xml:space="preserve">React </w:t>
-            </w:r>
-            <w:proofErr w:type="spellStart"/>
-            <w:r>
-              <w:rPr>
-                <w:b/>
-                <w:bCs/>
-              </w:rPr>
-              <w:t>DevTools</w:t>
-            </w:r>
-            <w:proofErr w:type="spellEnd"/>
-            <w:r>
-              <w:rPr>
-                <w:b/>
-                <w:bCs/>
-              </w:rPr>
-              <w:t xml:space="preserve"> Profiler</w:t>
-            </w:r>
-          </w:p>
-        </w:tc>
-        <w:tc>
-          <w:tcPr>
-            <w:tcW w:w="0" w:type="auto"/>
-            <w:vAlign w:val="center"/>
-            <w:hideMark/>
-          </w:tcPr>
-          <w:p>
-            <w:pPr>
-              <w:pStyle w:val="ListParagraph"/>
-            </w:pPr>
-            <w:r>
+              <w:t>React DevTools Profiler</w:t>
+            </w:r>
+          </w:p>
+        </w:tc>
+        <w:tc>
+          <w:tcPr>
+            <w:tcW w:w="0" w:type="auto"/>
+            <w:vAlign w:val="center"/>
+            <w:hideMark/>
+          </w:tcPr>
+          <w:p>
+            <w:pPr>
+              <w:pStyle w:val="ListParagraph"/>
+              <w:rPr>
+                <w:rFonts w:ascii="Arial" w:hAnsi="Arial" w:cs="Arial"/>
+              </w:rPr>
+            </w:pPr>
+            <w:r>
+              <w:rPr>
+                <w:rFonts w:ascii="Arial" w:hAnsi="Arial" w:cs="Arial"/>
+              </w:rPr>
               <w:t>Find slow components, re-render causes</w:t>
             </w:r>
           </w:p>
@@ -1491,36 +1524,37 @@
           <w:p>
             <w:pPr>
               <w:pStyle w:val="ListParagraph"/>
-            </w:pPr>
-            <w:r>
-              <w:rPr>
+              <w:rPr>
+                <w:rFonts w:ascii="Arial" w:hAnsi="Arial" w:cs="Arial"/>
+              </w:rPr>
+            </w:pPr>
+            <w:r>
+              <w:rPr>
+                <w:rFonts w:ascii="Arial" w:hAnsi="Arial" w:cs="Arial"/>
                 <w:b/>
                 <w:bCs/>
               </w:rPr>
-              <w:t xml:space="preserve">Chrome </w:t>
-            </w:r>
-            <w:proofErr w:type="spellStart"/>
-            <w:r>
-              <w:rPr>
-                <w:b/>
-                <w:bCs/>
-              </w:rPr>
-              <w:t>DevTools</w:t>
-            </w:r>
-            <w:proofErr w:type="spellEnd"/>
-          </w:p>
-        </w:tc>
-        <w:tc>
-          <w:tcPr>
-            <w:tcW w:w="0" w:type="auto"/>
-            <w:vAlign w:val="center"/>
-            <w:hideMark/>
-          </w:tcPr>
-          <w:p>
-            <w:pPr>
-              <w:pStyle w:val="ListParagraph"/>
-            </w:pPr>
-            <w:r>
+              <w:t>Chrome DevTools</w:t>
+            </w:r>
+          </w:p>
+        </w:tc>
+        <w:tc>
+          <w:tcPr>
+            <w:tcW w:w="0" w:type="auto"/>
+            <w:vAlign w:val="center"/>
+            <w:hideMark/>
+          </w:tcPr>
+          <w:p>
+            <w:pPr>
+              <w:pStyle w:val="ListParagraph"/>
+              <w:rPr>
+                <w:rFonts w:ascii="Arial" w:hAnsi="Arial" w:cs="Arial"/>
+              </w:rPr>
+            </w:pPr>
+            <w:r>
+              <w:rPr>
+                <w:rFonts w:ascii="Arial" w:hAnsi="Arial" w:cs="Arial"/>
+              </w:rPr>
               <w:t>FPS, memory usage, network bottlenecks</w:t>
             </w:r>
           </w:p>
@@ -1539,9 +1573,13 @@
           <w:p>
             <w:pPr>
               <w:pStyle w:val="ListParagraph"/>
-            </w:pPr>
-            <w:r>
-              <w:rPr>
+              <w:rPr>
+                <w:rFonts w:ascii="Arial" w:hAnsi="Arial" w:cs="Arial"/>
+              </w:rPr>
+            </w:pPr>
+            <w:r>
+              <w:rPr>
+                <w:rFonts w:ascii="Arial" w:hAnsi="Arial" w:cs="Arial"/>
                 <w:b/>
                 <w:bCs/>
               </w:rPr>
@@ -1558,8 +1596,14 @@
           <w:p>
             <w:pPr>
               <w:pStyle w:val="ListParagraph"/>
-            </w:pPr>
-            <w:r>
+              <w:rPr>
+                <w:rFonts w:ascii="Arial" w:hAnsi="Arial" w:cs="Arial"/>
+              </w:rPr>
+            </w:pPr>
+            <w:r>
+              <w:rPr>
+                <w:rFonts w:ascii="Arial" w:hAnsi="Arial" w:cs="Arial"/>
+              </w:rPr>
               <w:t>Measure TTI, FCP, LCP, TBT, etc.</w:t>
             </w:r>
           </w:p>
@@ -1578,9 +1622,13 @@
           <w:p>
             <w:pPr>
               <w:pStyle w:val="ListParagraph"/>
-            </w:pPr>
-            <w:r>
-              <w:rPr>
+              <w:rPr>
+                <w:rFonts w:ascii="Arial" w:hAnsi="Arial" w:cs="Arial"/>
+              </w:rPr>
+            </w:pPr>
+            <w:r>
+              <w:rPr>
+                <w:rFonts w:ascii="Arial" w:hAnsi="Arial" w:cs="Arial"/>
                 <w:b/>
                 <w:bCs/>
               </w:rPr>
@@ -1597,8 +1645,14 @@
           <w:p>
             <w:pPr>
               <w:pStyle w:val="ListParagraph"/>
-            </w:pPr>
-            <w:r>
+              <w:rPr>
+                <w:rFonts w:ascii="Arial" w:hAnsi="Arial" w:cs="Arial"/>
+              </w:rPr>
+            </w:pPr>
+            <w:r>
+              <w:rPr>
+                <w:rFonts w:ascii="Arial" w:hAnsi="Arial" w:cs="Arial"/>
+              </w:rPr>
               <w:t>Field performance metrics (CLS, FID, etc.)</w:t>
             </w:r>
           </w:p>
@@ -1617,9 +1671,13 @@
           <w:p>
             <w:pPr>
               <w:pStyle w:val="ListParagraph"/>
-            </w:pPr>
-            <w:r>
-              <w:rPr>
+              <w:rPr>
+                <w:rFonts w:ascii="Arial" w:hAnsi="Arial" w:cs="Arial"/>
+              </w:rPr>
+            </w:pPr>
+            <w:r>
+              <w:rPr>
+                <w:rFonts w:ascii="Arial" w:hAnsi="Arial" w:cs="Arial"/>
                 <w:b/>
                 <w:bCs/>
               </w:rPr>
@@ -1636,8 +1694,14 @@
           <w:p>
             <w:pPr>
               <w:pStyle w:val="ListParagraph"/>
-            </w:pPr>
-            <w:r>
+              <w:rPr>
+                <w:rFonts w:ascii="Arial" w:hAnsi="Arial" w:cs="Arial"/>
+              </w:rPr>
+            </w:pPr>
+            <w:r>
+              <w:rPr>
+                <w:rFonts w:ascii="Arial" w:hAnsi="Arial" w:cs="Arial"/>
+              </w:rPr>
               <w:t>See what’s taking up bundle space</w:t>
             </w:r>
           </w:p>
@@ -1647,6 +1711,9 @@
     <w:p>
       <w:pPr>
         <w:pStyle w:val="ListParagraph"/>
+        <w:rPr>
+          <w:rFonts w:ascii="Arial" w:hAnsi="Arial" w:cs="Arial"/>
+        </w:rPr>
       </w:pPr>
     </w:p>
     <w:tbl>
@@ -1662,8 +1729,8 @@
         <w:tblLook w:val="04A0" w:firstRow="1" w:lastRow="0" w:firstColumn="1" w:lastColumn="0" w:noHBand="0" w:noVBand="1"/>
       </w:tblPr>
       <w:tblGrid>
-        <w:gridCol w:w="3346"/>
-        <w:gridCol w:w="6014"/>
+        <w:gridCol w:w="3354"/>
+        <w:gridCol w:w="6006"/>
       </w:tblGrid>
       <w:tr>
         <w:trPr>
@@ -1680,12 +1747,14 @@
             <w:pPr>
               <w:pStyle w:val="ListParagraph"/>
               <w:rPr>
+                <w:rFonts w:ascii="Arial" w:hAnsi="Arial" w:cs="Arial"/>
                 <w:b/>
                 <w:bCs/>
               </w:rPr>
             </w:pPr>
             <w:r>
               <w:rPr>
+                <w:rFonts w:ascii="Arial" w:hAnsi="Arial" w:cs="Arial"/>
                 <w:b/>
                 <w:bCs/>
               </w:rPr>
@@ -1703,12 +1772,14 @@
             <w:pPr>
               <w:pStyle w:val="ListParagraph"/>
               <w:rPr>
+                <w:rFonts w:ascii="Arial" w:hAnsi="Arial" w:cs="Arial"/>
                 <w:b/>
                 <w:bCs/>
               </w:rPr>
             </w:pPr>
             <w:r>
               <w:rPr>
+                <w:rFonts w:ascii="Arial" w:hAnsi="Arial" w:cs="Arial"/>
                 <w:b/>
                 <w:bCs/>
               </w:rPr>
@@ -1730,8 +1801,14 @@
           <w:p>
             <w:pPr>
               <w:pStyle w:val="ListParagraph"/>
-            </w:pPr>
-            <w:r>
+              <w:rPr>
+                <w:rFonts w:ascii="Arial" w:hAnsi="Arial" w:cs="Arial"/>
+              </w:rPr>
+            </w:pPr>
+            <w:r>
+              <w:rPr>
+                <w:rFonts w:ascii="Arial" w:hAnsi="Arial" w:cs="Arial"/>
+              </w:rPr>
               <w:t>Unnecessary re-renders</w:t>
             </w:r>
           </w:p>
@@ -1745,17 +1822,15 @@
           <w:p>
             <w:pPr>
               <w:pStyle w:val="ListParagraph"/>
-            </w:pPr>
-            <w:r>
-              <w:t xml:space="preserve">Props/state/context changes trigger </w:t>
-            </w:r>
-            <w:proofErr w:type="spellStart"/>
-            <w:r>
-              <w:t>rerenders</w:t>
-            </w:r>
-            <w:proofErr w:type="spellEnd"/>
-            <w:r>
-              <w:t xml:space="preserve"> even when not needed</w:t>
+              <w:rPr>
+                <w:rFonts w:ascii="Arial" w:hAnsi="Arial" w:cs="Arial"/>
+              </w:rPr>
+            </w:pPr>
+            <w:r>
+              <w:rPr>
+                <w:rFonts w:ascii="Arial" w:hAnsi="Arial" w:cs="Arial"/>
+              </w:rPr>
+              <w:t>Props/state/context changes trigger rerenders even when not needed</w:t>
             </w:r>
           </w:p>
         </w:tc>
@@ -1773,8 +1848,14 @@
           <w:p>
             <w:pPr>
               <w:pStyle w:val="ListParagraph"/>
-            </w:pPr>
-            <w:r>
+              <w:rPr>
+                <w:rFonts w:ascii="Arial" w:hAnsi="Arial" w:cs="Arial"/>
+              </w:rPr>
+            </w:pPr>
+            <w:r>
+              <w:rPr>
+                <w:rFonts w:ascii="Arial" w:hAnsi="Arial" w:cs="Arial"/>
+              </w:rPr>
               <w:t>Large JavaScript bundle</w:t>
             </w:r>
           </w:p>
@@ -1788,8 +1869,14 @@
           <w:p>
             <w:pPr>
               <w:pStyle w:val="ListParagraph"/>
-            </w:pPr>
-            <w:r>
+              <w:rPr>
+                <w:rFonts w:ascii="Arial" w:hAnsi="Arial" w:cs="Arial"/>
+              </w:rPr>
+            </w:pPr>
+            <w:r>
+              <w:rPr>
+                <w:rFonts w:ascii="Arial" w:hAnsi="Arial" w:cs="Arial"/>
+              </w:rPr>
               <w:t>Causes slow initial load, especially on mobile</w:t>
             </w:r>
           </w:p>
@@ -1808,9 +1895,14 @@
           <w:p>
             <w:pPr>
               <w:pStyle w:val="ListParagraph"/>
-            </w:pPr>
-            <w:r>
-              <w:lastRenderedPageBreak/>
+              <w:rPr>
+                <w:rFonts w:ascii="Arial" w:hAnsi="Arial" w:cs="Arial"/>
+              </w:rPr>
+            </w:pPr>
+            <w:r>
+              <w:rPr>
+                <w:rFonts w:ascii="Arial" w:hAnsi="Arial" w:cs="Arial"/>
+              </w:rPr>
               <w:t>Expensive operations in render</w:t>
             </w:r>
           </w:p>
@@ -1824,8 +1916,14 @@
           <w:p>
             <w:pPr>
               <w:pStyle w:val="ListParagraph"/>
-            </w:pPr>
-            <w:r>
+              <w:rPr>
+                <w:rFonts w:ascii="Arial" w:hAnsi="Arial" w:cs="Arial"/>
+              </w:rPr>
+            </w:pPr>
+            <w:r>
+              <w:rPr>
+                <w:rFonts w:ascii="Arial" w:hAnsi="Arial" w:cs="Arial"/>
+              </w:rPr>
               <w:t>Heavy calculations done directly in render or JSX</w:t>
             </w:r>
           </w:p>
@@ -1844,8 +1942,14 @@
           <w:p>
             <w:pPr>
               <w:pStyle w:val="ListParagraph"/>
-            </w:pPr>
-            <w:r>
+              <w:rPr>
+                <w:rFonts w:ascii="Arial" w:hAnsi="Arial" w:cs="Arial"/>
+              </w:rPr>
+            </w:pPr>
+            <w:r>
+              <w:rPr>
+                <w:rFonts w:ascii="Arial" w:hAnsi="Arial" w:cs="Arial"/>
+              </w:rPr>
               <w:t>Blocking UI with sync operations</w:t>
             </w:r>
           </w:p>
@@ -1859,8 +1963,14 @@
           <w:p>
             <w:pPr>
               <w:pStyle w:val="ListParagraph"/>
-            </w:pPr>
-            <w:r>
+              <w:rPr>
+                <w:rFonts w:ascii="Arial" w:hAnsi="Arial" w:cs="Arial"/>
+              </w:rPr>
+            </w:pPr>
+            <w:r>
+              <w:rPr>
+                <w:rFonts w:ascii="Arial" w:hAnsi="Arial" w:cs="Arial"/>
+              </w:rPr>
               <w:t>Synchronous calls (e.g. loops, sorting) freezing the UI</w:t>
             </w:r>
           </w:p>
@@ -1879,8 +1989,15 @@
           <w:p>
             <w:pPr>
               <w:pStyle w:val="ListParagraph"/>
-            </w:pPr>
-            <w:r>
+              <w:rPr>
+                <w:rFonts w:ascii="Arial" w:hAnsi="Arial" w:cs="Arial"/>
+              </w:rPr>
+            </w:pPr>
+            <w:r>
+              <w:rPr>
+                <w:rFonts w:ascii="Arial" w:hAnsi="Arial" w:cs="Arial"/>
+              </w:rPr>
+              <w:lastRenderedPageBreak/>
               <w:t>Poor memoization</w:t>
             </w:r>
           </w:p>
@@ -1894,22 +2011,15 @@
           <w:p>
             <w:pPr>
               <w:pStyle w:val="ListParagraph"/>
-            </w:pPr>
-            <w:proofErr w:type="spellStart"/>
-            <w:r>
-              <w:t>useMemo</w:t>
-            </w:r>
-            <w:proofErr w:type="spellEnd"/>
-            <w:r>
-              <w:t>/</w:t>
-            </w:r>
-            <w:proofErr w:type="spellStart"/>
-            <w:r>
-              <w:t>useCallback</w:t>
-            </w:r>
-            <w:proofErr w:type="spellEnd"/>
-            <w:r>
-              <w:t xml:space="preserve"> used incorrectly or not at all</w:t>
+              <w:rPr>
+                <w:rFonts w:ascii="Arial" w:hAnsi="Arial" w:cs="Arial"/>
+              </w:rPr>
+            </w:pPr>
+            <w:r>
+              <w:rPr>
+                <w:rFonts w:ascii="Arial" w:hAnsi="Arial" w:cs="Arial"/>
+              </w:rPr>
+              <w:t>useMemo/useCallback used incorrectly or not at all</w:t>
             </w:r>
           </w:p>
         </w:tc>
@@ -1927,31 +2037,35 @@
           <w:p>
             <w:pPr>
               <w:pStyle w:val="ListParagraph"/>
-            </w:pPr>
-            <w:r>
-              <w:t xml:space="preserve">Inefficient </w:t>
-            </w:r>
-            <w:proofErr w:type="spellStart"/>
-            <w:r>
-              <w:t>useEffect</w:t>
-            </w:r>
-            <w:proofErr w:type="spellEnd"/>
-            <w:r>
-              <w:t xml:space="preserve"> usage</w:t>
-            </w:r>
-          </w:p>
-        </w:tc>
-        <w:tc>
-          <w:tcPr>
-            <w:tcW w:w="0" w:type="auto"/>
-            <w:vAlign w:val="center"/>
-            <w:hideMark/>
-          </w:tcPr>
-          <w:p>
-            <w:pPr>
-              <w:pStyle w:val="ListParagraph"/>
-            </w:pPr>
-            <w:r>
+              <w:rPr>
+                <w:rFonts w:ascii="Arial" w:hAnsi="Arial" w:cs="Arial"/>
+              </w:rPr>
+            </w:pPr>
+            <w:r>
+              <w:rPr>
+                <w:rFonts w:ascii="Arial" w:hAnsi="Arial" w:cs="Arial"/>
+              </w:rPr>
+              <w:t>Inefficient useEffect usage</w:t>
+            </w:r>
+          </w:p>
+        </w:tc>
+        <w:tc>
+          <w:tcPr>
+            <w:tcW w:w="0" w:type="auto"/>
+            <w:vAlign w:val="center"/>
+            <w:hideMark/>
+          </w:tcPr>
+          <w:p>
+            <w:pPr>
+              <w:pStyle w:val="ListParagraph"/>
+              <w:rPr>
+                <w:rFonts w:ascii="Arial" w:hAnsi="Arial" w:cs="Arial"/>
+              </w:rPr>
+            </w:pPr>
+            <w:r>
+              <w:rPr>
+                <w:rFonts w:ascii="Arial" w:hAnsi="Arial" w:cs="Arial"/>
+              </w:rPr>
               <w:t>Fetching data or setting state in ways that cause loops or leaks</w:t>
             </w:r>
           </w:p>
@@ -1961,6 +2075,9 @@
     <w:p>
       <w:pPr>
         <w:pStyle w:val="ListParagraph"/>
+        <w:rPr>
+          <w:rFonts w:ascii="Arial" w:hAnsi="Arial" w:cs="Arial"/>
+        </w:rPr>
       </w:pPr>
     </w:p>
     <w:tbl>
@@ -1976,8 +2093,8 @@
         <w:tblLook w:val="04A0" w:firstRow="1" w:lastRow="0" w:firstColumn="1" w:lastColumn="0" w:noHBand="0" w:noVBand="1"/>
       </w:tblPr>
       <w:tblGrid>
-        <w:gridCol w:w="4643"/>
-        <w:gridCol w:w="4717"/>
+        <w:gridCol w:w="4734"/>
+        <w:gridCol w:w="4626"/>
       </w:tblGrid>
       <w:tr>
         <w:trPr>
@@ -1994,12 +2111,14 @@
             <w:pPr>
               <w:pStyle w:val="ListParagraph"/>
               <w:rPr>
+                <w:rFonts w:ascii="Arial" w:hAnsi="Arial" w:cs="Arial"/>
                 <w:b/>
                 <w:bCs/>
               </w:rPr>
             </w:pPr>
             <w:r>
               <w:rPr>
+                <w:rFonts w:ascii="Arial" w:hAnsi="Arial" w:cs="Arial"/>
                 <w:b/>
                 <w:bCs/>
               </w:rPr>
@@ -2017,12 +2136,14 @@
             <w:pPr>
               <w:pStyle w:val="ListParagraph"/>
               <w:rPr>
+                <w:rFonts w:ascii="Arial" w:hAnsi="Arial" w:cs="Arial"/>
                 <w:b/>
                 <w:bCs/>
               </w:rPr>
             </w:pPr>
             <w:r>
               <w:rPr>
+                <w:rFonts w:ascii="Arial" w:hAnsi="Arial" w:cs="Arial"/>
                 <w:b/>
                 <w:bCs/>
               </w:rPr>
@@ -2044,41 +2165,35 @@
           <w:p>
             <w:pPr>
               <w:pStyle w:val="ListParagraph"/>
-            </w:pPr>
-            <w:proofErr w:type="spellStart"/>
-            <w:r>
-              <w:t>React.memo</w:t>
-            </w:r>
-            <w:proofErr w:type="spellEnd"/>
-            <w:r>
-              <w:t xml:space="preserve">, </w:t>
-            </w:r>
-            <w:proofErr w:type="spellStart"/>
-            <w:r>
-              <w:t>useMemo</w:t>
-            </w:r>
-            <w:proofErr w:type="spellEnd"/>
-            <w:r>
-              <w:t xml:space="preserve">, </w:t>
-            </w:r>
-            <w:proofErr w:type="spellStart"/>
-            <w:r>
-              <w:t>useCallback</w:t>
-            </w:r>
-            <w:proofErr w:type="spellEnd"/>
-          </w:p>
-        </w:tc>
-        <w:tc>
-          <w:tcPr>
-            <w:tcW w:w="0" w:type="auto"/>
-            <w:vAlign w:val="center"/>
-            <w:hideMark/>
-          </w:tcPr>
-          <w:p>
-            <w:pPr>
-              <w:pStyle w:val="ListParagraph"/>
-            </w:pPr>
-            <w:r>
+              <w:rPr>
+                <w:rFonts w:ascii="Arial" w:hAnsi="Arial" w:cs="Arial"/>
+              </w:rPr>
+            </w:pPr>
+            <w:r>
+              <w:rPr>
+                <w:rFonts w:ascii="Arial" w:hAnsi="Arial" w:cs="Arial"/>
+              </w:rPr>
+              <w:t>React.memo, useMemo, useCallback</w:t>
+            </w:r>
+          </w:p>
+        </w:tc>
+        <w:tc>
+          <w:tcPr>
+            <w:tcW w:w="0" w:type="auto"/>
+            <w:vAlign w:val="center"/>
+            <w:hideMark/>
+          </w:tcPr>
+          <w:p>
+            <w:pPr>
+              <w:pStyle w:val="ListParagraph"/>
+              <w:rPr>
+                <w:rFonts w:ascii="Arial" w:hAnsi="Arial" w:cs="Arial"/>
+              </w:rPr>
+            </w:pPr>
+            <w:r>
+              <w:rPr>
+                <w:rFonts w:ascii="Arial" w:hAnsi="Arial" w:cs="Arial"/>
+              </w:rPr>
               <w:t>Prevent unnecessary re-renders</w:t>
             </w:r>
           </w:p>
@@ -2097,38 +2212,43 @@
           <w:p>
             <w:pPr>
               <w:pStyle w:val="ListParagraph"/>
-            </w:pPr>
-            <w:r>
-              <w:rPr>
+              <w:rPr>
+                <w:rFonts w:ascii="Arial" w:hAnsi="Arial" w:cs="Arial"/>
+              </w:rPr>
+            </w:pPr>
+            <w:r>
+              <w:rPr>
+                <w:rFonts w:ascii="Arial" w:hAnsi="Arial" w:cs="Arial"/>
                 <w:b/>
                 <w:bCs/>
               </w:rPr>
               <w:t>Code splitting</w:t>
             </w:r>
             <w:r>
-              <w:t xml:space="preserve"> (</w:t>
-            </w:r>
-            <w:proofErr w:type="spellStart"/>
-            <w:r>
-              <w:t>React.lazy</w:t>
-            </w:r>
-            <w:proofErr w:type="spellEnd"/>
-            <w:r>
-              <w:t>)</w:t>
-            </w:r>
-          </w:p>
-        </w:tc>
-        <w:tc>
-          <w:tcPr>
-            <w:tcW w:w="0" w:type="auto"/>
-            <w:vAlign w:val="center"/>
-            <w:hideMark/>
-          </w:tcPr>
-          <w:p>
-            <w:pPr>
-              <w:pStyle w:val="ListParagraph"/>
-            </w:pPr>
-            <w:r>
+              <w:rPr>
+                <w:rFonts w:ascii="Arial" w:hAnsi="Arial" w:cs="Arial"/>
+              </w:rPr>
+              <w:t xml:space="preserve"> (React.lazy)</w:t>
+            </w:r>
+          </w:p>
+        </w:tc>
+        <w:tc>
+          <w:tcPr>
+            <w:tcW w:w="0" w:type="auto"/>
+            <w:vAlign w:val="center"/>
+            <w:hideMark/>
+          </w:tcPr>
+          <w:p>
+            <w:pPr>
+              <w:pStyle w:val="ListParagraph"/>
+              <w:rPr>
+                <w:rFonts w:ascii="Arial" w:hAnsi="Arial" w:cs="Arial"/>
+              </w:rPr>
+            </w:pPr>
+            <w:r>
+              <w:rPr>
+                <w:rFonts w:ascii="Arial" w:hAnsi="Arial" w:cs="Arial"/>
+              </w:rPr>
               <w:t>Split large components into separate chunks</w:t>
             </w:r>
           </w:p>
@@ -2147,9 +2267,13 @@
           <w:p>
             <w:pPr>
               <w:pStyle w:val="ListParagraph"/>
-            </w:pPr>
-            <w:r>
-              <w:rPr>
+              <w:rPr>
+                <w:rFonts w:ascii="Arial" w:hAnsi="Arial" w:cs="Arial"/>
+              </w:rPr>
+            </w:pPr>
+            <w:r>
+              <w:rPr>
+                <w:rFonts w:ascii="Arial" w:hAnsi="Arial" w:cs="Arial"/>
                 <w:b/>
                 <w:bCs/>
               </w:rPr>
@@ -2166,8 +2290,14 @@
           <w:p>
             <w:pPr>
               <w:pStyle w:val="ListParagraph"/>
-            </w:pPr>
-            <w:r>
+              <w:rPr>
+                <w:rFonts w:ascii="Arial" w:hAnsi="Arial" w:cs="Arial"/>
+              </w:rPr>
+            </w:pPr>
+            <w:r>
+              <w:rPr>
+                <w:rFonts w:ascii="Arial" w:hAnsi="Arial" w:cs="Arial"/>
+              </w:rPr>
               <w:t>Lazy load heavy modules only when needed</w:t>
             </w:r>
           </w:p>
@@ -2186,15 +2316,22 @@
           <w:p>
             <w:pPr>
               <w:pStyle w:val="ListParagraph"/>
-            </w:pPr>
-            <w:r>
-              <w:rPr>
+              <w:rPr>
+                <w:rFonts w:ascii="Arial" w:hAnsi="Arial" w:cs="Arial"/>
+              </w:rPr>
+            </w:pPr>
+            <w:r>
+              <w:rPr>
+                <w:rFonts w:ascii="Arial" w:hAnsi="Arial" w:cs="Arial"/>
                 <w:b/>
                 <w:bCs/>
               </w:rPr>
               <w:t>Virtualization</w:t>
             </w:r>
             <w:r>
+              <w:rPr>
+                <w:rFonts w:ascii="Arial" w:hAnsi="Arial" w:cs="Arial"/>
+              </w:rPr>
               <w:t xml:space="preserve"> (react-window, react-virtualized)</w:t>
             </w:r>
           </w:p>
@@ -2208,8 +2345,14 @@
           <w:p>
             <w:pPr>
               <w:pStyle w:val="ListParagraph"/>
-            </w:pPr>
-            <w:r>
+              <w:rPr>
+                <w:rFonts w:ascii="Arial" w:hAnsi="Arial" w:cs="Arial"/>
+              </w:rPr>
+            </w:pPr>
+            <w:r>
+              <w:rPr>
+                <w:rFonts w:ascii="Arial" w:hAnsi="Arial" w:cs="Arial"/>
+              </w:rPr>
               <w:t>Render only visible UI elements in long lists</w:t>
             </w:r>
           </w:p>
@@ -2228,9 +2371,13 @@
           <w:p>
             <w:pPr>
               <w:pStyle w:val="ListParagraph"/>
-            </w:pPr>
-            <w:r>
-              <w:rPr>
+              <w:rPr>
+                <w:rFonts w:ascii="Arial" w:hAnsi="Arial" w:cs="Arial"/>
+              </w:rPr>
+            </w:pPr>
+            <w:r>
+              <w:rPr>
+                <w:rFonts w:ascii="Arial" w:hAnsi="Arial" w:cs="Arial"/>
                 <w:b/>
                 <w:bCs/>
               </w:rPr>
@@ -2247,8 +2394,14 @@
           <w:p>
             <w:pPr>
               <w:pStyle w:val="ListParagraph"/>
-            </w:pPr>
-            <w:r>
+              <w:rPr>
+                <w:rFonts w:ascii="Arial" w:hAnsi="Arial" w:cs="Arial"/>
+              </w:rPr>
+            </w:pPr>
+            <w:r>
+              <w:rPr>
+                <w:rFonts w:ascii="Arial" w:hAnsi="Arial" w:cs="Arial"/>
+              </w:rPr>
               <w:t>Keep context providers narrow to avoid re-renders</w:t>
             </w:r>
           </w:p>
@@ -2267,9 +2420,13 @@
           <w:p>
             <w:pPr>
               <w:pStyle w:val="ListParagraph"/>
-            </w:pPr>
-            <w:r>
-              <w:rPr>
+              <w:rPr>
+                <w:rFonts w:ascii="Arial" w:hAnsi="Arial" w:cs="Arial"/>
+              </w:rPr>
+            </w:pPr>
+            <w:r>
+              <w:rPr>
+                <w:rFonts w:ascii="Arial" w:hAnsi="Arial" w:cs="Arial"/>
                 <w:b/>
                 <w:bCs/>
               </w:rPr>
@@ -2286,8 +2443,14 @@
           <w:p>
             <w:pPr>
               <w:pStyle w:val="ListParagraph"/>
-            </w:pPr>
-            <w:r>
+              <w:rPr>
+                <w:rFonts w:ascii="Arial" w:hAnsi="Arial" w:cs="Arial"/>
+              </w:rPr>
+            </w:pPr>
+            <w:r>
+              <w:rPr>
+                <w:rFonts w:ascii="Arial" w:hAnsi="Arial" w:cs="Arial"/>
+              </w:rPr>
               <w:t>Prevent rapid re-renders or state updates on events</w:t>
             </w:r>
           </w:p>
@@ -2306,9 +2469,13 @@
           <w:p>
             <w:pPr>
               <w:pStyle w:val="ListParagraph"/>
-            </w:pPr>
-            <w:r>
-              <w:rPr>
+              <w:rPr>
+                <w:rFonts w:ascii="Arial" w:hAnsi="Arial" w:cs="Arial"/>
+              </w:rPr>
+            </w:pPr>
+            <w:r>
+              <w:rPr>
+                <w:rFonts w:ascii="Arial" w:hAnsi="Arial" w:cs="Arial"/>
                 <w:b/>
                 <w:bCs/>
               </w:rPr>
@@ -2325,15 +2492,16 @@
           <w:p>
             <w:pPr>
               <w:pStyle w:val="ListParagraph"/>
-            </w:pPr>
-            <w:r>
-              <w:t xml:space="preserve">Lazy-load, compress, use </w:t>
-            </w:r>
-            <w:proofErr w:type="spellStart"/>
-            <w:r>
-              <w:t>srcset</w:t>
-            </w:r>
-            <w:proofErr w:type="spellEnd"/>
+              <w:rPr>
+                <w:rFonts w:ascii="Arial" w:hAnsi="Arial" w:cs="Arial"/>
+              </w:rPr>
+            </w:pPr>
+            <w:r>
+              <w:rPr>
+                <w:rFonts w:ascii="Arial" w:hAnsi="Arial" w:cs="Arial"/>
+              </w:rPr>
+              <w:t>Lazy-load, compress, use srcset</w:t>
+            </w:r>
           </w:p>
         </w:tc>
       </w:tr>
@@ -2350,9 +2518,13 @@
           <w:p>
             <w:pPr>
               <w:pStyle w:val="ListParagraph"/>
-            </w:pPr>
-            <w:r>
-              <w:rPr>
+              <w:rPr>
+                <w:rFonts w:ascii="Arial" w:hAnsi="Arial" w:cs="Arial"/>
+              </w:rPr>
+            </w:pPr>
+            <w:r>
+              <w:rPr>
+                <w:rFonts w:ascii="Arial" w:hAnsi="Arial" w:cs="Arial"/>
                 <w:b/>
                 <w:bCs/>
               </w:rPr>
@@ -2369,17 +2541,15 @@
           <w:p>
             <w:pPr>
               <w:pStyle w:val="ListParagraph"/>
-            </w:pPr>
-            <w:r>
-              <w:t>Avoid bloated utility libs (e.g., use date-</w:t>
-            </w:r>
-            <w:proofErr w:type="spellStart"/>
-            <w:r>
-              <w:t>fns</w:t>
-            </w:r>
-            <w:proofErr w:type="spellEnd"/>
-            <w:r>
-              <w:t xml:space="preserve"> instead of moment)</w:t>
+              <w:rPr>
+                <w:rFonts w:ascii="Arial" w:hAnsi="Arial" w:cs="Arial"/>
+              </w:rPr>
+            </w:pPr>
+            <w:r>
+              <w:rPr>
+                <w:rFonts w:ascii="Arial" w:hAnsi="Arial" w:cs="Arial"/>
+              </w:rPr>
+              <w:t>Avoid bloated utility libs (e.g., use date-fns instead of moment)</w:t>
             </w:r>
           </w:p>
         </w:tc>
@@ -2397,36 +2567,37 @@
           <w:p>
             <w:pPr>
               <w:pStyle w:val="ListParagraph"/>
-            </w:pPr>
-            <w:proofErr w:type="spellStart"/>
-            <w:r>
-              <w:rPr>
+              <w:rPr>
+                <w:rFonts w:ascii="Arial" w:hAnsi="Arial" w:cs="Arial"/>
+              </w:rPr>
+            </w:pPr>
+            <w:r>
+              <w:rPr>
+                <w:rFonts w:ascii="Arial" w:hAnsi="Arial" w:cs="Arial"/>
                 <w:b/>
                 <w:bCs/>
               </w:rPr>
-              <w:t>Memoize</w:t>
-            </w:r>
-            <w:proofErr w:type="spellEnd"/>
-            <w:r>
-              <w:rPr>
-                <w:b/>
-                <w:bCs/>
-              </w:rPr>
-              <w:t xml:space="preserve"> expensive functions</w:t>
-            </w:r>
-          </w:p>
-        </w:tc>
-        <w:tc>
-          <w:tcPr>
-            <w:tcW w:w="0" w:type="auto"/>
-            <w:vAlign w:val="center"/>
-            <w:hideMark/>
-          </w:tcPr>
-          <w:p>
-            <w:pPr>
-              <w:pStyle w:val="ListParagraph"/>
-            </w:pPr>
-            <w:r>
+              <w:t>Memoize expensive functions</w:t>
+            </w:r>
+          </w:p>
+        </w:tc>
+        <w:tc>
+          <w:tcPr>
+            <w:tcW w:w="0" w:type="auto"/>
+            <w:vAlign w:val="center"/>
+            <w:hideMark/>
+          </w:tcPr>
+          <w:p>
+            <w:pPr>
+              <w:pStyle w:val="ListParagraph"/>
+              <w:rPr>
+                <w:rFonts w:ascii="Arial" w:hAnsi="Arial" w:cs="Arial"/>
+              </w:rPr>
+            </w:pPr>
+            <w:r>
+              <w:rPr>
+                <w:rFonts w:ascii="Arial" w:hAnsi="Arial" w:cs="Arial"/>
+              </w:rPr>
               <w:t>Avoid recalculating large computations on every render</w:t>
             </w:r>
           </w:p>
@@ -2445,16 +2616,22 @@
           <w:p>
             <w:pPr>
               <w:pStyle w:val="ListParagraph"/>
-            </w:pPr>
-            <w:r>
-              <w:rPr>
+              <w:rPr>
+                <w:rFonts w:ascii="Arial" w:hAnsi="Arial" w:cs="Arial"/>
+              </w:rPr>
+            </w:pPr>
+            <w:r>
+              <w:rPr>
+                <w:rFonts w:ascii="Arial" w:hAnsi="Arial" w:cs="Arial"/>
                 <w:b/>
                 <w:bCs/>
               </w:rPr>
-              <w:lastRenderedPageBreak/>
               <w:t>Server-side rendering (SSR)</w:t>
             </w:r>
             <w:r>
+              <w:rPr>
+                <w:rFonts w:ascii="Arial" w:hAnsi="Arial" w:cs="Arial"/>
+              </w:rPr>
               <w:t xml:space="preserve"> or static generation (SSG)</w:t>
             </w:r>
           </w:p>
@@ -2468,8 +2645,14 @@
           <w:p>
             <w:pPr>
               <w:pStyle w:val="ListParagraph"/>
-            </w:pPr>
-            <w:r>
+              <w:rPr>
+                <w:rFonts w:ascii="Arial" w:hAnsi="Arial" w:cs="Arial"/>
+              </w:rPr>
+            </w:pPr>
+            <w:r>
+              <w:rPr>
+                <w:rFonts w:ascii="Arial" w:hAnsi="Arial" w:cs="Arial"/>
+              </w:rPr>
               <w:t>Faster first paint (e.g., Next.js)</w:t>
             </w:r>
           </w:p>
@@ -2488,9 +2671,13 @@
           <w:p>
             <w:pPr>
               <w:pStyle w:val="ListParagraph"/>
-            </w:pPr>
-            <w:r>
-              <w:rPr>
+              <w:rPr>
+                <w:rFonts w:ascii="Arial" w:hAnsi="Arial" w:cs="Arial"/>
+              </w:rPr>
+            </w:pPr>
+            <w:r>
+              <w:rPr>
+                <w:rFonts w:ascii="Arial" w:hAnsi="Arial" w:cs="Arial"/>
                 <w:b/>
                 <w:bCs/>
               </w:rPr>
@@ -2507,17 +2694,15 @@
           <w:p>
             <w:pPr>
               <w:pStyle w:val="ListParagraph"/>
-            </w:pPr>
-            <w:r>
-              <w:t xml:space="preserve">Cleanup inside </w:t>
-            </w:r>
-            <w:proofErr w:type="spellStart"/>
-            <w:r>
-              <w:t>useEffect</w:t>
-            </w:r>
-            <w:proofErr w:type="spellEnd"/>
-            <w:r>
-              <w:t xml:space="preserve"> to avoid memory leaks</w:t>
+              <w:rPr>
+                <w:rFonts w:ascii="Arial" w:hAnsi="Arial" w:cs="Arial"/>
+              </w:rPr>
+            </w:pPr>
+            <w:r>
+              <w:rPr>
+                <w:rFonts w:ascii="Arial" w:hAnsi="Arial" w:cs="Arial"/>
+              </w:rPr>
+              <w:t>Cleanup inside useEffect to avoid memory leaks</w:t>
             </w:r>
           </w:p>
         </w:tc>
@@ -2527,12 +2712,14 @@
       <w:pPr>
         <w:pStyle w:val="ListParagraph"/>
         <w:rPr>
+          <w:rFonts w:ascii="Arial" w:hAnsi="Arial" w:cs="Arial"/>
           <w:b/>
           <w:bCs/>
         </w:rPr>
       </w:pPr>
       <w:r>
         <w:rPr>
+          <w:rFonts w:ascii="Arial" w:hAnsi="Arial" w:cs="Arial"/>
           <w:b/>
           <w:bCs/>
         </w:rPr>
@@ -2546,24 +2733,23 @@
           <w:ilvl w:val="0"/>
           <w:numId w:val="3"/>
         </w:numPr>
-      </w:pPr>
-      <w:r>
-        <w:rPr>
+        <w:rPr>
+          <w:rFonts w:ascii="Arial" w:hAnsi="Arial" w:cs="Arial"/>
+        </w:rPr>
+      </w:pPr>
+      <w:r>
+        <w:rPr>
+          <w:rFonts w:ascii="Arial" w:hAnsi="Arial" w:cs="Arial"/>
           <w:b/>
           <w:bCs/>
         </w:rPr>
         <w:t>FCP</w:t>
       </w:r>
       <w:r>
-        <w:t xml:space="preserve"> – First </w:t>
-      </w:r>
-      <w:proofErr w:type="spellStart"/>
-      <w:r>
-        <w:t>Contentful</w:t>
-      </w:r>
-      <w:proofErr w:type="spellEnd"/>
-      <w:r>
-        <w:t xml:space="preserve"> Paint</w:t>
+        <w:rPr>
+          <w:rFonts w:ascii="Arial" w:hAnsi="Arial" w:cs="Arial"/>
+        </w:rPr>
+        <w:t xml:space="preserve"> – First Contentful Paint</w:t>
       </w:r>
     </w:p>
     <w:p>
@@ -2573,24 +2759,23 @@
           <w:ilvl w:val="0"/>
           <w:numId w:val="3"/>
         </w:numPr>
-      </w:pPr>
-      <w:r>
-        <w:rPr>
+        <w:rPr>
+          <w:rFonts w:ascii="Arial" w:hAnsi="Arial" w:cs="Arial"/>
+        </w:rPr>
+      </w:pPr>
+      <w:r>
+        <w:rPr>
+          <w:rFonts w:ascii="Arial" w:hAnsi="Arial" w:cs="Arial"/>
           <w:b/>
           <w:bCs/>
         </w:rPr>
         <w:t>LCP</w:t>
       </w:r>
       <w:r>
-        <w:t xml:space="preserve"> – Largest </w:t>
-      </w:r>
-      <w:proofErr w:type="spellStart"/>
-      <w:r>
-        <w:t>Contentful</w:t>
-      </w:r>
-      <w:proofErr w:type="spellEnd"/>
-      <w:r>
-        <w:t xml:space="preserve"> Paint</w:t>
+        <w:rPr>
+          <w:rFonts w:ascii="Arial" w:hAnsi="Arial" w:cs="Arial"/>
+        </w:rPr>
+        <w:t xml:space="preserve"> – Largest Contentful Paint</w:t>
       </w:r>
     </w:p>
     <w:p>
@@ -2600,15 +2785,23 @@
           <w:ilvl w:val="0"/>
           <w:numId w:val="3"/>
         </w:numPr>
-      </w:pPr>
-      <w:r>
-        <w:rPr>
+        <w:rPr>
+          <w:rFonts w:ascii="Arial" w:hAnsi="Arial" w:cs="Arial"/>
+        </w:rPr>
+      </w:pPr>
+      <w:r>
+        <w:rPr>
+          <w:rFonts w:ascii="Arial" w:hAnsi="Arial" w:cs="Arial"/>
           <w:b/>
           <w:bCs/>
         </w:rPr>
+        <w:lastRenderedPageBreak/>
         <w:t>CLS</w:t>
       </w:r>
       <w:r>
+        <w:rPr>
+          <w:rFonts w:ascii="Arial" w:hAnsi="Arial" w:cs="Arial"/>
+        </w:rPr>
         <w:t xml:space="preserve"> – Cumulative Layout Shift</w:t>
       </w:r>
     </w:p>
@@ -2619,15 +2812,22 @@
           <w:ilvl w:val="0"/>
           <w:numId w:val="3"/>
         </w:numPr>
-      </w:pPr>
-      <w:r>
-        <w:rPr>
+        <w:rPr>
+          <w:rFonts w:ascii="Arial" w:hAnsi="Arial" w:cs="Arial"/>
+        </w:rPr>
+      </w:pPr>
+      <w:r>
+        <w:rPr>
+          <w:rFonts w:ascii="Arial" w:hAnsi="Arial" w:cs="Arial"/>
           <w:b/>
           <w:bCs/>
         </w:rPr>
         <w:t>FID</w:t>
       </w:r>
       <w:r>
+        <w:rPr>
+          <w:rFonts w:ascii="Arial" w:hAnsi="Arial" w:cs="Arial"/>
+        </w:rPr>
         <w:t xml:space="preserve"> – First Input Delay</w:t>
       </w:r>
     </w:p>
@@ -2638,42 +2838,50 @@
           <w:ilvl w:val="0"/>
           <w:numId w:val="3"/>
         </w:numPr>
-      </w:pPr>
-      <w:r>
-        <w:rPr>
+        <w:rPr>
+          <w:rFonts w:ascii="Arial" w:hAnsi="Arial" w:cs="Arial"/>
+        </w:rPr>
+      </w:pPr>
+      <w:r>
+        <w:rPr>
+          <w:rFonts w:ascii="Arial" w:hAnsi="Arial" w:cs="Arial"/>
           <w:b/>
           <w:bCs/>
         </w:rPr>
         <w:t>TBT</w:t>
       </w:r>
       <w:r>
+        <w:rPr>
+          <w:rFonts w:ascii="Arial" w:hAnsi="Arial" w:cs="Arial"/>
+        </w:rPr>
         <w:t xml:space="preserve"> – Total Blocking Time</w:t>
       </w:r>
     </w:p>
     <w:p>
       <w:pPr>
         <w:pStyle w:val="ListParagraph"/>
-      </w:pPr>
-      <w:r>
+        <w:rPr>
+          <w:rFonts w:ascii="Arial" w:hAnsi="Arial" w:cs="Arial"/>
+        </w:rPr>
+      </w:pPr>
+      <w:r>
+        <w:rPr>
+          <w:rFonts w:ascii="Arial" w:hAnsi="Arial" w:cs="Arial"/>
+        </w:rPr>
         <w:br/>
-        <w:t xml:space="preserve">You can check web vitals with </w:t>
-      </w:r>
-      <w:proofErr w:type="spellStart"/>
-      <w:r>
-        <w:t>vercel</w:t>
-      </w:r>
-      <w:proofErr w:type="spellEnd"/>
-      <w:r>
-        <w:t xml:space="preserve"> analytics or </w:t>
-      </w:r>
-      <w:proofErr w:type="gramStart"/>
-      <w:r>
-        <w:t>custom-logging</w:t>
-      </w:r>
-      <w:proofErr w:type="gramEnd"/>
-    </w:p>
-    <w:p>
-      <w:r>
+        <w:t>You can check web vitals with vercel analytics or custom-logging</w:t>
+      </w:r>
+    </w:p>
+    <w:p>
+      <w:pPr>
+        <w:rPr>
+          <w:rFonts w:ascii="Arial" w:hAnsi="Arial" w:cs="Arial"/>
+        </w:rPr>
+      </w:pPr>
+      <w:r>
+        <w:rPr>
+          <w:rFonts w:ascii="Arial" w:hAnsi="Arial" w:cs="Arial"/>
+        </w:rPr>
         <w:t>Q6. Lazy Loading implementation</w:t>
       </w:r>
     </w:p>
@@ -2684,42 +2892,37 @@
           <w:ilvl w:val="0"/>
           <w:numId w:val="1"/>
         </w:numPr>
-      </w:pPr>
-      <w:r>
-        <w:t xml:space="preserve">Lazy loading in React is a performance optimization where we defer loading components or resources until they’re </w:t>
-      </w:r>
-      <w:proofErr w:type="gramStart"/>
-      <w:r>
-        <w:t>actually needed</w:t>
-      </w:r>
-      <w:proofErr w:type="gramEnd"/>
-      <w:r>
-        <w:t xml:space="preserve">. For components, we use </w:t>
-      </w:r>
-      <w:proofErr w:type="spellStart"/>
-      <w:r>
-        <w:t>React.lazy</w:t>
-      </w:r>
-      <w:proofErr w:type="spellEnd"/>
-      <w:r>
-        <w:t>() along with Suspense to load them only when rendered. This reduces the initial bundle size and improves load time, especially in large apps. In Next.js, lazy loading is even more efficient thanks to built-in support for dynamic imports with code splitting.</w:t>
-      </w:r>
-    </w:p>
-    <w:p>
-      <w:pPr>
-        <w:pStyle w:val="ListParagraph"/>
-      </w:pPr>
-    </w:p>
-    <w:p>
-      <w:pPr>
-        <w:pStyle w:val="ListParagraph"/>
-        <w:rPr>
+        <w:rPr>
+          <w:rFonts w:ascii="Arial" w:hAnsi="Arial" w:cs="Arial"/>
+        </w:rPr>
+      </w:pPr>
+      <w:r>
+        <w:rPr>
+          <w:rFonts w:ascii="Arial" w:hAnsi="Arial" w:cs="Arial"/>
+        </w:rPr>
+        <w:t>Lazy loading in React is a performance optimization where we defer loading components or resources until they’re actually needed. For components, we use React.lazy() along with Suspense to load them only when rendered. This reduces the initial bundle size and improves load time, especially in large apps. In Next.js, lazy loading is even more efficient thanks to built-in support for dynamic imports with code splitting.</w:t>
+      </w:r>
+    </w:p>
+    <w:p>
+      <w:pPr>
+        <w:pStyle w:val="ListParagraph"/>
+        <w:rPr>
+          <w:rFonts w:ascii="Arial" w:hAnsi="Arial" w:cs="Arial"/>
+        </w:rPr>
+      </w:pPr>
+    </w:p>
+    <w:p>
+      <w:pPr>
+        <w:pStyle w:val="ListParagraph"/>
+        <w:rPr>
+          <w:rFonts w:ascii="Arial" w:hAnsi="Arial" w:cs="Arial"/>
           <w:b/>
           <w:bCs/>
         </w:rPr>
       </w:pPr>
       <w:r>
         <w:rPr>
+          <w:rFonts w:ascii="Arial" w:hAnsi="Arial" w:cs="Arial"/>
           <w:b/>
           <w:bCs/>
         </w:rPr>
@@ -2733,6 +2936,9 @@
           <w:ilvl w:val="0"/>
           <w:numId w:val="4"/>
         </w:numPr>
+        <w:rPr>
+          <w:rFonts w:ascii="Arial" w:hAnsi="Arial" w:cs="Arial"/>
+        </w:rPr>
       </w:pPr>
       <w:r>
         <w:rPr>
@@ -2741,6 +2947,9 @@
         <w:t>✅</w:t>
       </w:r>
       <w:r>
+        <w:rPr>
+          <w:rFonts w:ascii="Arial" w:hAnsi="Arial" w:cs="Arial"/>
+        </w:rPr>
         <w:t xml:space="preserve"> What lazy loading is (delaying non-critical resource/component loading)</w:t>
       </w:r>
     </w:p>
@@ -2751,6 +2960,9 @@
           <w:ilvl w:val="0"/>
           <w:numId w:val="4"/>
         </w:numPr>
+        <w:rPr>
+          <w:rFonts w:ascii="Arial" w:hAnsi="Arial" w:cs="Arial"/>
+        </w:rPr>
       </w:pPr>
       <w:r>
         <w:rPr>
@@ -2759,6 +2971,9 @@
         <w:t>✅</w:t>
       </w:r>
       <w:r>
+        <w:rPr>
+          <w:rFonts w:ascii="Arial" w:hAnsi="Arial" w:cs="Arial"/>
+        </w:rPr>
         <w:t xml:space="preserve"> Why we use it (faster initial load, smaller bundle size)</w:t>
       </w:r>
     </w:p>
@@ -2769,6 +2984,9 @@
           <w:ilvl w:val="0"/>
           <w:numId w:val="4"/>
         </w:numPr>
+        <w:rPr>
+          <w:rFonts w:ascii="Arial" w:hAnsi="Arial" w:cs="Arial"/>
+        </w:rPr>
       </w:pPr>
       <w:r>
         <w:rPr>
@@ -2777,23 +2995,10 @@
         <w:t>✅</w:t>
       </w:r>
       <w:r>
-        <w:t xml:space="preserve"> </w:t>
-      </w:r>
-      <w:proofErr w:type="spellStart"/>
-      <w:r>
-        <w:t>React's</w:t>
-      </w:r>
-      <w:proofErr w:type="spellEnd"/>
-      <w:r>
-        <w:t xml:space="preserve"> </w:t>
-      </w:r>
-      <w:proofErr w:type="spellStart"/>
-      <w:r>
-        <w:t>React.lazy</w:t>
-      </w:r>
-      <w:proofErr w:type="spellEnd"/>
-      <w:r>
-        <w:t>() + Suspense mechanism</w:t>
+        <w:rPr>
+          <w:rFonts w:ascii="Arial" w:hAnsi="Arial" w:cs="Arial"/>
+        </w:rPr>
+        <w:t xml:space="preserve"> React's React.lazy() + Suspense mechanism</w:t>
       </w:r>
     </w:p>
     <w:p>
@@ -2803,6 +3008,9 @@
           <w:ilvl w:val="0"/>
           <w:numId w:val="4"/>
         </w:numPr>
+        <w:rPr>
+          <w:rFonts w:ascii="Arial" w:hAnsi="Arial" w:cs="Arial"/>
+        </w:rPr>
       </w:pPr>
       <w:r>
         <w:rPr>
@@ -2811,6 +3019,9 @@
         <w:t>✅</w:t>
       </w:r>
       <w:r>
+        <w:rPr>
+          <w:rFonts w:ascii="Arial" w:hAnsi="Arial" w:cs="Arial"/>
+        </w:rPr>
         <w:t xml:space="preserve"> Next.js next/dynamic for SSR-safe lazy loading</w:t>
       </w:r>
     </w:p>
@@ -2821,6 +3032,9 @@
           <w:ilvl w:val="0"/>
           <w:numId w:val="4"/>
         </w:numPr>
+        <w:rPr>
+          <w:rFonts w:ascii="Arial" w:hAnsi="Arial" w:cs="Arial"/>
+        </w:rPr>
       </w:pPr>
       <w:r>
         <w:rPr>
@@ -2829,6 +3043,9 @@
         <w:t>✅</w:t>
       </w:r>
       <w:r>
+        <w:rPr>
+          <w:rFonts w:ascii="Arial" w:hAnsi="Arial" w:cs="Arial"/>
+        </w:rPr>
         <w:t xml:space="preserve"> Fallback UI handling during load (skeletons/loaders)</w:t>
       </w:r>
     </w:p>
@@ -2839,6 +3056,9 @@
           <w:ilvl w:val="0"/>
           <w:numId w:val="4"/>
         </w:numPr>
+        <w:rPr>
+          <w:rFonts w:ascii="Arial" w:hAnsi="Arial" w:cs="Arial"/>
+        </w:rPr>
       </w:pPr>
       <w:r>
         <w:rPr>
@@ -2847,40 +3067,58 @@
         <w:t>✅</w:t>
       </w:r>
       <w:r>
+        <w:rPr>
+          <w:rFonts w:ascii="Arial" w:hAnsi="Arial" w:cs="Arial"/>
+        </w:rPr>
         <w:t xml:space="preserve"> (Optional) Lazy loading images or third-party scripts</w:t>
       </w:r>
     </w:p>
     <w:p>
       <w:pPr>
         <w:ind w:left="720"/>
-      </w:pPr>
-      <w:r>
-        <w:t xml:space="preserve">I use lazy loading for components that aren't critical to the initial page load — like modals, tooltips, or admin-only views. In one project, we </w:t>
-      </w:r>
-      <w:proofErr w:type="gramStart"/>
-      <w:r>
-        <w:t>lazy</w:t>
-      </w:r>
-      <w:proofErr w:type="gramEnd"/>
-      <w:r>
-        <w:t>-loaded a charting library that was ~300kb — this reduced our first load bundle by ~30%.</w:t>
+        <w:rPr>
+          <w:rFonts w:ascii="Arial" w:hAnsi="Arial" w:cs="Arial"/>
+        </w:rPr>
+      </w:pPr>
+      <w:r>
+        <w:rPr>
+          <w:rFonts w:ascii="Arial" w:hAnsi="Arial" w:cs="Arial"/>
+        </w:rPr>
+        <w:t>I use lazy loading for components that aren't critical to the initial page load — like modals, tooltips, or admin-only views. In one project, we lazy-loaded a charting library that was ~300kb — this reduced our first load bundle by ~30%.</w:t>
       </w:r>
     </w:p>
     <w:p>
       <w:pPr>
         <w:ind w:left="720"/>
-      </w:pPr>
-      <w:r>
+        <w:rPr>
+          <w:rFonts w:ascii="Arial" w:hAnsi="Arial" w:cs="Arial"/>
+        </w:rPr>
+      </w:pPr>
+      <w:r>
+        <w:rPr>
+          <w:rFonts w:ascii="Arial" w:hAnsi="Arial" w:cs="Arial"/>
+        </w:rPr>
         <w:t>I also make sure to avoid layout shift by reserving space for the lazy component or using a skeleton loader.</w:t>
       </w:r>
     </w:p>
     <w:p>
       <w:pPr>
         <w:pStyle w:val="ListParagraph"/>
-      </w:pPr>
-    </w:p>
-    <w:p>
-      <w:r>
+        <w:rPr>
+          <w:rFonts w:ascii="Arial" w:hAnsi="Arial" w:cs="Arial"/>
+        </w:rPr>
+      </w:pPr>
+    </w:p>
+    <w:p>
+      <w:pPr>
+        <w:rPr>
+          <w:rFonts w:ascii="Arial" w:hAnsi="Arial" w:cs="Arial"/>
+        </w:rPr>
+      </w:pPr>
+      <w:r>
+        <w:rPr>
+          <w:rFonts w:ascii="Arial" w:hAnsi="Arial" w:cs="Arial"/>
+        </w:rPr>
         <w:t>Q7. How to mock functions and API responses with react-testing-library or jest</w:t>
       </w:r>
     </w:p>
@@ -2891,65 +3129,15 @@
           <w:ilvl w:val="0"/>
           <w:numId w:val="1"/>
         </w:numPr>
-      </w:pPr>
-      <w:r>
-        <w:t xml:space="preserve">To mock functions or API responses in tests, I use Jest’s mocking features along with React Testing Library. Jest provides </w:t>
-      </w:r>
-      <w:proofErr w:type="spellStart"/>
-      <w:proofErr w:type="gramStart"/>
-      <w:r>
-        <w:t>jest.fn</w:t>
-      </w:r>
-      <w:proofErr w:type="spellEnd"/>
-      <w:proofErr w:type="gramEnd"/>
-      <w:r>
-        <w:t xml:space="preserve">() and </w:t>
-      </w:r>
-      <w:proofErr w:type="spellStart"/>
-      <w:proofErr w:type="gramStart"/>
-      <w:r>
-        <w:t>jest.mock</w:t>
-      </w:r>
-      <w:proofErr w:type="spellEnd"/>
-      <w:proofErr w:type="gramEnd"/>
-      <w:r>
-        <w:t xml:space="preserve">() to mock modules or specific functions. For mocking API calls, if it’s a REST API via fetch or Axios, I either mock the network layer using </w:t>
-      </w:r>
-      <w:proofErr w:type="spellStart"/>
-      <w:proofErr w:type="gramStart"/>
-      <w:r>
-        <w:t>jest.mock</w:t>
-      </w:r>
-      <w:proofErr w:type="spellEnd"/>
-      <w:proofErr w:type="gramEnd"/>
-      <w:r>
-        <w:t>('</w:t>
-      </w:r>
-      <w:proofErr w:type="spellStart"/>
-      <w:r>
-        <w:t>axios</w:t>
-      </w:r>
-      <w:proofErr w:type="spellEnd"/>
-      <w:r>
-        <w:t xml:space="preserve">') or override </w:t>
-      </w:r>
-      <w:proofErr w:type="spellStart"/>
-      <w:proofErr w:type="gramStart"/>
-      <w:r>
-        <w:t>global.fetch</w:t>
-      </w:r>
-      <w:proofErr w:type="spellEnd"/>
-      <w:proofErr w:type="gramEnd"/>
-      <w:r>
-        <w:t xml:space="preserve">. In more advanced cases, I use </w:t>
-      </w:r>
-      <w:proofErr w:type="spellStart"/>
-      <w:r>
-        <w:t>msw</w:t>
-      </w:r>
-      <w:proofErr w:type="spellEnd"/>
-      <w:r>
-        <w:t xml:space="preserve"> (Mock Service Worker) to simulate API responses realistically, which works well with RTL’s philosophy of testing from the user’s perspective.</w:t>
+        <w:rPr>
+          <w:rFonts w:ascii="Arial" w:hAnsi="Arial" w:cs="Arial"/>
+        </w:rPr>
+      </w:pPr>
+      <w:r>
+        <w:rPr>
+          <w:rFonts w:ascii="Arial" w:hAnsi="Arial" w:cs="Arial"/>
+        </w:rPr>
+        <w:t>To mock functions or API responses in tests, I use Jest’s mocking features along with React Testing Library. Jest provides jest.fn() and jest.mock() to mock modules or specific functions. For mocking API calls, if it’s a REST API via fetch or Axios, I either mock the network layer using jest.mock('axios') or override global.fetch. In more advanced cases, I use msw (Mock Service Worker) to simulate API responses realistically, which works well with RTL’s philosophy of testing from the user’s perspective.</w:t>
       </w:r>
     </w:p>
     <w:p>
@@ -2959,326 +3147,216 @@
           <w:ilvl w:val="0"/>
           <w:numId w:val="1"/>
         </w:numPr>
-      </w:pPr>
-    </w:p>
-    <w:p>
-      <w:pPr>
-        <w:pStyle w:val="ListParagraph"/>
-      </w:pPr>
-      <w:r>
+        <w:rPr>
+          <w:rFonts w:ascii="Arial" w:hAnsi="Arial" w:cs="Arial"/>
+        </w:rPr>
+      </w:pPr>
+    </w:p>
+    <w:p>
+      <w:pPr>
+        <w:pStyle w:val="ListParagraph"/>
+        <w:rPr>
+          <w:rFonts w:ascii="Arial" w:hAnsi="Arial" w:cs="Arial"/>
+        </w:rPr>
+      </w:pPr>
+      <w:r>
+        <w:rPr>
+          <w:rFonts w:ascii="Arial" w:hAnsi="Arial" w:cs="Arial"/>
+        </w:rPr>
         <w:t>For functions:</w:t>
       </w:r>
     </w:p>
     <w:p>
       <w:pPr>
         <w:pStyle w:val="ListParagraph"/>
-      </w:pPr>
-      <w:r>
-        <w:t xml:space="preserve">const </w:t>
-      </w:r>
-      <w:proofErr w:type="spellStart"/>
-      <w:r>
-        <w:t>mockFn</w:t>
-      </w:r>
-      <w:proofErr w:type="spellEnd"/>
-      <w:r>
-        <w:t xml:space="preserve"> = </w:t>
-      </w:r>
-      <w:proofErr w:type="spellStart"/>
-      <w:proofErr w:type="gramStart"/>
-      <w:r>
-        <w:t>jest.fn</w:t>
-      </w:r>
-      <w:proofErr w:type="spellEnd"/>
-      <w:proofErr w:type="gramEnd"/>
-      <w:r>
-        <w:t>(</w:t>
-      </w:r>
-      <w:proofErr w:type="gramStart"/>
-      <w:r>
-        <w:t>);</w:t>
-      </w:r>
-      <w:proofErr w:type="gramEnd"/>
-    </w:p>
-    <w:p>
-      <w:pPr>
-        <w:pStyle w:val="ListParagraph"/>
-      </w:pPr>
-      <w:proofErr w:type="spellStart"/>
-      <w:r>
-        <w:t>mockFn</w:t>
-      </w:r>
-      <w:proofErr w:type="spellEnd"/>
-      <w:r>
-        <w:t>('hello'</w:t>
-      </w:r>
-      <w:proofErr w:type="gramStart"/>
-      <w:r>
-        <w:t>);</w:t>
-      </w:r>
-      <w:proofErr w:type="gramEnd"/>
-    </w:p>
-    <w:p>
-      <w:pPr>
-        <w:pStyle w:val="ListParagraph"/>
-      </w:pPr>
-      <w:r>
-        <w:t>expect(</w:t>
-      </w:r>
-      <w:proofErr w:type="spellStart"/>
-      <w:r>
-        <w:t>mockFn</w:t>
-      </w:r>
-      <w:proofErr w:type="spellEnd"/>
-      <w:proofErr w:type="gramStart"/>
-      <w:r>
-        <w:t>).</w:t>
-      </w:r>
-      <w:proofErr w:type="spellStart"/>
-      <w:r>
-        <w:t>toHaveBeenCalledWith</w:t>
-      </w:r>
-      <w:proofErr w:type="spellEnd"/>
-      <w:proofErr w:type="gramEnd"/>
-      <w:r>
-        <w:t>('hello'</w:t>
-      </w:r>
-      <w:proofErr w:type="gramStart"/>
-      <w:r>
-        <w:t>);</w:t>
-      </w:r>
-      <w:proofErr w:type="gramEnd"/>
-    </w:p>
-    <w:p>
-      <w:pPr>
-        <w:pStyle w:val="ListParagraph"/>
-      </w:pPr>
-    </w:p>
-    <w:p>
-      <w:pPr>
-        <w:pStyle w:val="ListParagraph"/>
-      </w:pPr>
-      <w:r>
+        <w:rPr>
+          <w:rFonts w:ascii="Arial" w:hAnsi="Arial" w:cs="Arial"/>
+        </w:rPr>
+      </w:pPr>
+      <w:r>
+        <w:rPr>
+          <w:rFonts w:ascii="Arial" w:hAnsi="Arial" w:cs="Arial"/>
+        </w:rPr>
+        <w:lastRenderedPageBreak/>
+        <w:t>const mockFn = jest.fn();</w:t>
+      </w:r>
+    </w:p>
+    <w:p>
+      <w:pPr>
+        <w:pStyle w:val="ListParagraph"/>
+        <w:rPr>
+          <w:rFonts w:ascii="Arial" w:hAnsi="Arial" w:cs="Arial"/>
+        </w:rPr>
+      </w:pPr>
+      <w:r>
+        <w:rPr>
+          <w:rFonts w:ascii="Arial" w:hAnsi="Arial" w:cs="Arial"/>
+        </w:rPr>
+        <w:t>mockFn('hello');</w:t>
+      </w:r>
+    </w:p>
+    <w:p>
+      <w:pPr>
+        <w:pStyle w:val="ListParagraph"/>
+        <w:rPr>
+          <w:rFonts w:ascii="Arial" w:hAnsi="Arial" w:cs="Arial"/>
+        </w:rPr>
+      </w:pPr>
+      <w:r>
+        <w:rPr>
+          <w:rFonts w:ascii="Arial" w:hAnsi="Arial" w:cs="Arial"/>
+        </w:rPr>
+        <w:t>expect(mockFn).toHaveBeenCalledWith('hello');</w:t>
+      </w:r>
+    </w:p>
+    <w:p>
+      <w:pPr>
+        <w:pStyle w:val="ListParagraph"/>
+        <w:rPr>
+          <w:rFonts w:ascii="Arial" w:hAnsi="Arial" w:cs="Arial"/>
+        </w:rPr>
+      </w:pPr>
+    </w:p>
+    <w:p>
+      <w:pPr>
+        <w:pStyle w:val="ListParagraph"/>
+        <w:rPr>
+          <w:rFonts w:ascii="Arial" w:hAnsi="Arial" w:cs="Arial"/>
+        </w:rPr>
+      </w:pPr>
+      <w:r>
+        <w:rPr>
+          <w:rFonts w:ascii="Arial" w:hAnsi="Arial" w:cs="Arial"/>
+        </w:rPr>
         <w:t xml:space="preserve">For API responses: </w:t>
       </w:r>
     </w:p>
     <w:p>
       <w:pPr>
         <w:pStyle w:val="ListParagraph"/>
-      </w:pPr>
-      <w:r>
-        <w:t xml:space="preserve">import </w:t>
-      </w:r>
-      <w:proofErr w:type="spellStart"/>
-      <w:r>
-        <w:t>axios</w:t>
-      </w:r>
-      <w:proofErr w:type="spellEnd"/>
-      <w:r>
-        <w:t xml:space="preserve"> from '</w:t>
-      </w:r>
-      <w:proofErr w:type="spellStart"/>
-      <w:r>
-        <w:t>axios</w:t>
-      </w:r>
-      <w:proofErr w:type="spellEnd"/>
-      <w:proofErr w:type="gramStart"/>
-      <w:r>
-        <w:t>';</w:t>
-      </w:r>
-      <w:proofErr w:type="gramEnd"/>
-    </w:p>
-    <w:p>
-      <w:pPr>
-        <w:pStyle w:val="ListParagraph"/>
-      </w:pPr>
-      <w:proofErr w:type="spellStart"/>
-      <w:proofErr w:type="gramStart"/>
-      <w:r>
-        <w:t>jest.mock</w:t>
-      </w:r>
-      <w:proofErr w:type="spellEnd"/>
-      <w:proofErr w:type="gramEnd"/>
-      <w:r>
-        <w:t>('</w:t>
-      </w:r>
-      <w:proofErr w:type="spellStart"/>
-      <w:r>
-        <w:t>axios</w:t>
-      </w:r>
-      <w:proofErr w:type="spellEnd"/>
-      <w:r>
-        <w:t>'</w:t>
-      </w:r>
-      <w:proofErr w:type="gramStart"/>
-      <w:r>
-        <w:t>);</w:t>
-      </w:r>
-      <w:proofErr w:type="gramEnd"/>
-    </w:p>
-    <w:p>
-      <w:pPr>
-        <w:pStyle w:val="ListParagraph"/>
-      </w:pPr>
-    </w:p>
-    <w:p>
-      <w:pPr>
-        <w:pStyle w:val="ListParagraph"/>
-      </w:pPr>
-      <w:proofErr w:type="gramStart"/>
-      <w:r>
-        <w:t>test(</w:t>
-      </w:r>
-      <w:proofErr w:type="gramEnd"/>
-      <w:r>
-        <w:t>'loads data on mount', async () =&gt; {</w:t>
-      </w:r>
-    </w:p>
-    <w:p>
-      <w:pPr>
-        <w:pStyle w:val="ListParagraph"/>
-      </w:pPr>
-      <w:r>
-        <w:t xml:space="preserve">  </w:t>
-      </w:r>
-      <w:proofErr w:type="spellStart"/>
-      <w:proofErr w:type="gramStart"/>
-      <w:r>
-        <w:t>axios.get.mockResolvedValue</w:t>
-      </w:r>
-      <w:proofErr w:type="spellEnd"/>
-      <w:r>
-        <w:t>({ data</w:t>
-      </w:r>
-      <w:proofErr w:type="gramEnd"/>
-      <w:r>
-        <w:t xml:space="preserve">: </w:t>
-      </w:r>
-      <w:proofErr w:type="gramStart"/>
-      <w:r>
-        <w:t>{ message</w:t>
-      </w:r>
-      <w:proofErr w:type="gramEnd"/>
-      <w:r>
-        <w:t>: 'Hello</w:t>
-      </w:r>
-      <w:proofErr w:type="gramStart"/>
-      <w:r>
-        <w:t>' }</w:t>
-      </w:r>
-      <w:proofErr w:type="gramEnd"/>
-      <w:r>
-        <w:t xml:space="preserve"> }</w:t>
-      </w:r>
-      <w:proofErr w:type="gramStart"/>
-      <w:r>
-        <w:t>);</w:t>
-      </w:r>
-      <w:proofErr w:type="gramEnd"/>
-    </w:p>
-    <w:p>
-      <w:pPr>
-        <w:pStyle w:val="ListParagraph"/>
-      </w:pPr>
-    </w:p>
-    <w:p>
-      <w:pPr>
-        <w:pStyle w:val="ListParagraph"/>
-      </w:pPr>
-      <w:r>
-        <w:t xml:space="preserve">  </w:t>
-      </w:r>
-      <w:proofErr w:type="gramStart"/>
-      <w:r>
-        <w:t>render(</w:t>
-      </w:r>
-      <w:proofErr w:type="gramEnd"/>
-      <w:r>
-        <w:t>&lt;</w:t>
-      </w:r>
-      <w:proofErr w:type="spellStart"/>
-      <w:r>
-        <w:t>MyComponent</w:t>
-      </w:r>
-      <w:proofErr w:type="spellEnd"/>
-      <w:r>
-        <w:t xml:space="preserve"> /&gt;</w:t>
-      </w:r>
-      <w:proofErr w:type="gramStart"/>
-      <w:r>
-        <w:t>);</w:t>
-      </w:r>
-      <w:proofErr w:type="gramEnd"/>
-    </w:p>
-    <w:p>
-      <w:pPr>
-        <w:pStyle w:val="ListParagraph"/>
-      </w:pPr>
-      <w:r>
-        <w:t xml:space="preserve">  </w:t>
-      </w:r>
-      <w:proofErr w:type="gramStart"/>
-      <w:r>
-        <w:t>expect(</w:t>
-      </w:r>
-      <w:proofErr w:type="gramEnd"/>
-      <w:r>
-        <w:t xml:space="preserve">await </w:t>
-      </w:r>
-      <w:proofErr w:type="spellStart"/>
-      <w:proofErr w:type="gramStart"/>
-      <w:r>
-        <w:t>screen.findByText</w:t>
-      </w:r>
-      <w:proofErr w:type="spellEnd"/>
-      <w:proofErr w:type="gramEnd"/>
-      <w:r>
-        <w:t>('Hello')</w:t>
-      </w:r>
-      <w:proofErr w:type="gramStart"/>
-      <w:r>
-        <w:t>).</w:t>
-      </w:r>
-      <w:proofErr w:type="spellStart"/>
-      <w:r>
-        <w:t>toBeInTheDocument</w:t>
-      </w:r>
-      <w:proofErr w:type="spellEnd"/>
-      <w:proofErr w:type="gramEnd"/>
-      <w:r>
-        <w:t>(</w:t>
-      </w:r>
-      <w:proofErr w:type="gramStart"/>
-      <w:r>
-        <w:t>);</w:t>
-      </w:r>
-      <w:proofErr w:type="gramEnd"/>
-    </w:p>
-    <w:p>
-      <w:pPr>
-        <w:pStyle w:val="ListParagraph"/>
-      </w:pPr>
-      <w:r>
+        <w:rPr>
+          <w:rFonts w:ascii="Arial" w:hAnsi="Arial" w:cs="Arial"/>
+        </w:rPr>
+      </w:pPr>
+      <w:r>
+        <w:rPr>
+          <w:rFonts w:ascii="Arial" w:hAnsi="Arial" w:cs="Arial"/>
+        </w:rPr>
+        <w:t>import axios from 'axios';</w:t>
+      </w:r>
+    </w:p>
+    <w:p>
+      <w:pPr>
+        <w:pStyle w:val="ListParagraph"/>
+        <w:rPr>
+          <w:rFonts w:ascii="Arial" w:hAnsi="Arial" w:cs="Arial"/>
+        </w:rPr>
+      </w:pPr>
+      <w:r>
+        <w:rPr>
+          <w:rFonts w:ascii="Arial" w:hAnsi="Arial" w:cs="Arial"/>
+        </w:rPr>
+        <w:t>jest.mock('axios');</w:t>
+      </w:r>
+    </w:p>
+    <w:p>
+      <w:pPr>
+        <w:pStyle w:val="ListParagraph"/>
+        <w:rPr>
+          <w:rFonts w:ascii="Arial" w:hAnsi="Arial" w:cs="Arial"/>
+        </w:rPr>
+      </w:pPr>
+    </w:p>
+    <w:p>
+      <w:pPr>
+        <w:pStyle w:val="ListParagraph"/>
+        <w:rPr>
+          <w:rFonts w:ascii="Arial" w:hAnsi="Arial" w:cs="Arial"/>
+        </w:rPr>
+      </w:pPr>
+      <w:r>
+        <w:rPr>
+          <w:rFonts w:ascii="Arial" w:hAnsi="Arial" w:cs="Arial"/>
+        </w:rPr>
+        <w:t>test('loads data on mount', async () =&gt; {</w:t>
+      </w:r>
+    </w:p>
+    <w:p>
+      <w:pPr>
+        <w:pStyle w:val="ListParagraph"/>
+        <w:rPr>
+          <w:rFonts w:ascii="Arial" w:hAnsi="Arial" w:cs="Arial"/>
+        </w:rPr>
+      </w:pPr>
+      <w:r>
+        <w:rPr>
+          <w:rFonts w:ascii="Arial" w:hAnsi="Arial" w:cs="Arial"/>
+        </w:rPr>
+        <w:t xml:space="preserve">  axios.get.mockResolvedValue({ data: { message: 'Hello' } });</w:t>
+      </w:r>
+    </w:p>
+    <w:p>
+      <w:pPr>
+        <w:pStyle w:val="ListParagraph"/>
+        <w:rPr>
+          <w:rFonts w:ascii="Arial" w:hAnsi="Arial" w:cs="Arial"/>
+        </w:rPr>
+      </w:pPr>
+    </w:p>
+    <w:p>
+      <w:pPr>
+        <w:pStyle w:val="ListParagraph"/>
+        <w:rPr>
+          <w:rFonts w:ascii="Arial" w:hAnsi="Arial" w:cs="Arial"/>
+        </w:rPr>
+      </w:pPr>
+      <w:r>
+        <w:rPr>
+          <w:rFonts w:ascii="Arial" w:hAnsi="Arial" w:cs="Arial"/>
+        </w:rPr>
+        <w:t xml:space="preserve">  render(&lt;MyComponent /&gt;);</w:t>
+      </w:r>
+    </w:p>
+    <w:p>
+      <w:pPr>
+        <w:pStyle w:val="ListParagraph"/>
+        <w:rPr>
+          <w:rFonts w:ascii="Arial" w:hAnsi="Arial" w:cs="Arial"/>
+        </w:rPr>
+      </w:pPr>
+      <w:r>
+        <w:rPr>
+          <w:rFonts w:ascii="Arial" w:hAnsi="Arial" w:cs="Arial"/>
+        </w:rPr>
+        <w:t xml:space="preserve">  expect(await screen.findByText('Hello')).toBeInTheDocument();</w:t>
+      </w:r>
+    </w:p>
+    <w:p>
+      <w:pPr>
+        <w:pStyle w:val="ListParagraph"/>
+        <w:rPr>
+          <w:rFonts w:ascii="Arial" w:hAnsi="Arial" w:cs="Arial"/>
+        </w:rPr>
+      </w:pPr>
+      <w:r>
+        <w:rPr>
+          <w:rFonts w:ascii="Arial" w:hAnsi="Arial" w:cs="Arial"/>
+        </w:rPr>
         <w:t>});</w:t>
       </w:r>
     </w:p>
     <w:p>
-      <w:r>
-        <w:t xml:space="preserve">Q8. </w:t>
-      </w:r>
-      <w:proofErr w:type="spellStart"/>
-      <w:r>
-        <w:t>useCallback</w:t>
-      </w:r>
-      <w:proofErr w:type="spellEnd"/>
-      <w:r>
-        <w:t xml:space="preserve"> and </w:t>
-      </w:r>
-      <w:proofErr w:type="spellStart"/>
-      <w:r>
-        <w:t>useMemo</w:t>
-      </w:r>
-      <w:proofErr w:type="spellEnd"/>
+      <w:pPr>
+        <w:rPr>
+          <w:rFonts w:ascii="Arial" w:hAnsi="Arial" w:cs="Arial"/>
+        </w:rPr>
+      </w:pPr>
+      <w:r>
+        <w:rPr>
+          <w:rFonts w:ascii="Arial" w:hAnsi="Arial" w:cs="Arial"/>
+        </w:rPr>
+        <w:t>Q8. useCallback and useMemo</w:t>
+      </w:r>
     </w:p>
     <w:p>
       <w:pPr>
@@ -3287,174 +3365,93 @@
           <w:ilvl w:val="0"/>
           <w:numId w:val="1"/>
         </w:numPr>
-      </w:pPr>
-      <w:proofErr w:type="spellStart"/>
-      <w:r>
-        <w:t>useCallback</w:t>
-      </w:r>
-      <w:proofErr w:type="spellEnd"/>
-      <w:r>
-        <w:t xml:space="preserve"> and </w:t>
-      </w:r>
-      <w:proofErr w:type="spellStart"/>
-      <w:r>
-        <w:t>useMemo</w:t>
-      </w:r>
-      <w:proofErr w:type="spellEnd"/>
-      <w:r>
-        <w:t xml:space="preserve"> are React hooks used for performance optimization. </w:t>
-      </w:r>
-      <w:proofErr w:type="spellStart"/>
-      <w:r>
-        <w:t>useCallback</w:t>
-      </w:r>
-      <w:proofErr w:type="spellEnd"/>
-      <w:r>
-        <w:t xml:space="preserve"> </w:t>
-      </w:r>
-      <w:proofErr w:type="spellStart"/>
-      <w:r>
-        <w:t>memoizes</w:t>
-      </w:r>
-      <w:proofErr w:type="spellEnd"/>
-      <w:r>
-        <w:t xml:space="preserve"> a function reference between renders, while </w:t>
-      </w:r>
-      <w:proofErr w:type="spellStart"/>
-      <w:r>
-        <w:t>useMemo</w:t>
-      </w:r>
-      <w:proofErr w:type="spellEnd"/>
-      <w:r>
-        <w:t xml:space="preserve"> </w:t>
-      </w:r>
-      <w:proofErr w:type="spellStart"/>
-      <w:r>
-        <w:t>memoizes</w:t>
-      </w:r>
-      <w:proofErr w:type="spellEnd"/>
-      <w:r>
-        <w:t xml:space="preserve"> the result of an expensive calculation. They're useful when passing callbacks or derived values to child components to avoid unnecessary re-renders, especially when those children are wrapped in </w:t>
-      </w:r>
-      <w:proofErr w:type="spellStart"/>
-      <w:r>
-        <w:t>React.memo</w:t>
-      </w:r>
-      <w:proofErr w:type="spellEnd"/>
-      <w:r>
-        <w:t>.</w:t>
-      </w:r>
-    </w:p>
-    <w:p>
-      <w:pPr>
-        <w:pStyle w:val="ListParagraph"/>
-      </w:pPr>
-      <w:r>
+        <w:rPr>
+          <w:rFonts w:ascii="Arial" w:hAnsi="Arial" w:cs="Arial"/>
+        </w:rPr>
+      </w:pPr>
+      <w:r>
+        <w:rPr>
+          <w:rFonts w:ascii="Arial" w:hAnsi="Arial" w:cs="Arial"/>
+        </w:rPr>
+        <w:t>useCallback and useMemo are React hooks used for performance optimization. useCallback memoizes a function reference between renders, while useMemo memoizes the result of an expensive calculation. They're useful when passing callbacks or derived values to child components to avoid unnecessary re-renders, especially when those children are wrapped in React.memo.</w:t>
+      </w:r>
+    </w:p>
+    <w:p>
+      <w:pPr>
+        <w:pStyle w:val="ListParagraph"/>
+        <w:rPr>
+          <w:rFonts w:ascii="Arial" w:hAnsi="Arial" w:cs="Arial"/>
+        </w:rPr>
+      </w:pPr>
+      <w:r>
+        <w:rPr>
+          <w:rFonts w:ascii="Arial" w:hAnsi="Arial" w:cs="Arial"/>
+        </w:rPr>
         <w:t xml:space="preserve">However, I use them </w:t>
       </w:r>
       <w:r>
         <w:rPr>
+          <w:rFonts w:ascii="Arial" w:hAnsi="Arial" w:cs="Arial"/>
           <w:b/>
           <w:bCs/>
         </w:rPr>
         <w:t>only when there's a measurable performance benefit</w:t>
       </w:r>
       <w:r>
-        <w:t xml:space="preserve">, because overusing them can </w:t>
-      </w:r>
-      <w:proofErr w:type="gramStart"/>
-      <w:r>
-        <w:t>actually hurt</w:t>
-      </w:r>
-      <w:proofErr w:type="gramEnd"/>
-      <w:r>
-        <w:t xml:space="preserve"> readability and add unnecessary complexity.</w:t>
-      </w:r>
-    </w:p>
-    <w:p>
-      <w:pPr>
-        <w:pStyle w:val="ListParagraph"/>
-      </w:pPr>
-      <w:r>
-        <w:lastRenderedPageBreak/>
-        <w:t xml:space="preserve">In one of our projects, we had a table component where sorting and filtering logic was recalculating on every render. We used </w:t>
-      </w:r>
-      <w:proofErr w:type="spellStart"/>
-      <w:r>
-        <w:t>useMemo</w:t>
-      </w:r>
-      <w:proofErr w:type="spellEnd"/>
-      <w:r>
-        <w:t xml:space="preserve"> to </w:t>
-      </w:r>
-      <w:proofErr w:type="spellStart"/>
-      <w:r>
-        <w:t>memoize</w:t>
-      </w:r>
-      <w:proofErr w:type="spellEnd"/>
-      <w:r>
-        <w:t xml:space="preserve"> the filtered and sorted data, and it improved the </w:t>
-      </w:r>
-      <w:proofErr w:type="gramStart"/>
-      <w:r>
-        <w:t>render</w:t>
-      </w:r>
-      <w:proofErr w:type="gramEnd"/>
-      <w:r>
-        <w:t xml:space="preserve"> time significantly.</w:t>
-      </w:r>
-    </w:p>
-    <w:p>
-      <w:pPr>
-        <w:pStyle w:val="ListParagraph"/>
-      </w:pPr>
-      <w:r>
-        <w:t xml:space="preserve">Similarly, when using </w:t>
-      </w:r>
-      <w:proofErr w:type="spellStart"/>
-      <w:r>
-        <w:t>React.memo</w:t>
-      </w:r>
-      <w:proofErr w:type="spellEnd"/>
-      <w:r>
-        <w:t xml:space="preserve"> on list items, I used </w:t>
-      </w:r>
-      <w:proofErr w:type="spellStart"/>
-      <w:r>
-        <w:t>useCallback</w:t>
-      </w:r>
-      <w:proofErr w:type="spellEnd"/>
-      <w:r>
-        <w:t xml:space="preserve"> to </w:t>
-      </w:r>
-      <w:proofErr w:type="spellStart"/>
-      <w:r>
-        <w:t>memoize</w:t>
-      </w:r>
-      <w:proofErr w:type="spellEnd"/>
-      <w:r>
-        <w:t xml:space="preserve"> event handlers passed as props — otherwise, even </w:t>
-      </w:r>
-      <w:proofErr w:type="spellStart"/>
-      <w:r>
-        <w:t>memoized</w:t>
-      </w:r>
-      <w:proofErr w:type="spellEnd"/>
-      <w:r>
-        <w:t xml:space="preserve"> components would still re-render due to function identity changing on each render.</w:t>
-      </w:r>
-    </w:p>
-    <w:p>
-      <w:pPr>
-        <w:pStyle w:val="ListParagraph"/>
-      </w:pPr>
-      <w:r>
+        <w:rPr>
+          <w:rFonts w:ascii="Arial" w:hAnsi="Arial" w:cs="Arial"/>
+        </w:rPr>
+        <w:t>, because overusing them can actually hurt readability and add unnecessary complexity.</w:t>
+      </w:r>
+    </w:p>
+    <w:p>
+      <w:pPr>
+        <w:pStyle w:val="ListParagraph"/>
+        <w:rPr>
+          <w:rFonts w:ascii="Arial" w:hAnsi="Arial" w:cs="Arial"/>
+        </w:rPr>
+      </w:pPr>
+      <w:r>
+        <w:rPr>
+          <w:rFonts w:ascii="Arial" w:hAnsi="Arial" w:cs="Arial"/>
+        </w:rPr>
+        <w:t>In one of our projects, we had a table component where sorting and filtering logic was recalculating on every render. We used useMemo to memoize the filtered and sorted data, and it improved the render time significantly.</w:t>
+      </w:r>
+    </w:p>
+    <w:p>
+      <w:pPr>
+        <w:pStyle w:val="ListParagraph"/>
+        <w:rPr>
+          <w:rFonts w:ascii="Arial" w:hAnsi="Arial" w:cs="Arial"/>
+        </w:rPr>
+      </w:pPr>
+      <w:r>
+        <w:rPr>
+          <w:rFonts w:ascii="Arial" w:hAnsi="Arial" w:cs="Arial"/>
+        </w:rPr>
+        <w:t>Similarly, when using React.memo on list items, I used useCallback to memoize event handlers passed as props — otherwise, even memoized components would still re-render due to function identity changing on each render.</w:t>
+      </w:r>
+    </w:p>
+    <w:p>
+      <w:pPr>
+        <w:pStyle w:val="ListParagraph"/>
+        <w:rPr>
+          <w:rFonts w:ascii="Arial" w:hAnsi="Arial" w:cs="Arial"/>
+        </w:rPr>
+      </w:pPr>
+      <w:r>
+        <w:rPr>
+          <w:rFonts w:ascii="Arial" w:hAnsi="Arial" w:cs="Arial"/>
+        </w:rPr>
         <w:t>But I don’t use them by default. I profile first and add memoization only when there's actual performance degradation.</w:t>
       </w:r>
     </w:p>
     <w:p>
       <w:pPr>
         <w:pStyle w:val="ListParagraph"/>
+        <w:rPr>
+          <w:rFonts w:ascii="Arial" w:hAnsi="Arial" w:cs="Arial"/>
+        </w:rPr>
       </w:pPr>
     </w:p>
     <w:p>
@@ -3464,9 +3461,13 @@
           <w:ilvl w:val="2"/>
           <w:numId w:val="2"/>
         </w:numPr>
-      </w:pPr>
-      <w:r>
-        <w:rPr>
+        <w:rPr>
+          <w:rFonts w:ascii="Arial" w:hAnsi="Arial" w:cs="Arial"/>
+        </w:rPr>
+      </w:pPr>
+      <w:r>
+        <w:rPr>
+          <w:rFonts w:ascii="Arial" w:hAnsi="Arial" w:cs="Arial"/>
           <w:b/>
           <w:bCs/>
         </w:rPr>
@@ -3480,12 +3481,19 @@
           <w:ilvl w:val="2"/>
           <w:numId w:val="2"/>
         </w:numPr>
-      </w:pPr>
-      <w:r>
+        <w:rPr>
+          <w:rFonts w:ascii="Arial" w:hAnsi="Arial" w:cs="Arial"/>
+        </w:rPr>
+      </w:pPr>
+      <w:r>
+        <w:rPr>
+          <w:rFonts w:ascii="Arial" w:hAnsi="Arial" w:cs="Arial"/>
+        </w:rPr>
         <w:t xml:space="preserve"> </w:t>
       </w:r>
       <w:r>
         <w:rPr>
+          <w:rFonts w:ascii="Arial" w:hAnsi="Arial" w:cs="Arial"/>
           <w:b/>
           <w:bCs/>
         </w:rPr>
@@ -3499,12 +3507,19 @@
           <w:ilvl w:val="2"/>
           <w:numId w:val="2"/>
         </w:numPr>
-      </w:pPr>
-      <w:r>
+        <w:rPr>
+          <w:rFonts w:ascii="Arial" w:hAnsi="Arial" w:cs="Arial"/>
+        </w:rPr>
+      </w:pPr>
+      <w:r>
+        <w:rPr>
+          <w:rFonts w:ascii="Arial" w:hAnsi="Arial" w:cs="Arial"/>
+        </w:rPr>
         <w:t xml:space="preserve">Use them </w:t>
       </w:r>
       <w:r>
         <w:rPr>
+          <w:rFonts w:ascii="Arial" w:hAnsi="Arial" w:cs="Arial"/>
           <w:b/>
           <w:bCs/>
         </w:rPr>
@@ -3514,16 +3529,33 @@
     <w:p>
       <w:pPr>
         <w:pStyle w:val="ListParagraph"/>
-      </w:pPr>
-    </w:p>
-    <w:p>
-      <w:r>
+        <w:rPr>
+          <w:rFonts w:ascii="Arial" w:hAnsi="Arial" w:cs="Arial"/>
+        </w:rPr>
+      </w:pPr>
+    </w:p>
+    <w:p>
+      <w:pPr>
+        <w:rPr>
+          <w:rFonts w:ascii="Arial" w:hAnsi="Arial" w:cs="Arial"/>
+        </w:rPr>
+      </w:pPr>
+      <w:r>
+        <w:rPr>
+          <w:rFonts w:ascii="Arial" w:hAnsi="Arial" w:cs="Arial"/>
+        </w:rPr>
         <w:t>Q9. Discuss Cachin</w:t>
       </w:r>
       <w:r>
+        <w:rPr>
+          <w:rFonts w:ascii="Arial" w:hAnsi="Arial" w:cs="Arial"/>
+        </w:rPr>
         <w:t>g</w:t>
       </w:r>
       <w:r>
+        <w:rPr>
+          <w:rFonts w:ascii="Arial" w:hAnsi="Arial" w:cs="Arial"/>
+        </w:rPr>
         <w:t xml:space="preserve"> in Deep</w:t>
       </w:r>
     </w:p>
@@ -3534,113 +3566,84 @@
           <w:ilvl w:val="0"/>
           <w:numId w:val="1"/>
         </w:numPr>
-      </w:pPr>
-      <w:proofErr w:type="gramStart"/>
-      <w:r>
-        <w:t>Caching</w:t>
-      </w:r>
-      <w:proofErr w:type="gramEnd"/>
-      <w:r>
-        <w:t xml:space="preserve"> is the process of storing data temporarily so future requests for that data can be served faster. In React applications, caching can happen at multiple layers — </w:t>
-      </w:r>
-      <w:proofErr w:type="gramStart"/>
-      <w:r>
-        <w:t>from browser-level HTTP caching,</w:t>
-      </w:r>
-      <w:proofErr w:type="gramEnd"/>
-      <w:r>
-        <w:t xml:space="preserve"> to in-memory caches in client state management, to persistent storage, and even server-side caching. Effective caching reduces redundant network requests, improves app responsiveness, and can significantly enhance user experience.</w:t>
-      </w:r>
-    </w:p>
-    <w:p>
-      <w:pPr>
-        <w:pStyle w:val="ListParagraph"/>
-      </w:pPr>
-      <w:r>
-        <w:t xml:space="preserve">In </w:t>
-      </w:r>
-      <w:proofErr w:type="spellStart"/>
-      <w:r>
-        <w:t>GraphQL</w:t>
-      </w:r>
-      <w:proofErr w:type="spellEnd"/>
-      <w:r>
-        <w:t xml:space="preserve"> apps, </w:t>
-      </w:r>
-      <w:proofErr w:type="gramStart"/>
-      <w:r>
-        <w:t>caching</w:t>
-      </w:r>
-      <w:proofErr w:type="gramEnd"/>
-      <w:r>
-        <w:t xml:space="preserve"> gets a bit more specialized compared to REST because the data shape is flexible and queries can vary widely. Most </w:t>
-      </w:r>
-      <w:proofErr w:type="spellStart"/>
-      <w:r>
-        <w:t>GraphQL</w:t>
-      </w:r>
-      <w:proofErr w:type="spellEnd"/>
-      <w:r>
-        <w:t xml:space="preserve"> clients like Apollo Client or Relay implement a </w:t>
-      </w:r>
-      <w:r>
-        <w:rPr>
+        <w:rPr>
+          <w:rFonts w:ascii="Arial" w:hAnsi="Arial" w:cs="Arial"/>
+        </w:rPr>
+      </w:pPr>
+      <w:r>
+        <w:rPr>
+          <w:rFonts w:ascii="Arial" w:hAnsi="Arial" w:cs="Arial"/>
+        </w:rPr>
+        <w:lastRenderedPageBreak/>
+        <w:t>Caching is the process of storing data temporarily so future requests for that data can be served faster. In React applications, caching can happen at multiple layers — from browser-level HTTP caching, to in-memory caches in client state management, to persistent storage, and even server-side caching. Effective caching reduces redundant network requests, improves app responsiveness, and can significantly enhance user experience.</w:t>
+      </w:r>
+    </w:p>
+    <w:p>
+      <w:pPr>
+        <w:pStyle w:val="ListParagraph"/>
+        <w:rPr>
+          <w:rFonts w:ascii="Arial" w:hAnsi="Arial" w:cs="Arial"/>
+        </w:rPr>
+      </w:pPr>
+      <w:r>
+        <w:rPr>
+          <w:rFonts w:ascii="Arial" w:hAnsi="Arial" w:cs="Arial"/>
+        </w:rPr>
+        <w:t xml:space="preserve">In GraphQL apps, caching gets a bit more specialized compared to REST because the data shape is flexible and queries can vary widely. Most GraphQL clients like Apollo Client or Relay implement a </w:t>
+      </w:r>
+      <w:r>
+        <w:rPr>
+          <w:rFonts w:ascii="Arial" w:hAnsi="Arial" w:cs="Arial"/>
           <w:b/>
           <w:bCs/>
         </w:rPr>
         <w:t>normalized cache</w:t>
       </w:r>
       <w:r>
-        <w:t xml:space="preserve"> where individual entities are stored and shared across queries, enabling efficient updates and cache reuse</w:t>
-      </w:r>
-      <w:r>
-        <w:t>.</w:t>
-      </w:r>
-    </w:p>
-    <w:p>
-      <w:pPr>
-        <w:pStyle w:val="ListParagraph"/>
-      </w:pPr>
-      <w:r>
-        <w:t xml:space="preserve">In </w:t>
-      </w:r>
-      <w:proofErr w:type="spellStart"/>
-      <w:r>
-        <w:t>GraphQL</w:t>
-      </w:r>
-      <w:proofErr w:type="spellEnd"/>
-      <w:r>
-        <w:t xml:space="preserve"> apps, </w:t>
-      </w:r>
-      <w:proofErr w:type="gramStart"/>
-      <w:r>
-        <w:t>caching</w:t>
-      </w:r>
-      <w:proofErr w:type="gramEnd"/>
-      <w:r>
-        <w:t xml:space="preserve"> gets a bit more specialized compared to REST because the data shape is flexible and queries can vary widely. Most </w:t>
-      </w:r>
-      <w:proofErr w:type="spellStart"/>
-      <w:r>
-        <w:t>GraphQL</w:t>
-      </w:r>
-      <w:proofErr w:type="spellEnd"/>
-      <w:r>
-        <w:t xml:space="preserve"> clients like Apollo Client or Relay implement a </w:t>
-      </w:r>
-      <w:r>
-        <w:rPr>
+        <w:rPr>
+          <w:rFonts w:ascii="Arial" w:hAnsi="Arial" w:cs="Arial"/>
+        </w:rPr>
+        <w:t xml:space="preserve"> where individual entities are stored and shared across queries, enabling efficient updates and cache reuse.</w:t>
+      </w:r>
+    </w:p>
+    <w:p>
+      <w:pPr>
+        <w:pStyle w:val="ListParagraph"/>
+        <w:rPr>
+          <w:rFonts w:ascii="Arial" w:hAnsi="Arial" w:cs="Arial"/>
+        </w:rPr>
+      </w:pPr>
+      <w:r>
+        <w:rPr>
+          <w:rFonts w:ascii="Arial" w:hAnsi="Arial" w:cs="Arial"/>
+        </w:rPr>
+        <w:t xml:space="preserve">In GraphQL apps, caching gets a bit more specialized compared to REST because the data shape is flexible and queries can vary widely. Most GraphQL clients like Apollo Client or Relay implement a </w:t>
+      </w:r>
+      <w:r>
+        <w:rPr>
+          <w:rFonts w:ascii="Arial" w:hAnsi="Arial" w:cs="Arial"/>
           <w:b/>
           <w:bCs/>
         </w:rPr>
         <w:t>normalized cache</w:t>
       </w:r>
       <w:r>
+        <w:rPr>
+          <w:rFonts w:ascii="Arial" w:hAnsi="Arial" w:cs="Arial"/>
+        </w:rPr>
         <w:t xml:space="preserve"> where individual entities are stored and shared across queries, enabling efficient updates and cache reuse</w:t>
       </w:r>
     </w:p>
     <w:p>
-      <w:r>
+      <w:pPr>
+        <w:rPr>
+          <w:rFonts w:ascii="Arial" w:hAnsi="Arial" w:cs="Arial"/>
+        </w:rPr>
+      </w:pPr>
+      <w:r>
+        <w:rPr>
+          <w:rFonts w:ascii="Arial" w:hAnsi="Arial" w:cs="Arial"/>
+        </w:rPr>
         <w:t xml:space="preserve">Q10. Micro-frontend and modular </w:t>
       </w:r>
     </w:p>
@@ -3651,37 +3654,44 @@
           <w:ilvl w:val="0"/>
           <w:numId w:val="1"/>
         </w:numPr>
-      </w:pPr>
-      <w:r>
-        <w:t xml:space="preserve">Micro-frontend architecture is about breaking up a frontend monolith into smaller, independently developed, tested, and deployed applications. Each micro-frontend is responsible for a feature or domain and can be owned by different teams. These apps are then composed together to form a single UI. It’s </w:t>
-      </w:r>
-      <w:proofErr w:type="gramStart"/>
-      <w:r>
-        <w:t>similar to</w:t>
-      </w:r>
-      <w:proofErr w:type="gramEnd"/>
-      <w:r>
-        <w:t xml:space="preserve"> microservices on the backend.</w:t>
-      </w:r>
-    </w:p>
-    <w:p>
-      <w:pPr>
-        <w:pStyle w:val="ListParagraph"/>
-      </w:pPr>
-      <w:r>
-        <w:lastRenderedPageBreak/>
+        <w:rPr>
+          <w:rFonts w:ascii="Arial" w:hAnsi="Arial" w:cs="Arial"/>
+        </w:rPr>
+      </w:pPr>
+      <w:r>
+        <w:rPr>
+          <w:rFonts w:ascii="Arial" w:hAnsi="Arial" w:cs="Arial"/>
+        </w:rPr>
+        <w:t>Micro-frontend architecture is about breaking up a frontend monolith into smaller, independently developed, tested, and deployed applications. Each micro-frontend is responsible for a feature or domain and can be owned by different teams. These apps are then composed together to form a single UI. It’s similar to microservices on the backend.</w:t>
+      </w:r>
+    </w:p>
+    <w:p>
+      <w:pPr>
+        <w:pStyle w:val="ListParagraph"/>
+        <w:rPr>
+          <w:rFonts w:ascii="Arial" w:hAnsi="Arial" w:cs="Arial"/>
+        </w:rPr>
+      </w:pPr>
+      <w:r>
+        <w:rPr>
+          <w:rFonts w:ascii="Arial" w:hAnsi="Arial" w:cs="Arial"/>
+        </w:rPr>
         <w:t>Modular architecture, on the other hand, is about organizing a codebase internally in a way that promotes reusability, separation of concerns, and scalability — without necessarily deploying each module independently.</w:t>
       </w:r>
     </w:p>
     <w:p>
       <w:pPr>
         <w:pStyle w:val="ListParagraph"/>
-      </w:pPr>
-    </w:p>
-    <w:p>
-      <w:pPr>
-        <w:pStyle w:val="ListParagraph"/>
-        <w:rPr>
+        <w:rPr>
+          <w:rFonts w:ascii="Arial" w:hAnsi="Arial" w:cs="Arial"/>
+        </w:rPr>
+      </w:pPr>
+    </w:p>
+    <w:p>
+      <w:pPr>
+        <w:pStyle w:val="ListParagraph"/>
+        <w:rPr>
+          <w:rFonts w:ascii="Arial" w:hAnsi="Arial" w:cs="Arial"/>
           <w:b/>
           <w:bCs/>
         </w:rPr>
@@ -3696,6 +3706,7 @@
       </w:r>
       <w:r>
         <w:rPr>
+          <w:rFonts w:ascii="Arial" w:hAnsi="Arial" w:cs="Arial"/>
           <w:b/>
           <w:bCs/>
         </w:rPr>
@@ -3715,8 +3726,8 @@
         <w:tblLook w:val="04A0" w:firstRow="1" w:lastRow="0" w:firstColumn="1" w:lastColumn="0" w:noHBand="0" w:noVBand="1"/>
       </w:tblPr>
       <w:tblGrid>
-        <w:gridCol w:w="1829"/>
-        <w:gridCol w:w="7531"/>
+        <w:gridCol w:w="1871"/>
+        <w:gridCol w:w="7489"/>
       </w:tblGrid>
       <w:tr>
         <w:trPr>
@@ -3733,12 +3744,14 @@
             <w:pPr>
               <w:pStyle w:val="ListParagraph"/>
               <w:rPr>
+                <w:rFonts w:ascii="Arial" w:hAnsi="Arial" w:cs="Arial"/>
                 <w:b/>
                 <w:bCs/>
               </w:rPr>
             </w:pPr>
             <w:r>
               <w:rPr>
+                <w:rFonts w:ascii="Arial" w:hAnsi="Arial" w:cs="Arial"/>
                 <w:b/>
                 <w:bCs/>
               </w:rPr>
@@ -3756,12 +3769,14 @@
             <w:pPr>
               <w:pStyle w:val="ListParagraph"/>
               <w:rPr>
+                <w:rFonts w:ascii="Arial" w:hAnsi="Arial" w:cs="Arial"/>
                 <w:b/>
                 <w:bCs/>
               </w:rPr>
             </w:pPr>
             <w:r>
               <w:rPr>
+                <w:rFonts w:ascii="Arial" w:hAnsi="Arial" w:cs="Arial"/>
                 <w:b/>
                 <w:bCs/>
               </w:rPr>
@@ -3783,9 +3798,13 @@
           <w:p>
             <w:pPr>
               <w:pStyle w:val="ListParagraph"/>
-            </w:pPr>
-            <w:r>
-              <w:rPr>
+              <w:rPr>
+                <w:rFonts w:ascii="Arial" w:hAnsi="Arial" w:cs="Arial"/>
+              </w:rPr>
+            </w:pPr>
+            <w:r>
+              <w:rPr>
+                <w:rFonts w:ascii="Arial" w:hAnsi="Arial" w:cs="Arial"/>
                 <w:b/>
                 <w:bCs/>
               </w:rPr>
@@ -3802,12 +3821,19 @@
           <w:p>
             <w:pPr>
               <w:pStyle w:val="ListParagraph"/>
-            </w:pPr>
-            <w:r>
+              <w:rPr>
+                <w:rFonts w:ascii="Arial" w:hAnsi="Arial" w:cs="Arial"/>
+              </w:rPr>
+            </w:pPr>
+            <w:r>
+              <w:rPr>
+                <w:rFonts w:ascii="Arial" w:hAnsi="Arial" w:cs="Arial"/>
+              </w:rPr>
               <w:t xml:space="preserve">Break monolithic frontend into </w:t>
             </w:r>
             <w:r>
               <w:rPr>
+                <w:rFonts w:ascii="Arial" w:hAnsi="Arial" w:cs="Arial"/>
                 <w:b/>
                 <w:bCs/>
               </w:rPr>
@@ -3829,9 +3855,13 @@
           <w:p>
             <w:pPr>
               <w:pStyle w:val="ListParagraph"/>
-            </w:pPr>
-            <w:r>
-              <w:rPr>
+              <w:rPr>
+                <w:rFonts w:ascii="Arial" w:hAnsi="Arial" w:cs="Arial"/>
+              </w:rPr>
+            </w:pPr>
+            <w:r>
+              <w:rPr>
+                <w:rFonts w:ascii="Arial" w:hAnsi="Arial" w:cs="Arial"/>
                 <w:b/>
                 <w:bCs/>
               </w:rPr>
@@ -3848,8 +3878,14 @@
           <w:p>
             <w:pPr>
               <w:pStyle w:val="ListParagraph"/>
-            </w:pPr>
-            <w:r>
+              <w:rPr>
+                <w:rFonts w:ascii="Arial" w:hAnsi="Arial" w:cs="Arial"/>
+              </w:rPr>
+            </w:pPr>
+            <w:r>
+              <w:rPr>
+                <w:rFonts w:ascii="Arial" w:hAnsi="Arial" w:cs="Arial"/>
+              </w:rPr>
               <w:t>Each micro-app (or feature) owns its own code, deployment, maybe even tech stack</w:t>
             </w:r>
           </w:p>
@@ -3868,9 +3904,13 @@
           <w:p>
             <w:pPr>
               <w:pStyle w:val="ListParagraph"/>
-            </w:pPr>
-            <w:r>
-              <w:rPr>
+              <w:rPr>
+                <w:rFonts w:ascii="Arial" w:hAnsi="Arial" w:cs="Arial"/>
+              </w:rPr>
+            </w:pPr>
+            <w:r>
+              <w:rPr>
+                <w:rFonts w:ascii="Arial" w:hAnsi="Arial" w:cs="Arial"/>
                 <w:b/>
                 <w:bCs/>
               </w:rPr>
@@ -3887,17 +3927,15 @@
           <w:p>
             <w:pPr>
               <w:pStyle w:val="ListParagraph"/>
-            </w:pPr>
-            <w:r>
-              <w:t xml:space="preserve">Module Federation (Webpack 5), </w:t>
-            </w:r>
-            <w:proofErr w:type="spellStart"/>
-            <w:r>
-              <w:t>iframes</w:t>
-            </w:r>
-            <w:proofErr w:type="spellEnd"/>
-            <w:r>
-              <w:t xml:space="preserve"> (legacy), custom routers, or Next.js multi-zone</w:t>
+              <w:rPr>
+                <w:rFonts w:ascii="Arial" w:hAnsi="Arial" w:cs="Arial"/>
+              </w:rPr>
+            </w:pPr>
+            <w:r>
+              <w:rPr>
+                <w:rFonts w:ascii="Arial" w:hAnsi="Arial" w:cs="Arial"/>
+              </w:rPr>
+              <w:t>Module Federation (Webpack 5), iframes (legacy), custom routers, or Next.js multi-zone</w:t>
             </w:r>
           </w:p>
         </w:tc>
@@ -3915,9 +3953,13 @@
           <w:p>
             <w:pPr>
               <w:pStyle w:val="ListParagraph"/>
-            </w:pPr>
-            <w:r>
-              <w:rPr>
+              <w:rPr>
+                <w:rFonts w:ascii="Arial" w:hAnsi="Arial" w:cs="Arial"/>
+              </w:rPr>
+            </w:pPr>
+            <w:r>
+              <w:rPr>
+                <w:rFonts w:ascii="Arial" w:hAnsi="Arial" w:cs="Arial"/>
                 <w:b/>
                 <w:bCs/>
               </w:rPr>
@@ -3934,8 +3976,14 @@
           <w:p>
             <w:pPr>
               <w:pStyle w:val="ListParagraph"/>
-            </w:pPr>
-            <w:r>
+              <w:rPr>
+                <w:rFonts w:ascii="Arial" w:hAnsi="Arial" w:cs="Arial"/>
+              </w:rPr>
+            </w:pPr>
+            <w:r>
+              <w:rPr>
+                <w:rFonts w:ascii="Arial" w:hAnsi="Arial" w:cs="Arial"/>
+              </w:rPr>
               <w:t>Large teams, separate domains (e.g. billing, dashboard, auth), need for isolated deploys</w:t>
             </w:r>
           </w:p>
@@ -3954,12 +4002,17 @@
           <w:p>
             <w:pPr>
               <w:pStyle w:val="ListParagraph"/>
-            </w:pPr>
-            <w:r>
-              <w:rPr>
+              <w:rPr>
+                <w:rFonts w:ascii="Arial" w:hAnsi="Arial" w:cs="Arial"/>
+              </w:rPr>
+            </w:pPr>
+            <w:r>
+              <w:rPr>
+                <w:rFonts w:ascii="Arial" w:hAnsi="Arial" w:cs="Arial"/>
                 <w:b/>
                 <w:bCs/>
               </w:rPr>
+              <w:lastRenderedPageBreak/>
               <w:t>Tools</w:t>
             </w:r>
           </w:p>
@@ -3973,17 +4026,15 @@
           <w:p>
             <w:pPr>
               <w:pStyle w:val="ListParagraph"/>
-            </w:pPr>
-            <w:r>
-              <w:t xml:space="preserve">Webpack Module Federation, Single-SPA, </w:t>
-            </w:r>
-            <w:proofErr w:type="spellStart"/>
-            <w:r>
-              <w:t>Nx</w:t>
-            </w:r>
-            <w:proofErr w:type="spellEnd"/>
-            <w:r>
-              <w:t>, Next.js multi-zone</w:t>
+              <w:rPr>
+                <w:rFonts w:ascii="Arial" w:hAnsi="Arial" w:cs="Arial"/>
+              </w:rPr>
+            </w:pPr>
+            <w:r>
+              <w:rPr>
+                <w:rFonts w:ascii="Arial" w:hAnsi="Arial" w:cs="Arial"/>
+              </w:rPr>
+              <w:t>Webpack Module Federation, Single-SPA, Nx, Next.js multi-zone</w:t>
             </w:r>
           </w:p>
         </w:tc>
@@ -3992,12 +4043,16 @@
     <w:p>
       <w:pPr>
         <w:pStyle w:val="ListParagraph"/>
-      </w:pPr>
-    </w:p>
-    <w:p>
-      <w:pPr>
-        <w:pStyle w:val="ListParagraph"/>
-        <w:rPr>
+        <w:rPr>
+          <w:rFonts w:ascii="Arial" w:hAnsi="Arial" w:cs="Arial"/>
+        </w:rPr>
+      </w:pPr>
+    </w:p>
+    <w:p>
+      <w:pPr>
+        <w:pStyle w:val="ListParagraph"/>
+        <w:rPr>
+          <w:rFonts w:ascii="Arial" w:hAnsi="Arial" w:cs="Arial"/>
           <w:b/>
           <w:bCs/>
         </w:rPr>
@@ -4012,6 +4067,7 @@
       </w:r>
       <w:r>
         <w:rPr>
+          <w:rFonts w:ascii="Arial" w:hAnsi="Arial" w:cs="Arial"/>
           <w:b/>
           <w:bCs/>
         </w:rPr>
@@ -4031,8 +4087,8 @@
         <w:tblLook w:val="04A0" w:firstRow="1" w:lastRow="0" w:firstColumn="1" w:lastColumn="0" w:noHBand="0" w:noVBand="1"/>
       </w:tblPr>
       <w:tblGrid>
-        <w:gridCol w:w="1829"/>
-        <w:gridCol w:w="7531"/>
+        <w:gridCol w:w="1874"/>
+        <w:gridCol w:w="7486"/>
       </w:tblGrid>
       <w:tr>
         <w:trPr>
@@ -4049,12 +4105,14 @@
             <w:pPr>
               <w:pStyle w:val="ListParagraph"/>
               <w:rPr>
+                <w:rFonts w:ascii="Arial" w:hAnsi="Arial" w:cs="Arial"/>
                 <w:b/>
                 <w:bCs/>
               </w:rPr>
             </w:pPr>
             <w:r>
               <w:rPr>
+                <w:rFonts w:ascii="Arial" w:hAnsi="Arial" w:cs="Arial"/>
                 <w:b/>
                 <w:bCs/>
               </w:rPr>
@@ -4072,12 +4130,14 @@
             <w:pPr>
               <w:pStyle w:val="ListParagraph"/>
               <w:rPr>
+                <w:rFonts w:ascii="Arial" w:hAnsi="Arial" w:cs="Arial"/>
                 <w:b/>
                 <w:bCs/>
               </w:rPr>
             </w:pPr>
             <w:r>
               <w:rPr>
+                <w:rFonts w:ascii="Arial" w:hAnsi="Arial" w:cs="Arial"/>
                 <w:b/>
                 <w:bCs/>
               </w:rPr>
@@ -4099,9 +4159,13 @@
           <w:p>
             <w:pPr>
               <w:pStyle w:val="ListParagraph"/>
-            </w:pPr>
-            <w:r>
-              <w:rPr>
+              <w:rPr>
+                <w:rFonts w:ascii="Arial" w:hAnsi="Arial" w:cs="Arial"/>
+              </w:rPr>
+            </w:pPr>
+            <w:r>
+              <w:rPr>
+                <w:rFonts w:ascii="Arial" w:hAnsi="Arial" w:cs="Arial"/>
                 <w:b/>
                 <w:bCs/>
               </w:rPr>
@@ -4118,25 +4182,30 @@
           <w:p>
             <w:pPr>
               <w:pStyle w:val="ListParagraph"/>
-            </w:pPr>
-            <w:r>
+              <w:rPr>
+                <w:rFonts w:ascii="Arial" w:hAnsi="Arial" w:cs="Arial"/>
+              </w:rPr>
+            </w:pPr>
+            <w:r>
+              <w:rPr>
+                <w:rFonts w:ascii="Arial" w:hAnsi="Arial" w:cs="Arial"/>
+              </w:rPr>
               <w:t xml:space="preserve">Break frontend into </w:t>
             </w:r>
             <w:r>
               <w:rPr>
+                <w:rFonts w:ascii="Arial" w:hAnsi="Arial" w:cs="Arial"/>
                 <w:b/>
                 <w:bCs/>
               </w:rPr>
               <w:t>logical reusable modules</w:t>
             </w:r>
             <w:r>
-              <w:t xml:space="preserve">, often within a </w:t>
-            </w:r>
-            <w:proofErr w:type="spellStart"/>
-            <w:r>
-              <w:t>monorepo</w:t>
-            </w:r>
-            <w:proofErr w:type="spellEnd"/>
+              <w:rPr>
+                <w:rFonts w:ascii="Arial" w:hAnsi="Arial" w:cs="Arial"/>
+              </w:rPr>
+              <w:t>, often within a monorepo</w:t>
+            </w:r>
           </w:p>
         </w:tc>
       </w:tr>
@@ -4153,9 +4222,13 @@
           <w:p>
             <w:pPr>
               <w:pStyle w:val="ListParagraph"/>
-            </w:pPr>
-            <w:r>
-              <w:rPr>
+              <w:rPr>
+                <w:rFonts w:ascii="Arial" w:hAnsi="Arial" w:cs="Arial"/>
+              </w:rPr>
+            </w:pPr>
+            <w:r>
+              <w:rPr>
+                <w:rFonts w:ascii="Arial" w:hAnsi="Arial" w:cs="Arial"/>
                 <w:b/>
                 <w:bCs/>
               </w:rPr>
@@ -4172,8 +4245,14 @@
           <w:p>
             <w:pPr>
               <w:pStyle w:val="ListParagraph"/>
-            </w:pPr>
-            <w:r>
+              <w:rPr>
+                <w:rFonts w:ascii="Arial" w:hAnsi="Arial" w:cs="Arial"/>
+              </w:rPr>
+            </w:pPr>
+            <w:r>
+              <w:rPr>
+                <w:rFonts w:ascii="Arial" w:hAnsi="Arial" w:cs="Arial"/>
+              </w:rPr>
               <w:t>Shared components, hooks, utilities, and feature slices grouped cleanly</w:t>
             </w:r>
           </w:p>
@@ -4192,9 +4271,13 @@
           <w:p>
             <w:pPr>
               <w:pStyle w:val="ListParagraph"/>
-            </w:pPr>
-            <w:r>
-              <w:rPr>
+              <w:rPr>
+                <w:rFonts w:ascii="Arial" w:hAnsi="Arial" w:cs="Arial"/>
+              </w:rPr>
+            </w:pPr>
+            <w:r>
+              <w:rPr>
+                <w:rFonts w:ascii="Arial" w:hAnsi="Arial" w:cs="Arial"/>
                 <w:b/>
                 <w:bCs/>
               </w:rPr>
@@ -4211,8 +4294,14 @@
           <w:p>
             <w:pPr>
               <w:pStyle w:val="ListParagraph"/>
-            </w:pPr>
-            <w:r>
+              <w:rPr>
+                <w:rFonts w:ascii="Arial" w:hAnsi="Arial" w:cs="Arial"/>
+              </w:rPr>
+            </w:pPr>
+            <w:r>
+              <w:rPr>
+                <w:rFonts w:ascii="Arial" w:hAnsi="Arial" w:cs="Arial"/>
+              </w:rPr>
               <w:t>Any mid-to-large app needing maintainability and scalability</w:t>
             </w:r>
           </w:p>
@@ -4231,9 +4320,13 @@
           <w:p>
             <w:pPr>
               <w:pStyle w:val="ListParagraph"/>
-            </w:pPr>
-            <w:r>
-              <w:rPr>
+              <w:rPr>
+                <w:rFonts w:ascii="Arial" w:hAnsi="Arial" w:cs="Arial"/>
+              </w:rPr>
+            </w:pPr>
+            <w:r>
+              <w:rPr>
+                <w:rFonts w:ascii="Arial" w:hAnsi="Arial" w:cs="Arial"/>
                 <w:b/>
                 <w:bCs/>
               </w:rPr>
@@ -4250,25 +4343,15 @@
           <w:p>
             <w:pPr>
               <w:pStyle w:val="ListParagraph"/>
-            </w:pPr>
-            <w:r>
-              <w:t xml:space="preserve">Folder structure, </w:t>
-            </w:r>
-            <w:proofErr w:type="spellStart"/>
-            <w:r>
-              <w:t>Nx</w:t>
-            </w:r>
-            <w:proofErr w:type="spellEnd"/>
-            <w:r>
-              <w:t xml:space="preserve">, </w:t>
-            </w:r>
-            <w:proofErr w:type="spellStart"/>
-            <w:r>
-              <w:t>Turborepo</w:t>
-            </w:r>
-            <w:proofErr w:type="spellEnd"/>
-            <w:r>
-              <w:t>, module boundaries, TS project refs</w:t>
+              <w:rPr>
+                <w:rFonts w:ascii="Arial" w:hAnsi="Arial" w:cs="Arial"/>
+              </w:rPr>
+            </w:pPr>
+            <w:r>
+              <w:rPr>
+                <w:rFonts w:ascii="Arial" w:hAnsi="Arial" w:cs="Arial"/>
+              </w:rPr>
+              <w:t>Folder structure, Nx, Turborepo, module boundaries, TS project refs</w:t>
             </w:r>
           </w:p>
         </w:tc>
@@ -4277,95 +4360,119 @@
     <w:p>
       <w:pPr>
         <w:pStyle w:val="ListParagraph"/>
-      </w:pPr>
-      <w:r>
+        <w:rPr>
+          <w:rFonts w:ascii="Arial" w:hAnsi="Arial" w:cs="Arial"/>
+        </w:rPr>
+      </w:pPr>
+      <w:r>
+        <w:rPr>
+          <w:rFonts w:ascii="Arial" w:hAnsi="Arial" w:cs="Arial"/>
+        </w:rPr>
         <w:t xml:space="preserve">In a previous Next.js project, we used a </w:t>
       </w:r>
       <w:r>
         <w:rPr>
+          <w:rFonts w:ascii="Arial" w:hAnsi="Arial" w:cs="Arial"/>
           <w:b/>
           <w:bCs/>
         </w:rPr>
         <w:t>multi-zone architecture</w:t>
       </w:r>
       <w:r>
+        <w:rPr>
+          <w:rFonts w:ascii="Arial" w:hAnsi="Arial" w:cs="Arial"/>
+        </w:rPr>
         <w:t xml:space="preserve"> where different features were built and deployed as separate Next.js apps but shared routing via a reverse proxy layer (like Nginx or a custom edge router). This gave us micro-frontend benefits like independent deployment pipelines for each team, while keeping the overall experience unified.</w:t>
       </w:r>
     </w:p>
     <w:p>
       <w:pPr>
         <w:pStyle w:val="ListParagraph"/>
-      </w:pPr>
-      <w:r>
-        <w:lastRenderedPageBreak/>
+        <w:rPr>
+          <w:rFonts w:ascii="Arial" w:hAnsi="Arial" w:cs="Arial"/>
+        </w:rPr>
+      </w:pPr>
+      <w:r>
+        <w:rPr>
+          <w:rFonts w:ascii="Arial" w:hAnsi="Arial" w:cs="Arial"/>
+        </w:rPr>
         <w:t xml:space="preserve">For more modularity inside each zone, we used a </w:t>
       </w:r>
       <w:r>
         <w:rPr>
+          <w:rFonts w:ascii="Arial" w:hAnsi="Arial" w:cs="Arial"/>
           <w:b/>
           <w:bCs/>
         </w:rPr>
         <w:t>feature folder structure</w:t>
       </w:r>
       <w:r>
-        <w:t xml:space="preserve">, where each feature encapsulated its own components, hooks, services, and tests. This made onboarding easier and reduced </w:t>
-      </w:r>
-      <w:proofErr w:type="gramStart"/>
-      <w:r>
-        <w:t>merge</w:t>
-      </w:r>
-      <w:proofErr w:type="gramEnd"/>
-      <w:r>
-        <w:t xml:space="preserve"> conflicts across teams.</w:t>
-      </w:r>
-    </w:p>
-    <w:p>
-      <w:pPr>
-        <w:pStyle w:val="ListParagraph"/>
-      </w:pPr>
-    </w:p>
-    <w:p>
-      <w:pPr>
-        <w:pStyle w:val="ListParagraph"/>
-      </w:pPr>
-      <w:r>
-        <w:t xml:space="preserve">I believe micro-frontends work best when teams are decoupled both technically and organizationally. If the overhead of managing shared state, routing, or version mismatches is too high, I default to modular </w:t>
-      </w:r>
-      <w:proofErr w:type="spellStart"/>
-      <w:r>
-        <w:t>monorepos</w:t>
-      </w:r>
-      <w:proofErr w:type="spellEnd"/>
-      <w:r>
-        <w:t xml:space="preserve"> — which offer clean separation without the operational complexity.</w:t>
-      </w:r>
-    </w:p>
-    <w:p>
-      <w:pPr>
-        <w:pStyle w:val="ListParagraph"/>
-      </w:pPr>
-    </w:p>
-    <w:p>
-      <w:pPr>
-        <w:pStyle w:val="ListParagraph"/>
-      </w:pPr>
-      <w:r>
+        <w:rPr>
+          <w:rFonts w:ascii="Arial" w:hAnsi="Arial" w:cs="Arial"/>
+        </w:rPr>
+        <w:t>, where each feature encapsulated its own components, hooks, services, and tests. This made onboarding easier and reduced merge conflicts across teams.</w:t>
+      </w:r>
+    </w:p>
+    <w:p>
+      <w:pPr>
+        <w:pStyle w:val="ListParagraph"/>
+        <w:rPr>
+          <w:rFonts w:ascii="Arial" w:hAnsi="Arial" w:cs="Arial"/>
+        </w:rPr>
+      </w:pPr>
+    </w:p>
+    <w:p>
+      <w:pPr>
+        <w:pStyle w:val="ListParagraph"/>
+        <w:rPr>
+          <w:rFonts w:ascii="Arial" w:hAnsi="Arial" w:cs="Arial"/>
+        </w:rPr>
+      </w:pPr>
+      <w:r>
+        <w:rPr>
+          <w:rFonts w:ascii="Arial" w:hAnsi="Arial" w:cs="Arial"/>
+        </w:rPr>
+        <w:t>I believe micro-frontends work best when teams are decoupled both technically and organizationally. If the overhead of managing shared state, routing, or version mismatches is too high, I default to modular monorepos — which offer clean separation without the operational complexity.</w:t>
+      </w:r>
+    </w:p>
+    <w:p>
+      <w:pPr>
+        <w:pStyle w:val="ListParagraph"/>
+        <w:rPr>
+          <w:rFonts w:ascii="Arial" w:hAnsi="Arial" w:cs="Arial"/>
+        </w:rPr>
+      </w:pPr>
+    </w:p>
+    <w:p>
+      <w:pPr>
+        <w:pStyle w:val="ListParagraph"/>
+        <w:rPr>
+          <w:rFonts w:ascii="Arial" w:hAnsi="Arial" w:cs="Arial"/>
+        </w:rPr>
+      </w:pPr>
+      <w:r>
+        <w:rPr>
+          <w:rFonts w:ascii="Arial" w:hAnsi="Arial" w:cs="Arial"/>
+        </w:rPr>
         <w:t>When I used Next.js multi-zone, we ensured shared state via URL-based contracts and kept cross-zone communication minimal. I’d also like to explore Module Federation for runtime composition across apps, especially with SSR support improving.</w:t>
       </w:r>
     </w:p>
     <w:p>
-      <w:r>
-        <w:t xml:space="preserve">Q11 </w:t>
-      </w:r>
-      <w:proofErr w:type="spellStart"/>
-      <w:r>
-        <w:t>GraphQL</w:t>
-      </w:r>
-      <w:proofErr w:type="spellEnd"/>
-      <w:r>
-        <w:t xml:space="preserve"> </w:t>
-      </w:r>
-      <w:r>
+      <w:pPr>
+        <w:rPr>
+          <w:rFonts w:ascii="Arial" w:hAnsi="Arial" w:cs="Arial"/>
+        </w:rPr>
+      </w:pPr>
+      <w:r>
+        <w:rPr>
+          <w:rFonts w:ascii="Arial" w:hAnsi="Arial" w:cs="Arial"/>
+        </w:rPr>
+        <w:t xml:space="preserve">Q11 GraphQL </w:t>
+      </w:r>
+      <w:r>
+        <w:rPr>
+          <w:rFonts w:ascii="Arial" w:hAnsi="Arial" w:cs="Arial"/>
+        </w:rPr>
         <w:t>what and why</w:t>
       </w:r>
     </w:p>
@@ -4376,10 +4483,1168 @@
           <w:ilvl w:val="0"/>
           <w:numId w:val="1"/>
         </w:numPr>
-      </w:pPr>
-    </w:p>
-    <w:p>
-      <w:r>
+        <w:rPr>
+          <w:rFonts w:ascii="Arial" w:hAnsi="Arial" w:cs="Arial"/>
+        </w:rPr>
+      </w:pPr>
+      <w:r>
+        <w:rPr>
+          <w:rFonts w:ascii="Arial" w:hAnsi="Arial" w:cs="Arial"/>
+        </w:rPr>
+        <w:t xml:space="preserve">GraphQL is a query language and runtime for APIs that allows the client to specify exactly what data it needs. Instead of multiple REST endpoints, you send </w:t>
+      </w:r>
+      <w:r>
+        <w:rPr>
+          <w:rFonts w:ascii="Arial" w:hAnsi="Arial" w:cs="Arial"/>
+        </w:rPr>
+        <w:lastRenderedPageBreak/>
+        <w:t>a query to a single endpoint and get back precisely the shape of data you requested. I prefer it in frontend-heavy applications because it reduces over-fetching and under-fetching, simplifies client code, and plays well with tools like Apollo Client that offer built-in caching and state management.</w:t>
+      </w:r>
+      <w:r>
+        <w:rPr>
+          <w:rFonts w:ascii="Arial" w:hAnsi="Arial" w:cs="Arial"/>
+        </w:rPr>
+        <w:br/>
+      </w:r>
+      <w:r>
+        <w:rPr>
+          <w:rFonts w:ascii="Arial" w:hAnsi="Arial" w:cs="Arial"/>
+        </w:rPr>
+        <w:br/>
+      </w:r>
+    </w:p>
+    <w:tbl>
+      <w:tblPr>
+        <w:tblW w:w="0" w:type="auto"/>
+        <w:tblCellSpacing w:w="15" w:type="dxa"/>
+        <w:tblCellMar>
+          <w:top w:w="15" w:type="dxa"/>
+          <w:left w:w="15" w:type="dxa"/>
+          <w:bottom w:w="15" w:type="dxa"/>
+          <w:right w:w="15" w:type="dxa"/>
+        </w:tblCellMar>
+        <w:tblLook w:val="04A0" w:firstRow="1" w:lastRow="0" w:firstColumn="1" w:lastColumn="0" w:noHBand="0" w:noVBand="1"/>
+      </w:tblPr>
+      <w:tblGrid>
+        <w:gridCol w:w="2232"/>
+        <w:gridCol w:w="7039"/>
+      </w:tblGrid>
+      <w:tr>
+        <w:trPr>
+          <w:tblHeader/>
+          <w:tblCellSpacing w:w="15" w:type="dxa"/>
+        </w:trPr>
+        <w:tc>
+          <w:tcPr>
+            <w:tcW w:w="0" w:type="auto"/>
+            <w:vAlign w:val="center"/>
+            <w:hideMark/>
+          </w:tcPr>
+          <w:p>
+            <w:pPr>
+              <w:pStyle w:val="ListParagraph"/>
+              <w:numPr>
+                <w:ilvl w:val="0"/>
+                <w:numId w:val="1"/>
+              </w:numPr>
+              <w:rPr>
+                <w:rFonts w:ascii="Arial" w:hAnsi="Arial" w:cs="Arial"/>
+                <w:b/>
+                <w:bCs/>
+              </w:rPr>
+            </w:pPr>
+            <w:r>
+              <w:rPr>
+                <w:rFonts w:ascii="Arial" w:hAnsi="Arial" w:cs="Arial"/>
+                <w:b/>
+                <w:bCs/>
+              </w:rPr>
+              <w:t>Concept</w:t>
+            </w:r>
+          </w:p>
+        </w:tc>
+        <w:tc>
+          <w:tcPr>
+            <w:tcW w:w="0" w:type="auto"/>
+            <w:vAlign w:val="center"/>
+            <w:hideMark/>
+          </w:tcPr>
+          <w:p>
+            <w:pPr>
+              <w:pStyle w:val="ListParagraph"/>
+              <w:numPr>
+                <w:ilvl w:val="0"/>
+                <w:numId w:val="1"/>
+              </w:numPr>
+              <w:rPr>
+                <w:rFonts w:ascii="Arial" w:hAnsi="Arial" w:cs="Arial"/>
+                <w:b/>
+                <w:bCs/>
+              </w:rPr>
+            </w:pPr>
+            <w:r>
+              <w:rPr>
+                <w:rFonts w:ascii="Arial" w:hAnsi="Arial" w:cs="Arial"/>
+                <w:b/>
+                <w:bCs/>
+              </w:rPr>
+              <w:t>Explanation</w:t>
+            </w:r>
+          </w:p>
+        </w:tc>
+      </w:tr>
+      <w:tr>
+        <w:trPr>
+          <w:tblCellSpacing w:w="15" w:type="dxa"/>
+        </w:trPr>
+        <w:tc>
+          <w:tcPr>
+            <w:tcW w:w="0" w:type="auto"/>
+            <w:vAlign w:val="center"/>
+            <w:hideMark/>
+          </w:tcPr>
+          <w:p>
+            <w:pPr>
+              <w:pStyle w:val="ListParagraph"/>
+              <w:numPr>
+                <w:ilvl w:val="0"/>
+                <w:numId w:val="1"/>
+              </w:numPr>
+              <w:rPr>
+                <w:rFonts w:ascii="Arial" w:hAnsi="Arial" w:cs="Arial"/>
+              </w:rPr>
+            </w:pPr>
+            <w:r>
+              <w:rPr>
+                <w:rFonts w:ascii="Arial" w:hAnsi="Arial" w:cs="Arial"/>
+                <w:b/>
+                <w:bCs/>
+              </w:rPr>
+              <w:t>What</w:t>
+            </w:r>
+          </w:p>
+        </w:tc>
+        <w:tc>
+          <w:tcPr>
+            <w:tcW w:w="0" w:type="auto"/>
+            <w:vAlign w:val="center"/>
+            <w:hideMark/>
+          </w:tcPr>
+          <w:p>
+            <w:pPr>
+              <w:pStyle w:val="ListParagraph"/>
+              <w:numPr>
+                <w:ilvl w:val="0"/>
+                <w:numId w:val="1"/>
+              </w:numPr>
+              <w:rPr>
+                <w:rFonts w:ascii="Arial" w:hAnsi="Arial" w:cs="Arial"/>
+              </w:rPr>
+            </w:pPr>
+            <w:r>
+              <w:rPr>
+                <w:rFonts w:ascii="Arial" w:hAnsi="Arial" w:cs="Arial"/>
+              </w:rPr>
+              <w:t>A declarative query language for APIs</w:t>
+            </w:r>
+          </w:p>
+        </w:tc>
+      </w:tr>
+      <w:tr>
+        <w:trPr>
+          <w:tblCellSpacing w:w="15" w:type="dxa"/>
+        </w:trPr>
+        <w:tc>
+          <w:tcPr>
+            <w:tcW w:w="0" w:type="auto"/>
+            <w:vAlign w:val="center"/>
+            <w:hideMark/>
+          </w:tcPr>
+          <w:p>
+            <w:pPr>
+              <w:pStyle w:val="ListParagraph"/>
+              <w:numPr>
+                <w:ilvl w:val="0"/>
+                <w:numId w:val="1"/>
+              </w:numPr>
+              <w:rPr>
+                <w:rFonts w:ascii="Arial" w:hAnsi="Arial" w:cs="Arial"/>
+              </w:rPr>
+            </w:pPr>
+            <w:r>
+              <w:rPr>
+                <w:rFonts w:ascii="Arial" w:hAnsi="Arial" w:cs="Arial"/>
+                <w:b/>
+                <w:bCs/>
+              </w:rPr>
+              <w:t>Why</w:t>
+            </w:r>
+          </w:p>
+        </w:tc>
+        <w:tc>
+          <w:tcPr>
+            <w:tcW w:w="0" w:type="auto"/>
+            <w:vAlign w:val="center"/>
+            <w:hideMark/>
+          </w:tcPr>
+          <w:p>
+            <w:pPr>
+              <w:pStyle w:val="ListParagraph"/>
+              <w:numPr>
+                <w:ilvl w:val="0"/>
+                <w:numId w:val="1"/>
+              </w:numPr>
+              <w:rPr>
+                <w:rFonts w:ascii="Arial" w:hAnsi="Arial" w:cs="Arial"/>
+              </w:rPr>
+            </w:pPr>
+            <w:r>
+              <w:rPr>
+                <w:rFonts w:ascii="Arial" w:hAnsi="Arial" w:cs="Arial"/>
+              </w:rPr>
+              <w:t>Solves REST's over-fetching/under-fetching issues</w:t>
+            </w:r>
+          </w:p>
+        </w:tc>
+      </w:tr>
+      <w:tr>
+        <w:trPr>
+          <w:tblCellSpacing w:w="15" w:type="dxa"/>
+        </w:trPr>
+        <w:tc>
+          <w:tcPr>
+            <w:tcW w:w="0" w:type="auto"/>
+            <w:vAlign w:val="center"/>
+            <w:hideMark/>
+          </w:tcPr>
+          <w:p>
+            <w:pPr>
+              <w:pStyle w:val="ListParagraph"/>
+              <w:numPr>
+                <w:ilvl w:val="0"/>
+                <w:numId w:val="1"/>
+              </w:numPr>
+              <w:rPr>
+                <w:rFonts w:ascii="Arial" w:hAnsi="Arial" w:cs="Arial"/>
+              </w:rPr>
+            </w:pPr>
+            <w:r>
+              <w:rPr>
+                <w:rFonts w:ascii="Arial" w:hAnsi="Arial" w:cs="Arial"/>
+                <w:b/>
+                <w:bCs/>
+              </w:rPr>
+              <w:t>How</w:t>
+            </w:r>
+          </w:p>
+        </w:tc>
+        <w:tc>
+          <w:tcPr>
+            <w:tcW w:w="0" w:type="auto"/>
+            <w:vAlign w:val="center"/>
+            <w:hideMark/>
+          </w:tcPr>
+          <w:p>
+            <w:pPr>
+              <w:pStyle w:val="ListParagraph"/>
+              <w:numPr>
+                <w:ilvl w:val="0"/>
+                <w:numId w:val="1"/>
+              </w:numPr>
+              <w:rPr>
+                <w:rFonts w:ascii="Arial" w:hAnsi="Arial" w:cs="Arial"/>
+              </w:rPr>
+            </w:pPr>
+            <w:r>
+              <w:rPr>
+                <w:rFonts w:ascii="Arial" w:hAnsi="Arial" w:cs="Arial"/>
+              </w:rPr>
+              <w:t>Single endpoint, structured queries, strongly typed schema</w:t>
+            </w:r>
+          </w:p>
+        </w:tc>
+      </w:tr>
+      <w:tr>
+        <w:trPr>
+          <w:tblCellSpacing w:w="15" w:type="dxa"/>
+        </w:trPr>
+        <w:tc>
+          <w:tcPr>
+            <w:tcW w:w="0" w:type="auto"/>
+            <w:vAlign w:val="center"/>
+            <w:hideMark/>
+          </w:tcPr>
+          <w:p>
+            <w:pPr>
+              <w:pStyle w:val="ListParagraph"/>
+              <w:numPr>
+                <w:ilvl w:val="0"/>
+                <w:numId w:val="1"/>
+              </w:numPr>
+              <w:rPr>
+                <w:rFonts w:ascii="Arial" w:hAnsi="Arial" w:cs="Arial"/>
+              </w:rPr>
+            </w:pPr>
+            <w:r>
+              <w:rPr>
+                <w:rFonts w:ascii="Arial" w:hAnsi="Arial" w:cs="Arial"/>
+                <w:b/>
+                <w:bCs/>
+              </w:rPr>
+              <w:t>Client Tools</w:t>
+            </w:r>
+          </w:p>
+        </w:tc>
+        <w:tc>
+          <w:tcPr>
+            <w:tcW w:w="0" w:type="auto"/>
+            <w:vAlign w:val="center"/>
+            <w:hideMark/>
+          </w:tcPr>
+          <w:p>
+            <w:pPr>
+              <w:pStyle w:val="ListParagraph"/>
+              <w:numPr>
+                <w:ilvl w:val="0"/>
+                <w:numId w:val="1"/>
+              </w:numPr>
+              <w:rPr>
+                <w:rFonts w:ascii="Arial" w:hAnsi="Arial" w:cs="Arial"/>
+              </w:rPr>
+            </w:pPr>
+            <w:r>
+              <w:rPr>
+                <w:rFonts w:ascii="Arial" w:hAnsi="Arial" w:cs="Arial"/>
+              </w:rPr>
+              <w:t>Apollo Client, Relay</w:t>
+            </w:r>
+          </w:p>
+        </w:tc>
+      </w:tr>
+      <w:tr>
+        <w:trPr>
+          <w:tblCellSpacing w:w="15" w:type="dxa"/>
+        </w:trPr>
+        <w:tc>
+          <w:tcPr>
+            <w:tcW w:w="0" w:type="auto"/>
+            <w:vAlign w:val="center"/>
+            <w:hideMark/>
+          </w:tcPr>
+          <w:p>
+            <w:pPr>
+              <w:pStyle w:val="ListParagraph"/>
+              <w:numPr>
+                <w:ilvl w:val="0"/>
+                <w:numId w:val="1"/>
+              </w:numPr>
+              <w:rPr>
+                <w:rFonts w:ascii="Arial" w:hAnsi="Arial" w:cs="Arial"/>
+              </w:rPr>
+            </w:pPr>
+            <w:r>
+              <w:rPr>
+                <w:rFonts w:ascii="Arial" w:hAnsi="Arial" w:cs="Arial"/>
+                <w:b/>
+                <w:bCs/>
+              </w:rPr>
+              <w:t>Server Tools</w:t>
+            </w:r>
+          </w:p>
+        </w:tc>
+        <w:tc>
+          <w:tcPr>
+            <w:tcW w:w="0" w:type="auto"/>
+            <w:vAlign w:val="center"/>
+            <w:hideMark/>
+          </w:tcPr>
+          <w:p>
+            <w:pPr>
+              <w:pStyle w:val="ListParagraph"/>
+              <w:numPr>
+                <w:ilvl w:val="0"/>
+                <w:numId w:val="1"/>
+              </w:numPr>
+              <w:rPr>
+                <w:rFonts w:ascii="Arial" w:hAnsi="Arial" w:cs="Arial"/>
+              </w:rPr>
+            </w:pPr>
+            <w:r>
+              <w:rPr>
+                <w:rFonts w:ascii="Arial" w:hAnsi="Arial" w:cs="Arial"/>
+              </w:rPr>
+              <w:t>Apollo Server, GraphQL Yoga, GraphQL Mesh, etc.</w:t>
+            </w:r>
+          </w:p>
+        </w:tc>
+      </w:tr>
+      <w:tr>
+        <w:trPr>
+          <w:tblCellSpacing w:w="15" w:type="dxa"/>
+        </w:trPr>
+        <w:tc>
+          <w:tcPr>
+            <w:tcW w:w="0" w:type="auto"/>
+            <w:vAlign w:val="center"/>
+            <w:hideMark/>
+          </w:tcPr>
+          <w:p>
+            <w:pPr>
+              <w:pStyle w:val="ListParagraph"/>
+              <w:numPr>
+                <w:ilvl w:val="0"/>
+                <w:numId w:val="1"/>
+              </w:numPr>
+              <w:rPr>
+                <w:rFonts w:ascii="Arial" w:hAnsi="Arial" w:cs="Arial"/>
+              </w:rPr>
+            </w:pPr>
+            <w:r>
+              <w:rPr>
+                <w:rFonts w:ascii="Arial" w:hAnsi="Arial" w:cs="Arial"/>
+                <w:b/>
+                <w:bCs/>
+              </w:rPr>
+              <w:t>Benefits</w:t>
+            </w:r>
+          </w:p>
+        </w:tc>
+        <w:tc>
+          <w:tcPr>
+            <w:tcW w:w="0" w:type="auto"/>
+            <w:vAlign w:val="center"/>
+            <w:hideMark/>
+          </w:tcPr>
+          <w:p>
+            <w:pPr>
+              <w:pStyle w:val="ListParagraph"/>
+              <w:numPr>
+                <w:ilvl w:val="0"/>
+                <w:numId w:val="1"/>
+              </w:numPr>
+              <w:rPr>
+                <w:rFonts w:ascii="Arial" w:hAnsi="Arial" w:cs="Arial"/>
+              </w:rPr>
+            </w:pPr>
+            <w:r>
+              <w:rPr>
+                <w:rFonts w:ascii="Arial" w:hAnsi="Arial" w:cs="Arial"/>
+              </w:rPr>
+              <w:t>Less data waste, faster UIs, built-in docs via introspection</w:t>
+            </w:r>
+          </w:p>
+        </w:tc>
+      </w:tr>
+    </w:tbl>
+    <w:p>
+      <w:pPr>
+        <w:pStyle w:val="ListParagraph"/>
+        <w:rPr>
+          <w:rFonts w:ascii="Arial" w:hAnsi="Arial" w:cs="Arial"/>
+        </w:rPr>
+      </w:pPr>
+    </w:p>
+    <w:tbl>
+      <w:tblPr>
+        <w:tblW w:w="0" w:type="auto"/>
+        <w:tblCellSpacing w:w="15" w:type="dxa"/>
+        <w:tblCellMar>
+          <w:top w:w="15" w:type="dxa"/>
+          <w:left w:w="15" w:type="dxa"/>
+          <w:bottom w:w="15" w:type="dxa"/>
+          <w:right w:w="15" w:type="dxa"/>
+        </w:tblCellMar>
+        <w:tblLook w:val="04A0" w:firstRow="1" w:lastRow="0" w:firstColumn="1" w:lastColumn="0" w:noHBand="0" w:noVBand="1"/>
+      </w:tblPr>
+      <w:tblGrid>
+        <w:gridCol w:w="3970"/>
+        <w:gridCol w:w="5158"/>
+      </w:tblGrid>
+      <w:tr>
+        <w:trPr>
+          <w:tblHeader/>
+          <w:tblCellSpacing w:w="15" w:type="dxa"/>
+        </w:trPr>
+        <w:tc>
+          <w:tcPr>
+            <w:tcW w:w="0" w:type="auto"/>
+            <w:vAlign w:val="center"/>
+            <w:hideMark/>
+          </w:tcPr>
+          <w:p>
+            <w:pPr>
+              <w:pStyle w:val="ListParagraph"/>
+              <w:rPr>
+                <w:rFonts w:ascii="Arial" w:hAnsi="Arial" w:cs="Arial"/>
+                <w:b/>
+                <w:bCs/>
+              </w:rPr>
+            </w:pPr>
+            <w:r>
+              <w:rPr>
+                <w:rFonts w:ascii="Arial" w:hAnsi="Arial" w:cs="Arial"/>
+                <w:b/>
+                <w:bCs/>
+              </w:rPr>
+              <w:t>Problem with REST</w:t>
+            </w:r>
+          </w:p>
+        </w:tc>
+        <w:tc>
+          <w:tcPr>
+            <w:tcW w:w="0" w:type="auto"/>
+            <w:vAlign w:val="center"/>
+            <w:hideMark/>
+          </w:tcPr>
+          <w:p>
+            <w:pPr>
+              <w:pStyle w:val="ListParagraph"/>
+              <w:rPr>
+                <w:rFonts w:ascii="Arial" w:hAnsi="Arial" w:cs="Arial"/>
+                <w:b/>
+                <w:bCs/>
+              </w:rPr>
+            </w:pPr>
+            <w:r>
+              <w:rPr>
+                <w:rFonts w:ascii="Arial" w:hAnsi="Arial" w:cs="Arial"/>
+                <w:b/>
+                <w:bCs/>
+              </w:rPr>
+              <w:t>GraphQL Solution</w:t>
+            </w:r>
+          </w:p>
+        </w:tc>
+      </w:tr>
+      <w:tr>
+        <w:trPr>
+          <w:tblCellSpacing w:w="15" w:type="dxa"/>
+        </w:trPr>
+        <w:tc>
+          <w:tcPr>
+            <w:tcW w:w="0" w:type="auto"/>
+            <w:vAlign w:val="center"/>
+            <w:hideMark/>
+          </w:tcPr>
+          <w:p>
+            <w:pPr>
+              <w:pStyle w:val="ListParagraph"/>
+              <w:rPr>
+                <w:rFonts w:ascii="Arial" w:hAnsi="Arial" w:cs="Arial"/>
+              </w:rPr>
+            </w:pPr>
+            <w:r>
+              <w:rPr>
+                <w:rFonts w:ascii="Arial" w:hAnsi="Arial" w:cs="Arial"/>
+              </w:rPr>
+              <w:t>Over-fetching</w:t>
+            </w:r>
+          </w:p>
+        </w:tc>
+        <w:tc>
+          <w:tcPr>
+            <w:tcW w:w="0" w:type="auto"/>
+            <w:vAlign w:val="center"/>
+            <w:hideMark/>
+          </w:tcPr>
+          <w:p>
+            <w:pPr>
+              <w:pStyle w:val="ListParagraph"/>
+              <w:rPr>
+                <w:rFonts w:ascii="Arial" w:hAnsi="Arial" w:cs="Arial"/>
+              </w:rPr>
+            </w:pPr>
+            <w:r>
+              <w:rPr>
+                <w:rFonts w:ascii="Arial" w:hAnsi="Arial" w:cs="Arial"/>
+              </w:rPr>
+              <w:t>Ask for only the fields you need</w:t>
+            </w:r>
+          </w:p>
+        </w:tc>
+      </w:tr>
+      <w:tr>
+        <w:trPr>
+          <w:tblCellSpacing w:w="15" w:type="dxa"/>
+        </w:trPr>
+        <w:tc>
+          <w:tcPr>
+            <w:tcW w:w="0" w:type="auto"/>
+            <w:vAlign w:val="center"/>
+            <w:hideMark/>
+          </w:tcPr>
+          <w:p>
+            <w:pPr>
+              <w:pStyle w:val="ListParagraph"/>
+              <w:rPr>
+                <w:rFonts w:ascii="Arial" w:hAnsi="Arial" w:cs="Arial"/>
+              </w:rPr>
+            </w:pPr>
+            <w:r>
+              <w:rPr>
+                <w:rFonts w:ascii="Arial" w:hAnsi="Arial" w:cs="Arial"/>
+              </w:rPr>
+              <w:t>Under-fetching (multiple calls)</w:t>
+            </w:r>
+          </w:p>
+        </w:tc>
+        <w:tc>
+          <w:tcPr>
+            <w:tcW w:w="0" w:type="auto"/>
+            <w:vAlign w:val="center"/>
+            <w:hideMark/>
+          </w:tcPr>
+          <w:p>
+            <w:pPr>
+              <w:pStyle w:val="ListParagraph"/>
+              <w:rPr>
+                <w:rFonts w:ascii="Arial" w:hAnsi="Arial" w:cs="Arial"/>
+              </w:rPr>
+            </w:pPr>
+            <w:r>
+              <w:rPr>
+                <w:rFonts w:ascii="Arial" w:hAnsi="Arial" w:cs="Arial"/>
+              </w:rPr>
+              <w:t>Nest fields in one query</w:t>
+            </w:r>
+          </w:p>
+        </w:tc>
+      </w:tr>
+      <w:tr>
+        <w:trPr>
+          <w:tblCellSpacing w:w="15" w:type="dxa"/>
+        </w:trPr>
+        <w:tc>
+          <w:tcPr>
+            <w:tcW w:w="0" w:type="auto"/>
+            <w:vAlign w:val="center"/>
+            <w:hideMark/>
+          </w:tcPr>
+          <w:p>
+            <w:pPr>
+              <w:pStyle w:val="ListParagraph"/>
+              <w:rPr>
+                <w:rFonts w:ascii="Arial" w:hAnsi="Arial" w:cs="Arial"/>
+              </w:rPr>
+            </w:pPr>
+            <w:r>
+              <w:rPr>
+                <w:rFonts w:ascii="Arial" w:hAnsi="Arial" w:cs="Arial"/>
+              </w:rPr>
+              <w:t>Multiple endpoints</w:t>
+            </w:r>
+          </w:p>
+        </w:tc>
+        <w:tc>
+          <w:tcPr>
+            <w:tcW w:w="0" w:type="auto"/>
+            <w:vAlign w:val="center"/>
+            <w:hideMark/>
+          </w:tcPr>
+          <w:p>
+            <w:pPr>
+              <w:pStyle w:val="ListParagraph"/>
+              <w:rPr>
+                <w:rFonts w:ascii="Arial" w:hAnsi="Arial" w:cs="Arial"/>
+              </w:rPr>
+            </w:pPr>
+            <w:r>
+              <w:rPr>
+                <w:rFonts w:ascii="Arial" w:hAnsi="Arial" w:cs="Arial"/>
+              </w:rPr>
+              <w:t>One endpoint, multiple resource types</w:t>
+            </w:r>
+          </w:p>
+        </w:tc>
+      </w:tr>
+      <w:tr>
+        <w:trPr>
+          <w:tblCellSpacing w:w="15" w:type="dxa"/>
+        </w:trPr>
+        <w:tc>
+          <w:tcPr>
+            <w:tcW w:w="0" w:type="auto"/>
+            <w:vAlign w:val="center"/>
+            <w:hideMark/>
+          </w:tcPr>
+          <w:p>
+            <w:pPr>
+              <w:pStyle w:val="ListParagraph"/>
+              <w:rPr>
+                <w:rFonts w:ascii="Arial" w:hAnsi="Arial" w:cs="Arial"/>
+              </w:rPr>
+            </w:pPr>
+            <w:r>
+              <w:rPr>
+                <w:rFonts w:ascii="Arial" w:hAnsi="Arial" w:cs="Arial"/>
+              </w:rPr>
+              <w:t>No type safety</w:t>
+            </w:r>
+          </w:p>
+        </w:tc>
+        <w:tc>
+          <w:tcPr>
+            <w:tcW w:w="0" w:type="auto"/>
+            <w:vAlign w:val="center"/>
+            <w:hideMark/>
+          </w:tcPr>
+          <w:p>
+            <w:pPr>
+              <w:pStyle w:val="ListParagraph"/>
+              <w:rPr>
+                <w:rFonts w:ascii="Arial" w:hAnsi="Arial" w:cs="Arial"/>
+              </w:rPr>
+            </w:pPr>
+            <w:r>
+              <w:rPr>
+                <w:rFonts w:ascii="Arial" w:hAnsi="Arial" w:cs="Arial"/>
+              </w:rPr>
+              <w:t>Strongly typed schema with introspection</w:t>
+            </w:r>
+          </w:p>
+        </w:tc>
+      </w:tr>
+      <w:tr>
+        <w:trPr>
+          <w:tblCellSpacing w:w="15" w:type="dxa"/>
+        </w:trPr>
+        <w:tc>
+          <w:tcPr>
+            <w:tcW w:w="0" w:type="auto"/>
+            <w:vAlign w:val="center"/>
+            <w:hideMark/>
+          </w:tcPr>
+          <w:p>
+            <w:pPr>
+              <w:pStyle w:val="ListParagraph"/>
+              <w:rPr>
+                <w:rFonts w:ascii="Arial" w:hAnsi="Arial" w:cs="Arial"/>
+              </w:rPr>
+            </w:pPr>
+            <w:r>
+              <w:rPr>
+                <w:rFonts w:ascii="Arial" w:hAnsi="Arial" w:cs="Arial"/>
+              </w:rPr>
+              <w:t>Poor tooling</w:t>
+            </w:r>
+          </w:p>
+        </w:tc>
+        <w:tc>
+          <w:tcPr>
+            <w:tcW w:w="0" w:type="auto"/>
+            <w:vAlign w:val="center"/>
+            <w:hideMark/>
+          </w:tcPr>
+          <w:p>
+            <w:pPr>
+              <w:pStyle w:val="ListParagraph"/>
+              <w:rPr>
+                <w:rFonts w:ascii="Arial" w:hAnsi="Arial" w:cs="Arial"/>
+              </w:rPr>
+            </w:pPr>
+            <w:r>
+              <w:rPr>
+                <w:rFonts w:ascii="Arial" w:hAnsi="Arial" w:cs="Arial"/>
+              </w:rPr>
+              <w:t>Auto-generated docs, mock APIs, etc.</w:t>
+            </w:r>
+          </w:p>
+        </w:tc>
+      </w:tr>
+    </w:tbl>
+    <w:p>
+      <w:pPr>
+        <w:pStyle w:val="ListParagraph"/>
+        <w:rPr>
+          <w:rFonts w:ascii="Arial" w:hAnsi="Arial" w:cs="Arial"/>
+        </w:rPr>
+      </w:pPr>
+    </w:p>
+    <w:p>
+      <w:pPr>
+        <w:pStyle w:val="ListParagraph"/>
+        <w:rPr>
+          <w:rFonts w:ascii="Arial" w:hAnsi="Arial" w:cs="Arial"/>
+        </w:rPr>
+      </w:pPr>
+      <w:r>
+        <w:rPr>
+          <w:rFonts w:ascii="Arial" w:hAnsi="Arial" w:cs="Arial"/>
+        </w:rPr>
+        <w:t>In one of my apps, the dashboard needed data from several entities like users, orders, and notifications. With REST, we’d have to call 3–4 endpoints. GraphQL let us fetch everything in one round trip, reducing latency and simplifying state management on the frontend.</w:t>
+      </w:r>
+    </w:p>
+    <w:p>
+      <w:pPr>
+        <w:pStyle w:val="ListParagraph"/>
+        <w:rPr>
+          <w:rFonts w:ascii="Arial" w:hAnsi="Arial" w:cs="Arial"/>
+        </w:rPr>
+      </w:pPr>
+      <w:r>
+        <w:rPr>
+          <w:rFonts w:ascii="Arial" w:hAnsi="Arial" w:cs="Arial"/>
+        </w:rPr>
+        <w:t>We also used GraphQL fragments to reduce duplication in our queries and maintain consistency across UI components.</w:t>
+      </w:r>
+    </w:p>
+    <w:tbl>
+      <w:tblPr>
+        <w:tblW w:w="0" w:type="auto"/>
+        <w:tblCellSpacing w:w="15" w:type="dxa"/>
+        <w:tblCellMar>
+          <w:top w:w="15" w:type="dxa"/>
+          <w:left w:w="15" w:type="dxa"/>
+          <w:bottom w:w="15" w:type="dxa"/>
+          <w:right w:w="15" w:type="dxa"/>
+        </w:tblCellMar>
+        <w:tblLook w:val="04A0" w:firstRow="1" w:lastRow="0" w:firstColumn="1" w:lastColumn="0" w:noHBand="0" w:noVBand="1"/>
+      </w:tblPr>
+      <w:tblGrid>
+        <w:gridCol w:w="3113"/>
+        <w:gridCol w:w="6247"/>
+      </w:tblGrid>
+      <w:tr>
+        <w:trPr>
+          <w:tblHeader/>
+          <w:tblCellSpacing w:w="15" w:type="dxa"/>
+        </w:trPr>
+        <w:tc>
+          <w:tcPr>
+            <w:tcW w:w="0" w:type="auto"/>
+            <w:vAlign w:val="center"/>
+            <w:hideMark/>
+          </w:tcPr>
+          <w:p>
+            <w:pPr>
+              <w:pStyle w:val="ListParagraph"/>
+              <w:rPr>
+                <w:rFonts w:ascii="Arial" w:hAnsi="Arial" w:cs="Arial"/>
+                <w:b/>
+                <w:bCs/>
+              </w:rPr>
+            </w:pPr>
+            <w:r>
+              <w:rPr>
+                <w:rFonts w:ascii="Arial" w:hAnsi="Arial" w:cs="Arial"/>
+                <w:b/>
+                <w:bCs/>
+              </w:rPr>
+              <w:t>Feature</w:t>
+            </w:r>
+          </w:p>
+        </w:tc>
+        <w:tc>
+          <w:tcPr>
+            <w:tcW w:w="0" w:type="auto"/>
+            <w:vAlign w:val="center"/>
+            <w:hideMark/>
+          </w:tcPr>
+          <w:p>
+            <w:pPr>
+              <w:pStyle w:val="ListParagraph"/>
+              <w:rPr>
+                <w:rFonts w:ascii="Arial" w:hAnsi="Arial" w:cs="Arial"/>
+                <w:b/>
+                <w:bCs/>
+              </w:rPr>
+            </w:pPr>
+            <w:r>
+              <w:rPr>
+                <w:rFonts w:ascii="Arial" w:hAnsi="Arial" w:cs="Arial"/>
+                <w:b/>
+                <w:bCs/>
+              </w:rPr>
+              <w:t>Benefit</w:t>
+            </w:r>
+          </w:p>
+        </w:tc>
+      </w:tr>
+      <w:tr>
+        <w:trPr>
+          <w:tblCellSpacing w:w="15" w:type="dxa"/>
+        </w:trPr>
+        <w:tc>
+          <w:tcPr>
+            <w:tcW w:w="0" w:type="auto"/>
+            <w:vAlign w:val="center"/>
+            <w:hideMark/>
+          </w:tcPr>
+          <w:p>
+            <w:pPr>
+              <w:pStyle w:val="ListParagraph"/>
+              <w:rPr>
+                <w:rFonts w:ascii="Arial" w:hAnsi="Arial" w:cs="Arial"/>
+              </w:rPr>
+            </w:pPr>
+            <w:r>
+              <w:rPr>
+                <w:rFonts w:ascii="Arial" w:hAnsi="Arial" w:cs="Arial"/>
+                <w:b/>
+                <w:bCs/>
+              </w:rPr>
+              <w:t>Precise Queries</w:t>
+            </w:r>
+          </w:p>
+        </w:tc>
+        <w:tc>
+          <w:tcPr>
+            <w:tcW w:w="0" w:type="auto"/>
+            <w:vAlign w:val="center"/>
+            <w:hideMark/>
+          </w:tcPr>
+          <w:p>
+            <w:pPr>
+              <w:pStyle w:val="ListParagraph"/>
+              <w:rPr>
+                <w:rFonts w:ascii="Arial" w:hAnsi="Arial" w:cs="Arial"/>
+              </w:rPr>
+            </w:pPr>
+            <w:r>
+              <w:rPr>
+                <w:rFonts w:ascii="Arial" w:hAnsi="Arial" w:cs="Arial"/>
+              </w:rPr>
+              <w:t>Less data → better performance</w:t>
+            </w:r>
+          </w:p>
+        </w:tc>
+      </w:tr>
+      <w:tr>
+        <w:trPr>
+          <w:tblCellSpacing w:w="15" w:type="dxa"/>
+        </w:trPr>
+        <w:tc>
+          <w:tcPr>
+            <w:tcW w:w="0" w:type="auto"/>
+            <w:vAlign w:val="center"/>
+            <w:hideMark/>
+          </w:tcPr>
+          <w:p>
+            <w:pPr>
+              <w:pStyle w:val="ListParagraph"/>
+              <w:rPr>
+                <w:rFonts w:ascii="Arial" w:hAnsi="Arial" w:cs="Arial"/>
+              </w:rPr>
+            </w:pPr>
+            <w:r>
+              <w:rPr>
+                <w:rFonts w:ascii="Arial" w:hAnsi="Arial" w:cs="Arial"/>
+                <w:b/>
+                <w:bCs/>
+              </w:rPr>
+              <w:lastRenderedPageBreak/>
+              <w:t>Apollo Client Cache</w:t>
+            </w:r>
+          </w:p>
+        </w:tc>
+        <w:tc>
+          <w:tcPr>
+            <w:tcW w:w="0" w:type="auto"/>
+            <w:vAlign w:val="center"/>
+            <w:hideMark/>
+          </w:tcPr>
+          <w:p>
+            <w:pPr>
+              <w:pStyle w:val="ListParagraph"/>
+              <w:rPr>
+                <w:rFonts w:ascii="Arial" w:hAnsi="Arial" w:cs="Arial"/>
+              </w:rPr>
+            </w:pPr>
+            <w:r>
+              <w:rPr>
+                <w:rFonts w:ascii="Arial" w:hAnsi="Arial" w:cs="Arial"/>
+              </w:rPr>
+              <w:t>Data is normalized → no need to refetch whole entities</w:t>
+            </w:r>
+          </w:p>
+        </w:tc>
+      </w:tr>
+      <w:tr>
+        <w:trPr>
+          <w:tblCellSpacing w:w="15" w:type="dxa"/>
+        </w:trPr>
+        <w:tc>
+          <w:tcPr>
+            <w:tcW w:w="0" w:type="auto"/>
+            <w:vAlign w:val="center"/>
+            <w:hideMark/>
+          </w:tcPr>
+          <w:p>
+            <w:pPr>
+              <w:pStyle w:val="ListParagraph"/>
+              <w:rPr>
+                <w:rFonts w:ascii="Arial" w:hAnsi="Arial" w:cs="Arial"/>
+              </w:rPr>
+            </w:pPr>
+            <w:r>
+              <w:rPr>
+                <w:rFonts w:ascii="Arial" w:hAnsi="Arial" w:cs="Arial"/>
+                <w:b/>
+                <w:bCs/>
+              </w:rPr>
+              <w:t>Fragments</w:t>
+            </w:r>
+          </w:p>
+        </w:tc>
+        <w:tc>
+          <w:tcPr>
+            <w:tcW w:w="0" w:type="auto"/>
+            <w:vAlign w:val="center"/>
+            <w:hideMark/>
+          </w:tcPr>
+          <w:p>
+            <w:pPr>
+              <w:pStyle w:val="ListParagraph"/>
+              <w:rPr>
+                <w:rFonts w:ascii="Arial" w:hAnsi="Arial" w:cs="Arial"/>
+              </w:rPr>
+            </w:pPr>
+            <w:r>
+              <w:rPr>
+                <w:rFonts w:ascii="Arial" w:hAnsi="Arial" w:cs="Arial"/>
+              </w:rPr>
+              <w:t>Reusable pieces → DRY and scalable query logic</w:t>
+            </w:r>
+          </w:p>
+        </w:tc>
+      </w:tr>
+      <w:tr>
+        <w:trPr>
+          <w:tblCellSpacing w:w="15" w:type="dxa"/>
+        </w:trPr>
+        <w:tc>
+          <w:tcPr>
+            <w:tcW w:w="0" w:type="auto"/>
+            <w:vAlign w:val="center"/>
+            <w:hideMark/>
+          </w:tcPr>
+          <w:p>
+            <w:pPr>
+              <w:pStyle w:val="ListParagraph"/>
+              <w:rPr>
+                <w:rFonts w:ascii="Arial" w:hAnsi="Arial" w:cs="Arial"/>
+              </w:rPr>
+            </w:pPr>
+            <w:r>
+              <w:rPr>
+                <w:rFonts w:ascii="Arial" w:hAnsi="Arial" w:cs="Arial"/>
+                <w:b/>
+                <w:bCs/>
+              </w:rPr>
+              <w:t>Auto-generated Types</w:t>
+            </w:r>
+          </w:p>
+        </w:tc>
+        <w:tc>
+          <w:tcPr>
+            <w:tcW w:w="0" w:type="auto"/>
+            <w:vAlign w:val="center"/>
+            <w:hideMark/>
+          </w:tcPr>
+          <w:p>
+            <w:pPr>
+              <w:pStyle w:val="ListParagraph"/>
+              <w:rPr>
+                <w:rFonts w:ascii="Arial" w:hAnsi="Arial" w:cs="Arial"/>
+              </w:rPr>
+            </w:pPr>
+            <w:r>
+              <w:rPr>
+                <w:rFonts w:ascii="Arial" w:hAnsi="Arial" w:cs="Arial"/>
+              </w:rPr>
+              <w:t>With TypeScript → better DX, autocompletion, fewer bugs</w:t>
+            </w:r>
+          </w:p>
+        </w:tc>
+      </w:tr>
+      <w:tr>
+        <w:trPr>
+          <w:tblCellSpacing w:w="15" w:type="dxa"/>
+        </w:trPr>
+        <w:tc>
+          <w:tcPr>
+            <w:tcW w:w="0" w:type="auto"/>
+            <w:vAlign w:val="center"/>
+            <w:hideMark/>
+          </w:tcPr>
+          <w:p>
+            <w:pPr>
+              <w:pStyle w:val="ListParagraph"/>
+              <w:rPr>
+                <w:rFonts w:ascii="Arial" w:hAnsi="Arial" w:cs="Arial"/>
+              </w:rPr>
+            </w:pPr>
+            <w:r>
+              <w:rPr>
+                <w:rFonts w:ascii="Arial" w:hAnsi="Arial" w:cs="Arial"/>
+                <w:b/>
+                <w:bCs/>
+              </w:rPr>
+              <w:t>Optimistic UI</w:t>
+            </w:r>
+          </w:p>
+        </w:tc>
+        <w:tc>
+          <w:tcPr>
+            <w:tcW w:w="0" w:type="auto"/>
+            <w:vAlign w:val="center"/>
+            <w:hideMark/>
+          </w:tcPr>
+          <w:p>
+            <w:pPr>
+              <w:pStyle w:val="ListParagraph"/>
+              <w:rPr>
+                <w:rFonts w:ascii="Arial" w:hAnsi="Arial" w:cs="Arial"/>
+              </w:rPr>
+            </w:pPr>
+            <w:r>
+              <w:rPr>
+                <w:rFonts w:ascii="Arial" w:hAnsi="Arial" w:cs="Arial"/>
+              </w:rPr>
+              <w:t>Update UI instantly → better user experience</w:t>
+            </w:r>
+          </w:p>
+        </w:tc>
+      </w:tr>
+    </w:tbl>
+    <w:p>
+      <w:pPr>
+        <w:pStyle w:val="ListParagraph"/>
+        <w:rPr>
+          <w:rFonts w:ascii="Arial" w:hAnsi="Arial" w:cs="Arial"/>
+        </w:rPr>
+      </w:pPr>
+      <w:r>
+        <w:rPr>
+          <w:rFonts w:ascii="Arial" w:hAnsi="Arial" w:cs="Arial"/>
+        </w:rPr>
+        <w:t>We used Apollo Client in a React app to manage both remote GraphQL data and local state. With its cache normalization and reactive variables, we avoided Redux altogether. Plus, features like optimistic updates and cache eviction helped us create fast and fluid UIs.</w:t>
+      </w:r>
+    </w:p>
+    <w:p>
+      <w:pPr>
+        <w:pStyle w:val="ListParagraph"/>
+        <w:rPr>
+          <w:rFonts w:ascii="Arial" w:hAnsi="Arial" w:cs="Arial"/>
+        </w:rPr>
+      </w:pPr>
+      <w:r>
+        <w:rPr>
+          <w:rFonts w:ascii="Arial" w:hAnsi="Arial" w:cs="Arial"/>
+        </w:rPr>
+        <w:t>GraphQL changes the way frontends interact with APIs — it makes data a frontend concern. That makes me more productive, especially when the backend schema is stable and the UI is data-heavy. I’ve used Apollo’s cache to manage state reactively, and GraphQL Codegen to keep my frontend and backend in sync without manual type juggling.</w:t>
+      </w:r>
+    </w:p>
+    <w:p>
+      <w:pPr>
+        <w:rPr>
+          <w:rFonts w:ascii="Arial" w:hAnsi="Arial" w:cs="Arial"/>
+        </w:rPr>
+      </w:pPr>
+      <w:r>
+        <w:rPr>
+          <w:rFonts w:ascii="Arial" w:hAnsi="Arial" w:cs="Arial"/>
+        </w:rPr>
         <w:t>Q12. Create a reusable React dropdown component that includes type-ahead search functionality</w:t>
       </w:r>
     </w:p>
@@ -4390,27 +5655,54 @@
           <w:ilvl w:val="0"/>
           <w:numId w:val="1"/>
         </w:numPr>
-      </w:pPr>
-    </w:p>
-    <w:p>
-      <w:r>
+        <w:rPr>
+          <w:rFonts w:ascii="Arial" w:hAnsi="Arial" w:cs="Arial"/>
+        </w:rPr>
+      </w:pPr>
+      <w:r>
+        <w:rPr>
+          <w:rFonts w:ascii="Arial" w:hAnsi="Arial" w:cs="Arial"/>
+        </w:rPr>
+        <w:t>https://github.com/Shubham052000/Web-Development/tree/main/ReactJS/react-dropdown-typeahead</w:t>
+      </w:r>
+    </w:p>
+    <w:p>
+      <w:pPr>
+        <w:rPr>
+          <w:rFonts w:ascii="Arial" w:hAnsi="Arial" w:cs="Arial"/>
+        </w:rPr>
+      </w:pPr>
+      <w:r>
+        <w:rPr>
+          <w:rFonts w:ascii="Arial" w:hAnsi="Arial" w:cs="Arial"/>
+        </w:rPr>
         <w:t xml:space="preserve">Q13. The above component should be flexible enough to accept data as either an array of strings or an array of objects, with support for customizable label and value fields when using objects. Additionally, the component should be able to fetch data from the API </w:t>
       </w:r>
       <w:hyperlink r:id="rId5" w:history="1">
         <w:r>
           <w:rPr>
             <w:rStyle w:val="Hyperlink"/>
+            <w:rFonts w:ascii="Arial" w:hAnsi="Arial" w:cs="Arial"/>
           </w:rPr>
           <w:t>https://fakestoreapi.com/products?sort=asc</w:t>
         </w:r>
       </w:hyperlink>
       <w:r>
+        <w:rPr>
+          <w:rFonts w:ascii="Arial" w:hAnsi="Arial" w:cs="Arial"/>
+        </w:rPr>
         <w:t xml:space="preserve"> and display the list of product titles in the dropdown. The dropdown should provide a seamless and user</w:t>
       </w:r>
       <w:r>
+        <w:rPr>
+          <w:rFonts w:ascii="Arial" w:hAnsi="Arial" w:cs="Arial"/>
+        </w:rPr>
         <w:t>-</w:t>
       </w:r>
       <w:r>
+        <w:rPr>
+          <w:rFonts w:ascii="Arial" w:hAnsi="Arial" w:cs="Arial"/>
+        </w:rPr>
         <w:t>friendly experience for searching and selecting options from the available list.</w:t>
       </w:r>
     </w:p>
@@ -4421,21 +5713,42 @@
           <w:ilvl w:val="0"/>
           <w:numId w:val="1"/>
         </w:numPr>
-      </w:pPr>
-    </w:p>
-    <w:p>
-      <w:r>
-        <w:t xml:space="preserve">Q14. Create a React application that consumbes the </w:t>
+        <w:rPr>
+          <w:rFonts w:ascii="Arial" w:hAnsi="Arial" w:cs="Arial"/>
+        </w:rPr>
+      </w:pPr>
+      <w:r>
+        <w:rPr>
+          <w:rFonts w:ascii="Arial" w:hAnsi="Arial" w:cs="Arial"/>
+        </w:rPr>
+        <w:t>https://github.com/Shubham052000/Web-Development/tree/main/ReactJS/react-dropdown-typeahead</w:t>
+      </w:r>
+    </w:p>
+    <w:p>
+      <w:pPr>
+        <w:rPr>
+          <w:rFonts w:ascii="Arial" w:hAnsi="Arial" w:cs="Arial"/>
+        </w:rPr>
+      </w:pPr>
+      <w:r>
+        <w:rPr>
+          <w:rFonts w:ascii="Arial" w:hAnsi="Arial" w:cs="Arial"/>
+        </w:rPr>
+        <w:t xml:space="preserve">Q14. Create a React application that consumes the </w:t>
       </w:r>
       <w:hyperlink r:id="rId6" w:history="1">
         <w:r>
           <w:rPr>
             <w:rStyle w:val="Hyperlink"/>
+            <w:rFonts w:ascii="Arial" w:hAnsi="Arial" w:cs="Arial"/>
           </w:rPr>
           <w:t>https://fakestoreapi.com/carts/2</w:t>
         </w:r>
       </w:hyperlink>
       <w:r>
+        <w:rPr>
+          <w:rFonts w:ascii="Arial" w:hAnsi="Arial" w:cs="Arial"/>
+        </w:rPr>
         <w:t xml:space="preserve"> API and displays a list of products in the cart. For each product in the cart, the application should make an API call to fetch the product details using the ID returned in the cart API and display the product title, price and image. https://fakestoreapi.com/products:id</w:t>
       </w:r>
     </w:p>
@@ -4446,7 +5759,892 @@
           <w:ilvl w:val="0"/>
           <w:numId w:val="1"/>
         </w:numPr>
-      </w:pPr>
+        <w:rPr>
+          <w:rFonts w:ascii="Arial" w:hAnsi="Arial" w:cs="Arial"/>
+        </w:rPr>
+      </w:pPr>
+      <w:hyperlink r:id="rId7" w:history="1">
+        <w:r>
+          <w:rPr>
+            <w:rStyle w:val="Hyperlink"/>
+            <w:rFonts w:ascii="Arial" w:hAnsi="Arial" w:cs="Arial"/>
+          </w:rPr>
+          <w:t>https://github.com/Shubham052000/Web-Development/tree/main/ReactJS/cart-problem-react</w:t>
+        </w:r>
+      </w:hyperlink>
+    </w:p>
+    <w:p>
+      <w:pPr>
+        <w:rPr>
+          <w:rFonts w:ascii="Arial" w:hAnsi="Arial" w:cs="Arial"/>
+        </w:rPr>
+      </w:pPr>
+    </w:p>
+    <w:p>
+      <w:pPr>
+        <w:rPr>
+          <w:rFonts w:ascii="Arial" w:hAnsi="Arial" w:cs="Arial"/>
+        </w:rPr>
+      </w:pPr>
+      <w:r>
+        <w:rPr>
+          <w:rFonts w:ascii="Arial" w:hAnsi="Arial" w:cs="Arial"/>
+        </w:rPr>
+        <w:t>Q15. Discuss Tree-shaking?</w:t>
+      </w:r>
+      <w:r>
+        <w:rPr>
+          <w:rFonts w:ascii="Arial" w:hAnsi="Arial" w:cs="Arial"/>
+        </w:rPr>
+        <w:br/>
+      </w:r>
+    </w:p>
+    <w:p>
+      <w:pPr>
+        <w:pStyle w:val="ListParagraph"/>
+        <w:numPr>
+          <w:ilvl w:val="0"/>
+          <w:numId w:val="1"/>
+        </w:numPr>
+        <w:rPr>
+          <w:rFonts w:ascii="Arial" w:hAnsi="Arial" w:cs="Arial"/>
+        </w:rPr>
+      </w:pPr>
+      <w:r>
+        <w:rPr>
+          <w:rFonts w:ascii="Arial" w:hAnsi="Arial" w:cs="Arial"/>
+          <w:b/>
+          <w:bCs/>
+        </w:rPr>
+        <w:t>Tree-shaking</w:t>
+      </w:r>
+      <w:r>
+        <w:rPr>
+          <w:rFonts w:ascii="Arial" w:hAnsi="Arial" w:cs="Arial"/>
+        </w:rPr>
+        <w:t xml:space="preserve"> is a </w:t>
+      </w:r>
+      <w:r>
+        <w:rPr>
+          <w:rFonts w:ascii="Arial" w:hAnsi="Arial" w:cs="Arial"/>
+          <w:b/>
+          <w:bCs/>
+        </w:rPr>
+        <w:t>build-time optimization</w:t>
+      </w:r>
+      <w:r>
+        <w:rPr>
+          <w:rFonts w:ascii="Arial" w:hAnsi="Arial" w:cs="Arial"/>
+        </w:rPr>
+        <w:t xml:space="preserve"> technique that removes </w:t>
+      </w:r>
+      <w:r>
+        <w:rPr>
+          <w:rFonts w:ascii="Arial" w:hAnsi="Arial" w:cs="Arial"/>
+          <w:b/>
+          <w:bCs/>
+        </w:rPr>
+        <w:t>unused or “dead” code</w:t>
+      </w:r>
+      <w:r>
+        <w:rPr>
+          <w:rFonts w:ascii="Arial" w:hAnsi="Arial" w:cs="Arial"/>
+        </w:rPr>
+        <w:t xml:space="preserve"> from your final JavaScript bundle. It works by analyzing the </w:t>
+      </w:r>
+      <w:r>
+        <w:rPr>
+          <w:rFonts w:ascii="Arial" w:hAnsi="Arial" w:cs="Arial"/>
+          <w:b/>
+          <w:bCs/>
+        </w:rPr>
+        <w:t>import/export structure</w:t>
+      </w:r>
+      <w:r>
+        <w:rPr>
+          <w:rFonts w:ascii="Arial" w:hAnsi="Arial" w:cs="Arial"/>
+        </w:rPr>
+        <w:t xml:space="preserve"> of ES6 modules and determining which pieces of code are not being used anywhere in the app.</w:t>
+      </w:r>
+    </w:p>
+    <w:p>
+      <w:pPr>
+        <w:pStyle w:val="ListParagraph"/>
+        <w:numPr>
+          <w:ilvl w:val="0"/>
+          <w:numId w:val="1"/>
+        </w:numPr>
+        <w:rPr>
+          <w:rFonts w:ascii="Arial" w:hAnsi="Arial" w:cs="Arial"/>
+        </w:rPr>
+      </w:pPr>
+      <w:r>
+        <w:rPr>
+          <w:rFonts w:ascii="Arial" w:hAnsi="Arial" w:cs="Arial"/>
+        </w:rPr>
+        <w:t xml:space="preserve">Tools like </w:t>
+      </w:r>
+      <w:r>
+        <w:rPr>
+          <w:rFonts w:ascii="Arial" w:hAnsi="Arial" w:cs="Arial"/>
+          <w:b/>
+          <w:bCs/>
+        </w:rPr>
+        <w:t>Webpack</w:t>
+      </w:r>
+      <w:r>
+        <w:rPr>
+          <w:rFonts w:ascii="Arial" w:hAnsi="Arial" w:cs="Arial"/>
+        </w:rPr>
+        <w:t xml:space="preserve">, </w:t>
+      </w:r>
+      <w:r>
+        <w:rPr>
+          <w:rFonts w:ascii="Arial" w:hAnsi="Arial" w:cs="Arial"/>
+          <w:b/>
+          <w:bCs/>
+        </w:rPr>
+        <w:t>Rollup</w:t>
+      </w:r>
+      <w:r>
+        <w:rPr>
+          <w:rFonts w:ascii="Arial" w:hAnsi="Arial" w:cs="Arial"/>
+        </w:rPr>
+        <w:t xml:space="preserve">, and </w:t>
+      </w:r>
+      <w:r>
+        <w:rPr>
+          <w:rFonts w:ascii="Arial" w:hAnsi="Arial" w:cs="Arial"/>
+          <w:b/>
+          <w:bCs/>
+        </w:rPr>
+        <w:t>esbuild</w:t>
+      </w:r>
+      <w:r>
+        <w:rPr>
+          <w:rFonts w:ascii="Arial" w:hAnsi="Arial" w:cs="Arial"/>
+        </w:rPr>
+        <w:t xml:space="preserve"> perform tree-shaking during the bundling process to reduce the size of the final JS file that’s sent to the browser.</w:t>
+      </w:r>
+    </w:p>
+    <w:p>
+      <w:pPr>
+        <w:pStyle w:val="ListParagraph"/>
+        <w:numPr>
+          <w:ilvl w:val="0"/>
+          <w:numId w:val="1"/>
+        </w:numPr>
+        <w:rPr>
+          <w:rFonts w:ascii="Arial" w:hAnsi="Arial" w:cs="Arial"/>
+          <w:b/>
+          <w:bCs/>
+        </w:rPr>
+      </w:pPr>
+      <w:r>
+        <w:rPr>
+          <w:rFonts w:ascii="Arial" w:hAnsi="Arial" w:cs="Arial"/>
+          <w:b/>
+          <w:bCs/>
+        </w:rPr>
+        <w:t>What's Necessary to Tell (Core Answer)</w:t>
+      </w:r>
+    </w:p>
+    <w:p>
+      <w:pPr>
+        <w:pStyle w:val="ListParagraph"/>
+        <w:numPr>
+          <w:ilvl w:val="2"/>
+          <w:numId w:val="2"/>
+        </w:numPr>
+        <w:rPr>
+          <w:rFonts w:ascii="Arial" w:hAnsi="Arial" w:cs="Arial"/>
+        </w:rPr>
+      </w:pPr>
+      <w:r>
+        <w:rPr>
+          <w:rFonts w:ascii="Arial" w:hAnsi="Arial" w:cs="Arial"/>
+        </w:rPr>
+        <w:t>Tree-shaking removes unused code at build time.</w:t>
+      </w:r>
+    </w:p>
+    <w:p>
+      <w:pPr>
+        <w:pStyle w:val="ListParagraph"/>
+        <w:numPr>
+          <w:ilvl w:val="2"/>
+          <w:numId w:val="2"/>
+        </w:numPr>
+        <w:rPr>
+          <w:rFonts w:ascii="Arial" w:hAnsi="Arial" w:cs="Arial"/>
+        </w:rPr>
+      </w:pPr>
+      <w:r>
+        <w:rPr>
+          <w:rFonts w:ascii="Arial" w:hAnsi="Arial" w:cs="Arial"/>
+        </w:rPr>
+        <w:t xml:space="preserve">It relies on </w:t>
+      </w:r>
+      <w:r>
+        <w:rPr>
+          <w:rFonts w:ascii="Arial" w:hAnsi="Arial" w:cs="Arial"/>
+          <w:b/>
+          <w:bCs/>
+        </w:rPr>
+        <w:t>ES module syntax (import/export)</w:t>
+      </w:r>
+      <w:r>
+        <w:rPr>
+          <w:rFonts w:ascii="Arial" w:hAnsi="Arial" w:cs="Arial"/>
+        </w:rPr>
+        <w:t xml:space="preserve"> — not CommonJS.</w:t>
+      </w:r>
+    </w:p>
+    <w:p>
+      <w:pPr>
+        <w:pStyle w:val="ListParagraph"/>
+        <w:numPr>
+          <w:ilvl w:val="2"/>
+          <w:numId w:val="2"/>
+        </w:numPr>
+        <w:rPr>
+          <w:rFonts w:ascii="Arial" w:hAnsi="Arial" w:cs="Arial"/>
+        </w:rPr>
+      </w:pPr>
+      <w:r>
+        <w:rPr>
+          <w:rFonts w:ascii="Arial" w:hAnsi="Arial" w:cs="Arial"/>
+        </w:rPr>
+        <w:t>It helps reduce bundle size and improve load time.</w:t>
+      </w:r>
+    </w:p>
+    <w:p>
+      <w:pPr>
+        <w:pStyle w:val="ListParagraph"/>
+        <w:numPr>
+          <w:ilvl w:val="2"/>
+          <w:numId w:val="2"/>
+        </w:numPr>
+        <w:rPr>
+          <w:rFonts w:ascii="Arial" w:hAnsi="Arial" w:cs="Arial"/>
+        </w:rPr>
+      </w:pPr>
+      <w:r>
+        <w:rPr>
+          <w:rFonts w:ascii="Arial" w:hAnsi="Arial" w:cs="Arial"/>
+        </w:rPr>
+        <w:t>Tools like Webpack (with Terser) or Rollup do this during bundling.</w:t>
+      </w:r>
+    </w:p>
+    <w:p>
+      <w:pPr>
+        <w:pStyle w:val="ListParagraph"/>
+        <w:numPr>
+          <w:ilvl w:val="0"/>
+          <w:numId w:val="1"/>
+        </w:numPr>
+        <w:spacing w:before="100" w:beforeAutospacing="1" w:after="100" w:afterAutospacing="1" w:line="240" w:lineRule="auto"/>
+        <w:rPr>
+          <w:rFonts w:ascii="Arial" w:eastAsia="Times New Roman" w:hAnsi="Arial" w:cs="Arial"/>
+          <w:kern w:val="0"/>
+          <w14:ligatures w14:val="none"/>
+        </w:rPr>
+      </w:pPr>
+      <w:r>
+        <w:rPr>
+          <w:rFonts w:ascii="Arial" w:eastAsia="Times New Roman" w:hAnsi="Arial" w:cs="Arial"/>
+          <w:kern w:val="0"/>
+          <w14:ligatures w14:val="none"/>
+        </w:rPr>
+        <w:t xml:space="preserve"> “I once reduced our main bundle size by 30% by replacing a heavy date library with a modular one like </w:t>
+      </w:r>
+      <w:r>
+        <w:rPr>
+          <w:rFonts w:ascii="Arial" w:eastAsia="Times New Roman" w:hAnsi="Arial" w:cs="Arial"/>
+          <w:kern w:val="0"/>
+          <w:sz w:val="20"/>
+          <w:szCs w:val="20"/>
+          <w14:ligatures w14:val="none"/>
+        </w:rPr>
+        <w:t>date-fns</w:t>
+      </w:r>
+      <w:r>
+        <w:rPr>
+          <w:rFonts w:ascii="Arial" w:eastAsia="Times New Roman" w:hAnsi="Arial" w:cs="Arial"/>
+          <w:kern w:val="0"/>
+          <w14:ligatures w14:val="none"/>
+        </w:rPr>
+        <w:t xml:space="preserve"> that tree-shakes better than </w:t>
+      </w:r>
+      <w:r>
+        <w:rPr>
+          <w:rFonts w:ascii="Arial" w:eastAsia="Times New Roman" w:hAnsi="Arial" w:cs="Arial"/>
+          <w:kern w:val="0"/>
+          <w:sz w:val="20"/>
+          <w:szCs w:val="20"/>
+          <w14:ligatures w14:val="none"/>
+        </w:rPr>
+        <w:t>moment.js</w:t>
+      </w:r>
+      <w:r>
+        <w:rPr>
+          <w:rFonts w:ascii="Arial" w:eastAsia="Times New Roman" w:hAnsi="Arial" w:cs="Arial"/>
+          <w:kern w:val="0"/>
+          <w14:ligatures w14:val="none"/>
+        </w:rPr>
+        <w:t>.”</w:t>
+      </w:r>
+    </w:p>
+    <w:p>
+      <w:pPr>
+        <w:pStyle w:val="ListParagraph"/>
+        <w:numPr>
+          <w:ilvl w:val="0"/>
+          <w:numId w:val="1"/>
+        </w:numPr>
+        <w:spacing w:before="100" w:beforeAutospacing="1" w:after="100" w:afterAutospacing="1" w:line="240" w:lineRule="auto"/>
+        <w:rPr>
+          <w:rFonts w:ascii="Arial" w:eastAsia="Times New Roman" w:hAnsi="Arial" w:cs="Arial"/>
+          <w:kern w:val="0"/>
+          <w14:ligatures w14:val="none"/>
+        </w:rPr>
+      </w:pPr>
+      <w:r>
+        <w:rPr>
+          <w:rFonts w:ascii="Arial" w:eastAsia="Times New Roman" w:hAnsi="Arial" w:cs="Arial"/>
+          <w:kern w:val="0"/>
+          <w14:ligatures w14:val="none"/>
+        </w:rPr>
+        <w:t xml:space="preserve">You can also mention </w:t>
+      </w:r>
+      <w:r>
+        <w:rPr>
+          <w:rFonts w:ascii="Arial" w:eastAsia="Times New Roman" w:hAnsi="Arial" w:cs="Arial"/>
+          <w:b/>
+          <w:bCs/>
+          <w:kern w:val="0"/>
+          <w14:ligatures w14:val="none"/>
+        </w:rPr>
+        <w:t>dynamic imports</w:t>
+      </w:r>
+      <w:r>
+        <w:rPr>
+          <w:rFonts w:ascii="Arial" w:eastAsia="Times New Roman" w:hAnsi="Arial" w:cs="Arial"/>
+          <w:kern w:val="0"/>
+          <w14:ligatures w14:val="none"/>
+        </w:rPr>
+        <w:t xml:space="preserve"> (</w:t>
+      </w:r>
+      <w:r>
+        <w:rPr>
+          <w:rFonts w:ascii="Arial" w:eastAsia="Times New Roman" w:hAnsi="Arial" w:cs="Arial"/>
+          <w:kern w:val="0"/>
+          <w:sz w:val="20"/>
+          <w:szCs w:val="20"/>
+          <w14:ligatures w14:val="none"/>
+        </w:rPr>
+        <w:t>import()</w:t>
+      </w:r>
+      <w:r>
+        <w:rPr>
+          <w:rFonts w:ascii="Arial" w:eastAsia="Times New Roman" w:hAnsi="Arial" w:cs="Arial"/>
+          <w:kern w:val="0"/>
+          <w14:ligatures w14:val="none"/>
+        </w:rPr>
+        <w:t xml:space="preserve">) and </w:t>
+      </w:r>
+      <w:r>
+        <w:rPr>
+          <w:rFonts w:ascii="Arial" w:eastAsia="Times New Roman" w:hAnsi="Arial" w:cs="Arial"/>
+          <w:b/>
+          <w:bCs/>
+          <w:kern w:val="0"/>
+          <w14:ligatures w14:val="none"/>
+        </w:rPr>
+        <w:t>code splitting</w:t>
+      </w:r>
+      <w:r>
+        <w:rPr>
+          <w:rFonts w:ascii="Arial" w:eastAsia="Times New Roman" w:hAnsi="Arial" w:cs="Arial"/>
+          <w:kern w:val="0"/>
+          <w14:ligatures w14:val="none"/>
+        </w:rPr>
+        <w:t xml:space="preserve"> as complementary strategies.</w:t>
+      </w:r>
+    </w:p>
+    <w:p>
+      <w:pPr>
+        <w:pStyle w:val="ListParagraph"/>
+        <w:numPr>
+          <w:ilvl w:val="0"/>
+          <w:numId w:val="1"/>
+        </w:numPr>
+        <w:spacing w:before="100" w:beforeAutospacing="1" w:after="100" w:afterAutospacing="1" w:line="240" w:lineRule="auto"/>
+        <w:rPr>
+          <w:rFonts w:ascii="Arial" w:eastAsia="Times New Roman" w:hAnsi="Arial" w:cs="Arial"/>
+          <w:kern w:val="0"/>
+          <w14:ligatures w14:val="none"/>
+        </w:rPr>
+      </w:pPr>
+      <w:r>
+        <w:rPr>
+          <w:rFonts w:ascii="Arial" w:eastAsia="Times New Roman" w:hAnsi="Arial" w:cs="Arial"/>
+          <w:kern w:val="0"/>
+          <w14:ligatures w14:val="none"/>
+        </w:rPr>
+        <w:t xml:space="preserve">Explain how you </w:t>
+      </w:r>
+      <w:r>
+        <w:rPr>
+          <w:rFonts w:ascii="Arial" w:eastAsia="Times New Roman" w:hAnsi="Arial" w:cs="Arial"/>
+          <w:b/>
+          <w:bCs/>
+          <w:kern w:val="0"/>
+          <w14:ligatures w14:val="none"/>
+        </w:rPr>
+        <w:t>audit bundle size</w:t>
+      </w:r>
+      <w:r>
+        <w:rPr>
+          <w:rFonts w:ascii="Arial" w:eastAsia="Times New Roman" w:hAnsi="Arial" w:cs="Arial"/>
+          <w:kern w:val="0"/>
+          <w14:ligatures w14:val="none"/>
+        </w:rPr>
+        <w:t xml:space="preserve"> using tools like </w:t>
+      </w:r>
+      <w:r>
+        <w:rPr>
+          <w:rFonts w:ascii="Arial" w:eastAsia="Times New Roman" w:hAnsi="Arial" w:cs="Arial"/>
+          <w:b/>
+          <w:bCs/>
+          <w:kern w:val="0"/>
+          <w14:ligatures w14:val="none"/>
+        </w:rPr>
+        <w:t>Webpack Bundle Analyzer</w:t>
+      </w:r>
+      <w:r>
+        <w:rPr>
+          <w:rFonts w:ascii="Arial" w:eastAsia="Times New Roman" w:hAnsi="Arial" w:cs="Arial"/>
+          <w:kern w:val="0"/>
+          <w14:ligatures w14:val="none"/>
+        </w:rPr>
+        <w:t xml:space="preserve"> or </w:t>
+      </w:r>
+      <w:r>
+        <w:rPr>
+          <w:rFonts w:ascii="Arial" w:eastAsia="Times New Roman" w:hAnsi="Arial" w:cs="Arial"/>
+          <w:b/>
+          <w:bCs/>
+          <w:kern w:val="0"/>
+          <w14:ligatures w14:val="none"/>
+        </w:rPr>
+        <w:t>Source Map Explorer</w:t>
+      </w:r>
+      <w:r>
+        <w:rPr>
+          <w:rFonts w:ascii="Arial" w:eastAsia="Times New Roman" w:hAnsi="Arial" w:cs="Arial"/>
+          <w:kern w:val="0"/>
+          <w14:ligatures w14:val="none"/>
+        </w:rPr>
+        <w:t>.</w:t>
+      </w:r>
+    </w:p>
+    <w:p>
+      <w:pPr>
+        <w:pStyle w:val="ListParagraph"/>
+        <w:numPr>
+          <w:ilvl w:val="0"/>
+          <w:numId w:val="1"/>
+        </w:numPr>
+        <w:spacing w:before="100" w:beforeAutospacing="1" w:after="100" w:afterAutospacing="1" w:line="240" w:lineRule="auto"/>
+        <w:rPr>
+          <w:rFonts w:ascii="Arial" w:eastAsia="Times New Roman" w:hAnsi="Arial" w:cs="Arial"/>
+          <w:kern w:val="0"/>
+          <w14:ligatures w14:val="none"/>
+        </w:rPr>
+      </w:pPr>
+      <w:r>
+        <w:rPr>
+          <w:rFonts w:ascii="Arial" w:eastAsia="Times New Roman" w:hAnsi="Arial" w:cs="Arial"/>
+          <w:kern w:val="0"/>
+          <w14:ligatures w14:val="none"/>
+        </w:rPr>
+        <w:t>"Tree-shaking is a build optimization technique where tools like Webpack or Rollup eliminate dead code — essentially, any exports that aren't used in the final bundle. It relies on ES module syntax to statically analyze which parts are used. In my experience, it's critical for keeping bundle size small and improving performance, especially in large apps. I've had to ensure libraries we use are tree-shakable and sometimes refactor internal modules to be side-effect-free to make this work. For example, switching from moment.js to date-fns allowed better tree-shaking and cut 30% off our bundle size."</w:t>
+      </w:r>
+    </w:p>
+    <w:p>
+      <w:pPr>
+        <w:spacing w:before="100" w:beforeAutospacing="1" w:after="100" w:afterAutospacing="1" w:line="240" w:lineRule="auto"/>
+        <w:rPr>
+          <w:rFonts w:ascii="Arial" w:eastAsia="Times New Roman" w:hAnsi="Arial" w:cs="Arial"/>
+          <w:kern w:val="0"/>
+          <w14:ligatures w14:val="none"/>
+        </w:rPr>
+      </w:pPr>
+    </w:p>
+    <w:p>
+      <w:pPr>
+        <w:spacing w:before="100" w:beforeAutospacing="1" w:after="100" w:afterAutospacing="1" w:line="240" w:lineRule="auto"/>
+        <w:jc w:val="center"/>
+        <w:rPr>
+          <w:rFonts w:ascii="Arial" w:eastAsia="Times New Roman" w:hAnsi="Arial" w:cs="Arial"/>
+          <w:b/>
+          <w:bCs/>
+          <w:kern w:val="0"/>
+          <w:sz w:val="44"/>
+          <w:szCs w:val="44"/>
+          <w:u w:val="single"/>
+          <w14:ligatures w14:val="none"/>
+        </w:rPr>
+      </w:pPr>
+      <w:r>
+        <w:rPr>
+          <w:rFonts w:ascii="Arial" w:eastAsia="Times New Roman" w:hAnsi="Arial" w:cs="Arial"/>
+          <w:b/>
+          <w:bCs/>
+          <w:kern w:val="0"/>
+          <w:sz w:val="44"/>
+          <w:szCs w:val="44"/>
+          <w:u w:val="single"/>
+          <w14:ligatures w14:val="none"/>
+        </w:rPr>
+        <w:t xml:space="preserve">Sheet </w:t>
+      </w:r>
+      <w:r>
+        <w:rPr>
+          <w:rFonts w:ascii="Arial" w:eastAsia="Times New Roman" w:hAnsi="Arial" w:cs="Arial"/>
+          <w:b/>
+          <w:bCs/>
+          <w:kern w:val="0"/>
+          <w:sz w:val="44"/>
+          <w:szCs w:val="44"/>
+          <w:u w:val="single"/>
+          <w14:ligatures w14:val="none"/>
+        </w:rPr>
+        <w:t>–</w:t>
+      </w:r>
+      <w:r>
+        <w:rPr>
+          <w:rFonts w:ascii="Arial" w:eastAsia="Times New Roman" w:hAnsi="Arial" w:cs="Arial"/>
+          <w:b/>
+          <w:bCs/>
+          <w:kern w:val="0"/>
+          <w:sz w:val="44"/>
+          <w:szCs w:val="44"/>
+          <w:u w:val="single"/>
+          <w14:ligatures w14:val="none"/>
+        </w:rPr>
+        <w:t xml:space="preserve"> 2</w:t>
+      </w:r>
+    </w:p>
+    <w:p>
+      <w:pPr>
+        <w:spacing w:before="100" w:beforeAutospacing="1" w:after="100" w:afterAutospacing="1" w:line="240" w:lineRule="auto"/>
+        <w:rPr>
+          <w:rFonts w:ascii="Arial" w:eastAsia="Times New Roman" w:hAnsi="Arial" w:cs="Arial"/>
+          <w:kern w:val="0"/>
+          <w14:ligatures w14:val="none"/>
+        </w:rPr>
+      </w:pPr>
+      <w:r>
+        <w:rPr>
+          <w:rFonts w:ascii="Arial" w:eastAsia="Times New Roman" w:hAnsi="Arial" w:cs="Arial"/>
+          <w:kern w:val="0"/>
+          <w14:ligatures w14:val="none"/>
+        </w:rPr>
+        <w:t>Q1</w:t>
+      </w:r>
+      <w:r>
+        <w:rPr>
+          <w:rFonts w:ascii="Arial" w:eastAsia="Times New Roman" w:hAnsi="Arial" w:cs="Arial"/>
+          <w:kern w:val="0"/>
+          <w14:ligatures w14:val="none"/>
+        </w:rPr>
+        <w:t>. Patterns that you follow for on backend:</w:t>
+      </w:r>
+    </w:p>
+    <w:p>
+      <w:pPr>
+        <w:pStyle w:val="ListParagraph"/>
+        <w:numPr>
+          <w:ilvl w:val="3"/>
+          <w:numId w:val="2"/>
+        </w:numPr>
+        <w:spacing w:before="100" w:beforeAutospacing="1" w:after="100" w:afterAutospacing="1" w:line="240" w:lineRule="auto"/>
+        <w:rPr>
+          <w:rFonts w:ascii="Arial" w:eastAsia="Times New Roman" w:hAnsi="Arial" w:cs="Arial"/>
+          <w:kern w:val="0"/>
+          <w14:ligatures w14:val="none"/>
+        </w:rPr>
+      </w:pPr>
+      <w:r>
+        <w:rPr>
+          <w:rFonts w:ascii="Arial" w:eastAsia="Times New Roman" w:hAnsi="Arial" w:cs="Arial"/>
+          <w:kern w:val="0"/>
+          <w14:ligatures w14:val="none"/>
+        </w:rPr>
+        <w:t>Validation</w:t>
+      </w:r>
+    </w:p>
+    <w:p>
+      <w:pPr>
+        <w:pStyle w:val="ListParagraph"/>
+        <w:numPr>
+          <w:ilvl w:val="3"/>
+          <w:numId w:val="2"/>
+        </w:numPr>
+        <w:spacing w:before="100" w:beforeAutospacing="1" w:after="100" w:afterAutospacing="1" w:line="240" w:lineRule="auto"/>
+        <w:rPr>
+          <w:rFonts w:ascii="Arial" w:eastAsia="Times New Roman" w:hAnsi="Arial" w:cs="Arial"/>
+          <w:kern w:val="0"/>
+          <w14:ligatures w14:val="none"/>
+        </w:rPr>
+      </w:pPr>
+      <w:r>
+        <w:rPr>
+          <w:rFonts w:ascii="Arial" w:eastAsia="Times New Roman" w:hAnsi="Arial" w:cs="Arial"/>
+          <w:kern w:val="0"/>
+          <w14:ligatures w14:val="none"/>
+        </w:rPr>
+        <w:t>Some Questions on JWT</w:t>
+      </w:r>
+    </w:p>
+    <w:p>
+      <w:pPr>
+        <w:pStyle w:val="ListParagraph"/>
+        <w:numPr>
+          <w:ilvl w:val="3"/>
+          <w:numId w:val="2"/>
+        </w:numPr>
+        <w:spacing w:before="100" w:beforeAutospacing="1" w:after="100" w:afterAutospacing="1" w:line="240" w:lineRule="auto"/>
+        <w:rPr>
+          <w:rFonts w:ascii="Arial" w:eastAsia="Times New Roman" w:hAnsi="Arial" w:cs="Arial"/>
+          <w:kern w:val="0"/>
+          <w14:ligatures w14:val="none"/>
+        </w:rPr>
+      </w:pPr>
+      <w:r>
+        <w:rPr>
+          <w:rFonts w:ascii="Arial" w:eastAsia="Times New Roman" w:hAnsi="Arial" w:cs="Arial"/>
+          <w:kern w:val="0"/>
+          <w14:ligatures w14:val="none"/>
+        </w:rPr>
+        <w:t xml:space="preserve">Diff b/w REST and </w:t>
+      </w:r>
+      <w:proofErr w:type="spellStart"/>
+      <w:r>
+        <w:rPr>
+          <w:rFonts w:ascii="Arial" w:eastAsia="Times New Roman" w:hAnsi="Arial" w:cs="Arial"/>
+          <w:kern w:val="0"/>
+          <w14:ligatures w14:val="none"/>
+        </w:rPr>
+        <w:t>GraphQL</w:t>
+      </w:r>
+      <w:proofErr w:type="spellEnd"/>
+    </w:p>
+    <w:p>
+      <w:pPr>
+        <w:pStyle w:val="ListParagraph"/>
+        <w:numPr>
+          <w:ilvl w:val="3"/>
+          <w:numId w:val="2"/>
+        </w:numPr>
+        <w:spacing w:before="100" w:beforeAutospacing="1" w:after="100" w:afterAutospacing="1" w:line="240" w:lineRule="auto"/>
+        <w:rPr>
+          <w:rFonts w:ascii="Arial" w:eastAsia="Times New Roman" w:hAnsi="Arial" w:cs="Arial"/>
+          <w:kern w:val="0"/>
+          <w14:ligatures w14:val="none"/>
+        </w:rPr>
+      </w:pPr>
+      <w:r>
+        <w:rPr>
+          <w:rFonts w:ascii="Arial" w:eastAsia="Times New Roman" w:hAnsi="Arial" w:cs="Arial"/>
+          <w:kern w:val="0"/>
+          <w14:ligatures w14:val="none"/>
+        </w:rPr>
+        <w:t xml:space="preserve">How </w:t>
+      </w:r>
+      <w:proofErr w:type="spellStart"/>
+      <w:r>
+        <w:rPr>
+          <w:rFonts w:ascii="Arial" w:eastAsia="Times New Roman" w:hAnsi="Arial" w:cs="Arial"/>
+          <w:kern w:val="0"/>
+          <w14:ligatures w14:val="none"/>
+        </w:rPr>
+        <w:t>GraphQL</w:t>
+      </w:r>
+      <w:proofErr w:type="spellEnd"/>
+      <w:r>
+        <w:rPr>
+          <w:rFonts w:ascii="Arial" w:eastAsia="Times New Roman" w:hAnsi="Arial" w:cs="Arial"/>
+          <w:kern w:val="0"/>
+          <w14:ligatures w14:val="none"/>
+        </w:rPr>
+        <w:t xml:space="preserve"> does Optimizations</w:t>
+      </w:r>
+    </w:p>
+    <w:p>
+      <w:pPr>
+        <w:pStyle w:val="ListParagraph"/>
+        <w:numPr>
+          <w:ilvl w:val="3"/>
+          <w:numId w:val="2"/>
+        </w:numPr>
+        <w:spacing w:before="100" w:beforeAutospacing="1" w:after="100" w:afterAutospacing="1" w:line="240" w:lineRule="auto"/>
+        <w:rPr>
+          <w:rFonts w:ascii="Arial" w:eastAsia="Times New Roman" w:hAnsi="Arial" w:cs="Arial"/>
+          <w:kern w:val="0"/>
+          <w14:ligatures w14:val="none"/>
+        </w:rPr>
+      </w:pPr>
+      <w:r>
+        <w:rPr>
+          <w:rFonts w:ascii="Arial" w:eastAsia="Times New Roman" w:hAnsi="Arial" w:cs="Arial"/>
+          <w:kern w:val="0"/>
+          <w14:ligatures w14:val="none"/>
+        </w:rPr>
+        <w:t>What’s an ORM</w:t>
+      </w:r>
+    </w:p>
+    <w:p>
+      <w:pPr>
+        <w:pStyle w:val="ListParagraph"/>
+        <w:numPr>
+          <w:ilvl w:val="3"/>
+          <w:numId w:val="2"/>
+        </w:numPr>
+        <w:spacing w:before="100" w:beforeAutospacing="1" w:after="100" w:afterAutospacing="1" w:line="240" w:lineRule="auto"/>
+        <w:rPr>
+          <w:rFonts w:ascii="Arial" w:eastAsia="Times New Roman" w:hAnsi="Arial" w:cs="Arial"/>
+          <w:kern w:val="0"/>
+          <w14:ligatures w14:val="none"/>
+        </w:rPr>
+      </w:pPr>
+      <w:r>
+        <w:rPr>
+          <w:rFonts w:ascii="Arial" w:eastAsia="Times New Roman" w:hAnsi="Arial" w:cs="Arial"/>
+          <w:kern w:val="0"/>
+          <w14:ligatures w14:val="none"/>
+        </w:rPr>
+        <w:t>What is Prisma</w:t>
+      </w:r>
+    </w:p>
+    <w:p>
+      <w:pPr>
+        <w:pStyle w:val="ListParagraph"/>
+        <w:numPr>
+          <w:ilvl w:val="3"/>
+          <w:numId w:val="2"/>
+        </w:numPr>
+        <w:spacing w:before="100" w:beforeAutospacing="1" w:after="100" w:afterAutospacing="1" w:line="240" w:lineRule="auto"/>
+        <w:rPr>
+          <w:rFonts w:ascii="Arial" w:eastAsia="Times New Roman" w:hAnsi="Arial" w:cs="Arial"/>
+          <w:kern w:val="0"/>
+          <w14:ligatures w14:val="none"/>
+        </w:rPr>
+      </w:pPr>
+      <w:r>
+        <w:rPr>
+          <w:rFonts w:ascii="Arial" w:eastAsia="Times New Roman" w:hAnsi="Arial" w:cs="Arial"/>
+          <w:kern w:val="0"/>
+          <w14:ligatures w14:val="none"/>
+        </w:rPr>
+        <w:t>How to initialize Prisma</w:t>
+      </w:r>
+    </w:p>
+    <w:p>
+      <w:pPr>
+        <w:pStyle w:val="ListParagraph"/>
+        <w:numPr>
+          <w:ilvl w:val="3"/>
+          <w:numId w:val="2"/>
+        </w:numPr>
+        <w:spacing w:before="100" w:beforeAutospacing="1" w:after="100" w:afterAutospacing="1" w:line="240" w:lineRule="auto"/>
+        <w:rPr>
+          <w:rFonts w:ascii="Arial" w:eastAsia="Times New Roman" w:hAnsi="Arial" w:cs="Arial"/>
+          <w:kern w:val="0"/>
+          <w14:ligatures w14:val="none"/>
+        </w:rPr>
+      </w:pPr>
+      <w:r>
+        <w:rPr>
+          <w:rFonts w:ascii="Arial" w:eastAsia="Times New Roman" w:hAnsi="Arial" w:cs="Arial"/>
+          <w:kern w:val="0"/>
+          <w14:ligatures w14:val="none"/>
+        </w:rPr>
+        <w:lastRenderedPageBreak/>
+        <w:t>Explain MongoDB indexes</w:t>
+      </w:r>
+    </w:p>
+    <w:p>
+      <w:pPr>
+        <w:pStyle w:val="ListParagraph"/>
+        <w:numPr>
+          <w:ilvl w:val="0"/>
+          <w:numId w:val="1"/>
+        </w:numPr>
+        <w:spacing w:before="100" w:beforeAutospacing="1" w:after="100" w:afterAutospacing="1" w:line="240" w:lineRule="auto"/>
+        <w:rPr>
+          <w:rFonts w:ascii="Arial" w:eastAsia="Times New Roman" w:hAnsi="Arial" w:cs="Arial"/>
+          <w:kern w:val="0"/>
+          <w14:ligatures w14:val="none"/>
+        </w:rPr>
+      </w:pPr>
+      <w:proofErr w:type="spellStart"/>
+      <w:r>
+        <w:rPr>
+          <w:rFonts w:ascii="Arial" w:eastAsia="Times New Roman" w:hAnsi="Arial" w:cs="Arial"/>
+          <w:kern w:val="0"/>
+          <w14:ligatures w14:val="none"/>
+        </w:rPr>
+        <w:t>i</w:t>
+      </w:r>
+      <w:proofErr w:type="spellEnd"/>
+      <w:r>
+        <w:rPr>
+          <w:rFonts w:ascii="Arial" w:eastAsia="Times New Roman" w:hAnsi="Arial" w:cs="Arial"/>
+          <w:kern w:val="0"/>
+          <w14:ligatures w14:val="none"/>
+        </w:rPr>
+        <w:t>) Validation:</w:t>
+      </w:r>
+      <w:r>
+        <w:rPr>
+          <w:rFonts w:ascii="Arial" w:eastAsia="Times New Roman" w:hAnsi="Arial" w:cs="Arial"/>
+          <w:kern w:val="0"/>
+          <w14:ligatures w14:val="none"/>
+        </w:rPr>
+        <w:br/>
+        <w:t xml:space="preserve">We do validation using </w:t>
+      </w:r>
+      <w:proofErr w:type="spellStart"/>
+      <w:r>
+        <w:rPr>
+          <w:rFonts w:ascii="Arial" w:eastAsia="Times New Roman" w:hAnsi="Arial" w:cs="Arial"/>
+          <w:kern w:val="0"/>
+          <w14:ligatures w14:val="none"/>
+        </w:rPr>
+        <w:t>zod</w:t>
+      </w:r>
+      <w:proofErr w:type="spellEnd"/>
+    </w:p>
+    <w:p>
+      <w:pPr>
+        <w:pStyle w:val="ListParagraph"/>
+        <w:spacing w:before="100" w:beforeAutospacing="1" w:after="100" w:afterAutospacing="1" w:line="240" w:lineRule="auto"/>
+        <w:rPr>
+          <w:rFonts w:ascii="Arial" w:eastAsia="Times New Roman" w:hAnsi="Arial" w:cs="Arial"/>
+          <w:kern w:val="0"/>
+          <w14:ligatures w14:val="none"/>
+        </w:rPr>
+      </w:pPr>
+      <w:r>
+        <w:rPr>
+          <w:rFonts w:ascii="Arial" w:eastAsia="Times New Roman" w:hAnsi="Arial" w:cs="Arial"/>
+          <w:kern w:val="0"/>
+          <w14:ligatures w14:val="none"/>
+        </w:rPr>
+        <w:t xml:space="preserve">ii) </w:t>
+      </w:r>
     </w:p>
     <w:sectPr>
       <w:pgSz w:w="12240" w:h="15840"/>
@@ -4761,7 +6959,7 @@
   <w:abstractNum w:abstractNumId="2" w15:restartNumberingAfterBreak="0">
     <w:nsid w:val="5CC669B5"/>
     <w:multiLevelType w:val="multilevel"/>
-    <w:tmpl w:val="3B0E142E"/>
+    <w:tmpl w:val="1C68499A"/>
     <w:lvl w:ilvl="0">
       <w:start w:val="1"/>
       <w:numFmt w:val="decimal"/>
@@ -4801,17 +6999,17 @@
         <w:rFonts w:ascii="Wingdings" w:eastAsiaTheme="minorHAnsi" w:hAnsi="Wingdings" w:cstheme="minorBidi" w:hint="default"/>
       </w:rPr>
     </w:lvl>
-    <w:lvl w:ilvl="3" w:tentative="1">
+    <w:lvl w:ilvl="3">
       <w:start w:val="1"/>
-      <w:numFmt w:val="decimal"/>
-      <w:lvlText w:val="%4."/>
+      <w:numFmt w:val="lowerRoman"/>
+      <w:lvlText w:val="%4)"/>
       <w:lvlJc w:val="left"/>
       <w:pPr>
-        <w:tabs>
-          <w:tab w:val="num" w:pos="2880"/>
-        </w:tabs>
-        <w:ind w:left="2880" w:hanging="360"/>
-      </w:pPr>
+        <w:ind w:left="3240" w:hanging="720"/>
+      </w:pPr>
+      <w:rPr>
+        <w:rFonts w:hint="default"/>
+      </w:rPr>
     </w:lvl>
     <w:lvl w:ilvl="4" w:tentative="1">
       <w:start w:val="1"/>
@@ -4875,6 +7073,155 @@
     </w:lvl>
   </w:abstractNum>
   <w:abstractNum w:abstractNumId="3" w15:restartNumberingAfterBreak="0">
+    <w:nsid w:val="6DCA3835"/>
+    <w:multiLevelType w:val="multilevel"/>
+    <w:tmpl w:val="15468F88"/>
+    <w:lvl w:ilvl="0">
+      <w:start w:val="1"/>
+      <w:numFmt w:val="bullet"/>
+      <w:lvlText w:val=""/>
+      <w:lvlJc w:val="left"/>
+      <w:pPr>
+        <w:tabs>
+          <w:tab w:val="num" w:pos="720"/>
+        </w:tabs>
+        <w:ind w:left="720" w:hanging="360"/>
+      </w:pPr>
+      <w:rPr>
+        <w:rFonts w:ascii="Symbol" w:hAnsi="Symbol" w:hint="default"/>
+        <w:sz w:val="20"/>
+      </w:rPr>
+    </w:lvl>
+    <w:lvl w:ilvl="1" w:tentative="1">
+      <w:start w:val="1"/>
+      <w:numFmt w:val="bullet"/>
+      <w:lvlText w:val="o"/>
+      <w:lvlJc w:val="left"/>
+      <w:pPr>
+        <w:tabs>
+          <w:tab w:val="num" w:pos="1440"/>
+        </w:tabs>
+        <w:ind w:left="1440" w:hanging="360"/>
+      </w:pPr>
+      <w:rPr>
+        <w:rFonts w:ascii="Courier New" w:hAnsi="Courier New" w:hint="default"/>
+        <w:sz w:val="20"/>
+      </w:rPr>
+    </w:lvl>
+    <w:lvl w:ilvl="2" w:tentative="1">
+      <w:start w:val="1"/>
+      <w:numFmt w:val="bullet"/>
+      <w:lvlText w:val=""/>
+      <w:lvlJc w:val="left"/>
+      <w:pPr>
+        <w:tabs>
+          <w:tab w:val="num" w:pos="2160"/>
+        </w:tabs>
+        <w:ind w:left="2160" w:hanging="360"/>
+      </w:pPr>
+      <w:rPr>
+        <w:rFonts w:ascii="Wingdings" w:hAnsi="Wingdings" w:hint="default"/>
+        <w:sz w:val="20"/>
+      </w:rPr>
+    </w:lvl>
+    <w:lvl w:ilvl="3" w:tentative="1">
+      <w:start w:val="1"/>
+      <w:numFmt w:val="bullet"/>
+      <w:lvlText w:val=""/>
+      <w:lvlJc w:val="left"/>
+      <w:pPr>
+        <w:tabs>
+          <w:tab w:val="num" w:pos="2880"/>
+        </w:tabs>
+        <w:ind w:left="2880" w:hanging="360"/>
+      </w:pPr>
+      <w:rPr>
+        <w:rFonts w:ascii="Wingdings" w:hAnsi="Wingdings" w:hint="default"/>
+        <w:sz w:val="20"/>
+      </w:rPr>
+    </w:lvl>
+    <w:lvl w:ilvl="4" w:tentative="1">
+      <w:start w:val="1"/>
+      <w:numFmt w:val="bullet"/>
+      <w:lvlText w:val=""/>
+      <w:lvlJc w:val="left"/>
+      <w:pPr>
+        <w:tabs>
+          <w:tab w:val="num" w:pos="3600"/>
+        </w:tabs>
+        <w:ind w:left="3600" w:hanging="360"/>
+      </w:pPr>
+      <w:rPr>
+        <w:rFonts w:ascii="Wingdings" w:hAnsi="Wingdings" w:hint="default"/>
+        <w:sz w:val="20"/>
+      </w:rPr>
+    </w:lvl>
+    <w:lvl w:ilvl="5" w:tentative="1">
+      <w:start w:val="1"/>
+      <w:numFmt w:val="bullet"/>
+      <w:lvlText w:val=""/>
+      <w:lvlJc w:val="left"/>
+      <w:pPr>
+        <w:tabs>
+          <w:tab w:val="num" w:pos="4320"/>
+        </w:tabs>
+        <w:ind w:left="4320" w:hanging="360"/>
+      </w:pPr>
+      <w:rPr>
+        <w:rFonts w:ascii="Wingdings" w:hAnsi="Wingdings" w:hint="default"/>
+        <w:sz w:val="20"/>
+      </w:rPr>
+    </w:lvl>
+    <w:lvl w:ilvl="6" w:tentative="1">
+      <w:start w:val="1"/>
+      <w:numFmt w:val="bullet"/>
+      <w:lvlText w:val=""/>
+      <w:lvlJc w:val="left"/>
+      <w:pPr>
+        <w:tabs>
+          <w:tab w:val="num" w:pos="5040"/>
+        </w:tabs>
+        <w:ind w:left="5040" w:hanging="360"/>
+      </w:pPr>
+      <w:rPr>
+        <w:rFonts w:ascii="Wingdings" w:hAnsi="Wingdings" w:hint="default"/>
+        <w:sz w:val="20"/>
+      </w:rPr>
+    </w:lvl>
+    <w:lvl w:ilvl="7" w:tentative="1">
+      <w:start w:val="1"/>
+      <w:numFmt w:val="bullet"/>
+      <w:lvlText w:val=""/>
+      <w:lvlJc w:val="left"/>
+      <w:pPr>
+        <w:tabs>
+          <w:tab w:val="num" w:pos="5760"/>
+        </w:tabs>
+        <w:ind w:left="5760" w:hanging="360"/>
+      </w:pPr>
+      <w:rPr>
+        <w:rFonts w:ascii="Wingdings" w:hAnsi="Wingdings" w:hint="default"/>
+        <w:sz w:val="20"/>
+      </w:rPr>
+    </w:lvl>
+    <w:lvl w:ilvl="8" w:tentative="1">
+      <w:start w:val="1"/>
+      <w:numFmt w:val="bullet"/>
+      <w:lvlText w:val=""/>
+      <w:lvlJc w:val="left"/>
+      <w:pPr>
+        <w:tabs>
+          <w:tab w:val="num" w:pos="6480"/>
+        </w:tabs>
+        <w:ind w:left="6480" w:hanging="360"/>
+      </w:pPr>
+      <w:rPr>
+        <w:rFonts w:ascii="Wingdings" w:hAnsi="Wingdings" w:hint="default"/>
+        <w:sz w:val="20"/>
+      </w:rPr>
+    </w:lvl>
+  </w:abstractNum>
+  <w:abstractNum w:abstractNumId="4" w15:restartNumberingAfterBreak="0">
     <w:nsid w:val="7DEA5760"/>
     <w:multiLevelType w:val="hybridMultilevel"/>
     <w:tmpl w:val="A0208386"/>
@@ -4889,7 +7236,7 @@
         <w:rFonts w:ascii="Wingdings" w:eastAsiaTheme="minorHAnsi" w:hAnsi="Wingdings" w:cstheme="minorBidi" w:hint="default"/>
       </w:rPr>
     </w:lvl>
-    <w:lvl w:ilvl="1" w:tplc="04090003" w:tentative="1">
+    <w:lvl w:ilvl="1" w:tplc="04090003">
       <w:start w:val="1"/>
       <w:numFmt w:val="bullet"/>
       <w:lvlText w:val="o"/>
@@ -4987,7 +7334,7 @@
     </w:lvl>
   </w:abstractNum>
   <w:num w:numId="1" w16cid:durableId="51278274">
-    <w:abstractNumId w:val="3"/>
+    <w:abstractNumId w:val="4"/>
   </w:num>
   <w:num w:numId="2" w16cid:durableId="1899439106">
     <w:abstractNumId w:val="2"/>
@@ -4997,6 +7344,9 @@
   </w:num>
   <w:num w:numId="4" w16cid:durableId="1577781674">
     <w:abstractNumId w:val="0"/>
+  </w:num>
+  <w:num w:numId="5" w16cid:durableId="1543859483">
+    <w:abstractNumId w:val="3"/>
   </w:num>
 </w:numbering>
 </file>
@@ -5951,6 +8301,30 @@
       <w:rFonts w:ascii="Times New Roman" w:hAnsi="Times New Roman" w:cs="Times New Roman"/>
     </w:rPr>
   </w:style>
+  <w:style w:type="character" w:styleId="HTMLCode">
+    <w:name w:val="HTML Code"/>
+    <w:basedOn w:val="DefaultParagraphFont"/>
+    <w:uiPriority w:val="99"/>
+    <w:semiHidden/>
+    <w:unhideWhenUsed/>
+    <w:rsid w:val="00ED592F"/>
+    <w:rPr>
+      <w:rFonts w:ascii="Courier New" w:eastAsia="Times New Roman" w:hAnsi="Courier New" w:cs="Courier New"/>
+      <w:sz w:val="20"/>
+      <w:szCs w:val="20"/>
+    </w:rPr>
+  </w:style>
+  <w:style w:type="character" w:styleId="Strong">
+    <w:name w:val="Strong"/>
+    <w:basedOn w:val="DefaultParagraphFont"/>
+    <w:uiPriority w:val="22"/>
+    <w:qFormat/>
+    <w:rsid w:val="00ED592F"/>
+    <w:rPr>
+      <w:b/>
+      <w:bCs/>
+    </w:rPr>
+  </w:style>
 </w:styles>
 </file>
 
